--- a/pmf/templates/PMF_Template_With_vector_DB.docx
+++ b/pmf/templates/PMF_Template_With_vector_DB.docx
@@ -214,11 +214,10 @@
           <w:szCs w:val="28"/>
           <w:lang w:val="en-IN"/>
         </w:rPr>
-        <w:t>Relationship between [Site Name] and Thermo Fisher Scientific Inc.</w:t>
-      </w:r>
-    </w:p>
-    <w:p>
-      <w:pPr>
+        <w:t xml:space="preserve">Relationship between [Site Name] and </w:t>
+      </w:r>
+      <w:proofErr w:type="spellStart"/>
+      <w:r>
         <w:rPr>
           <w:rFonts w:ascii="Aptos" w:eastAsia="Aptos" w:hAnsi="Aptos" w:cs="Aptos"/>
           <w:color w:val="000000" w:themeColor="text1"/>
@@ -226,7 +225,9 @@
           <w:szCs w:val="28"/>
           <w:lang w:val="en-IN"/>
         </w:rPr>
-      </w:pPr>
+        <w:t>Thermo</w:t>
+      </w:r>
+      <w:proofErr w:type="spellEnd"/>
       <w:r>
         <w:rPr>
           <w:rFonts w:ascii="Aptos" w:eastAsia="Aptos" w:hAnsi="Aptos" w:cs="Aptos"/>
@@ -235,7 +236,7 @@
           <w:szCs w:val="28"/>
           <w:lang w:val="en-IN"/>
         </w:rPr>
-        <w:t>Registration details for all sites</w:t>
+        <w:t xml:space="preserve"> Fisher Scientific Inc.</w:t>
       </w:r>
     </w:p>
     <w:p>
@@ -256,7 +257,7 @@
           <w:szCs w:val="28"/>
           <w:lang w:val="en-IN"/>
         </w:rPr>
-        <w:t>Quality Management System (QMS)</w:t>
+        <w:t>Registration details for all sites</w:t>
       </w:r>
     </w:p>
     <w:p>
@@ -277,7 +278,7 @@
           <w:szCs w:val="28"/>
           <w:lang w:val="en-IN"/>
         </w:rPr>
-        <w:t>Address</w:t>
+        <w:t>Quality Management System (QMS)</w:t>
       </w:r>
     </w:p>
     <w:p>
@@ -298,7 +299,7 @@
           <w:szCs w:val="28"/>
           <w:lang w:val="en-IN"/>
         </w:rPr>
-        <w:t>**Note:** Ensure corresponding details are listed in the same structure. Do not add any subheadings other than 'Legal Manufacturer Address:' and 'Manufacturing Site Address:' under the Address section.”</w:t>
+        <w:t>Address</w:t>
       </w:r>
     </w:p>
     <w:p>
@@ -319,7 +320,7 @@
           <w:szCs w:val="28"/>
           <w:lang w:val="en-IN"/>
         </w:rPr>
-        <w:t>Required sections:</w:t>
+        <w:t>**Note:** Ensure corresponding details are listed in the same structure. Do not add any subheadings other than 'Legal Manufacturer Address:' and 'Manufacturing Site Address:' under the Address section.”</w:t>
       </w:r>
     </w:p>
     <w:p>
@@ -340,7 +341,7 @@
           <w:szCs w:val="28"/>
           <w:lang w:val="en-IN"/>
         </w:rPr>
-        <w:t>• Company overview and mission of Thermo Fisher Scientific Inc.</w:t>
+        <w:t>Required sections:</w:t>
       </w:r>
     </w:p>
     <w:p>
@@ -361,11 +362,10 @@
           <w:szCs w:val="28"/>
           <w:lang w:val="en-IN"/>
         </w:rPr>
-        <w:t>• Relationship between [Site Name] and Thermo Fisher Scientific Inc.</w:t>
-      </w:r>
-    </w:p>
-    <w:p>
-      <w:pPr>
+        <w:t xml:space="preserve">• Company overview and mission of </w:t>
+      </w:r>
+      <w:proofErr w:type="spellStart"/>
+      <w:r>
         <w:rPr>
           <w:rFonts w:ascii="Aptos" w:eastAsia="Aptos" w:hAnsi="Aptos" w:cs="Aptos"/>
           <w:color w:val="000000" w:themeColor="text1"/>
@@ -373,7 +373,9 @@
           <w:szCs w:val="28"/>
           <w:lang w:val="en-IN"/>
         </w:rPr>
-      </w:pPr>
+        <w:t>Thermo</w:t>
+      </w:r>
+      <w:proofErr w:type="spellEnd"/>
       <w:r>
         <w:rPr>
           <w:rFonts w:ascii="Aptos" w:eastAsia="Aptos" w:hAnsi="Aptos" w:cs="Aptos"/>
@@ -382,7 +384,7 @@
           <w:szCs w:val="28"/>
           <w:lang w:val="en-IN"/>
         </w:rPr>
-        <w:t>• Registration details: Extract the site name, legal entity name, and registration number exactly as they appear in the text. Include registration number if present. Give the information in paragraph form.</w:t>
+        <w:t xml:space="preserve"> Fisher Scientific Inc.</w:t>
       </w:r>
     </w:p>
     <w:p>
@@ -403,8 +405,9 @@
           <w:szCs w:val="28"/>
           <w:lang w:val="en-IN"/>
         </w:rPr>
-        <w:t xml:space="preserve">• Quality Management System (QMS) at [Site Name] site: Include only whether the QMS is established, implemented, maintained, and its </w:t>
-      </w:r>
+        <w:t xml:space="preserve">• Relationship between [Site Name] and </w:t>
+      </w:r>
+      <w:proofErr w:type="spellStart"/>
       <w:r>
         <w:rPr>
           <w:rFonts w:ascii="Aptos" w:eastAsia="Aptos" w:hAnsi="Aptos" w:cs="Aptos"/>
@@ -413,6 +416,69 @@
           <w:szCs w:val="28"/>
           <w:lang w:val="en-IN"/>
         </w:rPr>
+        <w:t>Thermo</w:t>
+      </w:r>
+      <w:proofErr w:type="spellEnd"/>
+      <w:r>
+        <w:rPr>
+          <w:rFonts w:ascii="Aptos" w:eastAsia="Aptos" w:hAnsi="Aptos" w:cs="Aptos"/>
+          <w:color w:val="000000" w:themeColor="text1"/>
+          <w:sz w:val="28"/>
+          <w:szCs w:val="28"/>
+          <w:lang w:val="en-IN"/>
+        </w:rPr>
+        <w:t xml:space="preserve"> Fisher Scientific Inc.</w:t>
+      </w:r>
+    </w:p>
+    <w:p>
+      <w:pPr>
+        <w:rPr>
+          <w:rFonts w:ascii="Aptos" w:eastAsia="Aptos" w:hAnsi="Aptos" w:cs="Aptos"/>
+          <w:color w:val="000000" w:themeColor="text1"/>
+          <w:sz w:val="28"/>
+          <w:szCs w:val="28"/>
+          <w:lang w:val="en-IN"/>
+        </w:rPr>
+      </w:pPr>
+      <w:r>
+        <w:rPr>
+          <w:rFonts w:ascii="Aptos" w:eastAsia="Aptos" w:hAnsi="Aptos" w:cs="Aptos"/>
+          <w:color w:val="000000" w:themeColor="text1"/>
+          <w:sz w:val="28"/>
+          <w:szCs w:val="28"/>
+          <w:lang w:val="en-IN"/>
+        </w:rPr>
+        <w:t>• Registration details: Extract the site name, legal entity name, and registration number exactly as they appear in the text. Include registration number if present. Give the information in paragraph form.</w:t>
+      </w:r>
+    </w:p>
+    <w:p>
+      <w:pPr>
+        <w:rPr>
+          <w:rFonts w:ascii="Aptos" w:eastAsia="Aptos" w:hAnsi="Aptos" w:cs="Aptos"/>
+          <w:color w:val="000000" w:themeColor="text1"/>
+          <w:sz w:val="28"/>
+          <w:szCs w:val="28"/>
+          <w:lang w:val="en-IN"/>
+        </w:rPr>
+      </w:pPr>
+      <w:r>
+        <w:rPr>
+          <w:rFonts w:ascii="Aptos" w:eastAsia="Aptos" w:hAnsi="Aptos" w:cs="Aptos"/>
+          <w:color w:val="000000" w:themeColor="text1"/>
+          <w:sz w:val="28"/>
+          <w:szCs w:val="28"/>
+          <w:lang w:val="en-IN"/>
+        </w:rPr>
+        <w:t xml:space="preserve">• Quality Management System (QMS) at [Site Name] site: Include only whether the QMS is established, implemented, maintained, and its </w:t>
+      </w:r>
+      <w:r>
+        <w:rPr>
+          <w:rFonts w:ascii="Aptos" w:eastAsia="Aptos" w:hAnsi="Aptos" w:cs="Aptos"/>
+          <w:color w:val="000000" w:themeColor="text1"/>
+          <w:sz w:val="28"/>
+          <w:szCs w:val="28"/>
+          <w:lang w:val="en-IN"/>
+        </w:rPr>
         <w:lastRenderedPageBreak/>
         <w:t>effectiveness is continually improved in accordance with the respective standards. Do not include additional details (documentation, training, manuals, processes).</w:t>
       </w:r>
@@ -477,11 +543,10 @@
           <w:szCs w:val="28"/>
           <w:lang w:val="en-IN"/>
         </w:rPr>
-        <w:t>Extract only the complete postal addresses for the legal manufacturer and manufacturing site locations exactly as they appear in the text.Use the following format:</w:t>
-      </w:r>
-    </w:p>
-    <w:p>
-      <w:pPr>
+        <w:t xml:space="preserve">Extract only the complete postal addresses for the legal manufacturer and manufacturing site locations exactly as they appear in the </w:t>
+      </w:r>
+      <w:proofErr w:type="spellStart"/>
+      <w:r>
         <w:rPr>
           <w:rFonts w:ascii="Aptos" w:eastAsia="Aptos" w:hAnsi="Aptos" w:cs="Aptos"/>
           <w:color w:val="000000" w:themeColor="text1"/>
@@ -489,7 +554,9 @@
           <w:szCs w:val="28"/>
           <w:lang w:val="en-IN"/>
         </w:rPr>
-      </w:pPr>
+        <w:t>text.Use</w:t>
+      </w:r>
+      <w:proofErr w:type="spellEnd"/>
       <w:r>
         <w:rPr>
           <w:rFonts w:ascii="Aptos" w:eastAsia="Aptos" w:hAnsi="Aptos" w:cs="Aptos"/>
@@ -498,7 +565,7 @@
           <w:szCs w:val="28"/>
           <w:lang w:val="en-IN"/>
         </w:rPr>
-        <w:t>Address:</w:t>
+        <w:t xml:space="preserve"> the following format:</w:t>
       </w:r>
     </w:p>
     <w:p>
@@ -519,7 +586,7 @@
           <w:szCs w:val="28"/>
           <w:lang w:val="en-IN"/>
         </w:rPr>
-        <w:t>Legal Manufacturer Address:</w:t>
+        <w:t>Address:</w:t>
       </w:r>
     </w:p>
     <w:p>
@@ -540,7 +607,7 @@
           <w:szCs w:val="28"/>
           <w:lang w:val="en-IN"/>
         </w:rPr>
-        <w:t>[details as in text]</w:t>
+        <w:t>Legal Manufacturer Address:</w:t>
       </w:r>
     </w:p>
     <w:p>
@@ -561,7 +628,7 @@
           <w:szCs w:val="28"/>
           <w:lang w:val="en-IN"/>
         </w:rPr>
-        <w:t>Manufacturing Site Address:</w:t>
+        <w:t>[details as in text]</w:t>
       </w:r>
     </w:p>
     <w:p>
@@ -582,7 +649,7 @@
           <w:szCs w:val="28"/>
           <w:lang w:val="en-IN"/>
         </w:rPr>
-        <w:t>[details as in text]</w:t>
+        <w:t>Manufacturing Site Address:</w:t>
       </w:r>
     </w:p>
     <w:p>
@@ -603,7 +670,7 @@
           <w:szCs w:val="28"/>
           <w:lang w:val="en-IN"/>
         </w:rPr>
-        <w:t>**Note: **If both Legal and Manufacturing site addresses are the same, use this wording instead:</w:t>
+        <w:t>[details as in text]</w:t>
       </w:r>
     </w:p>
     <w:p>
@@ -624,7 +691,7 @@
           <w:szCs w:val="28"/>
           <w:lang w:val="en-IN"/>
         </w:rPr>
-        <w:t>“Legal and Manufacturing site address is as follows:” followed by the address.</w:t>
+        <w:t>**Note: **If both Legal and Manufacturing site addresses are the same, use this wording instead:</w:t>
       </w:r>
     </w:p>
     <w:p>
@@ -645,7 +712,7 @@
           <w:szCs w:val="28"/>
           <w:lang w:val="en-IN"/>
         </w:rPr>
-        <w:t>If they differ, present them separately under the two allowed subheadings.</w:t>
+        <w:t>“Legal and Manufacturing site address is as follows:” followed by the address.</w:t>
       </w:r>
     </w:p>
     <w:p>
@@ -666,7 +733,7 @@
           <w:szCs w:val="28"/>
           <w:lang w:val="en-IN"/>
         </w:rPr>
-        <w:t>Formatting Instructions:</w:t>
+        <w:t>If they differ, present them separately under the two allowed subheadings.</w:t>
       </w:r>
     </w:p>
     <w:p>
@@ -687,7 +754,7 @@
           <w:szCs w:val="28"/>
           <w:lang w:val="en-IN"/>
         </w:rPr>
-        <w:t>• Add the main heading: **1.0 GENERAL INFORMATION: **</w:t>
+        <w:t>Formatting Instructions:</w:t>
       </w:r>
     </w:p>
     <w:p>
@@ -708,7 +775,7 @@
           <w:szCs w:val="28"/>
           <w:lang w:val="en-IN"/>
         </w:rPr>
-        <w:t>• Add the sub-heading: **1.1 Brief information on the site:**</w:t>
+        <w:t>• Add the main heading: **1.0 GENERAL INFORMATION: **</w:t>
       </w:r>
     </w:p>
     <w:p>
@@ -729,7 +796,7 @@
           <w:szCs w:val="28"/>
           <w:lang w:val="en-IN"/>
         </w:rPr>
-        <w:t>• Under Address, include only the two subheadings listed above.</w:t>
+        <w:t>• Add the sub-heading: **1.1 Brief information on the site:**</w:t>
       </w:r>
     </w:p>
     <w:p>
@@ -750,7 +817,7 @@
           <w:szCs w:val="28"/>
           <w:lang w:val="en-IN"/>
         </w:rPr>
-        <w:t>• Do not create any other subheadings elsewhere.</w:t>
+        <w:t>• Under Address, include only the two subheadings listed above.</w:t>
       </w:r>
     </w:p>
     <w:p>
@@ -771,15 +838,13 @@
           <w:szCs w:val="28"/>
           <w:lang w:val="en-IN"/>
         </w:rPr>
-        <w:t>• Copy addresses exactly as written in the text, preserving prefixes (e.g., “D - 63505”), punctuation, and spacing.</w:t>
-      </w:r>
-    </w:p>
-    <w:p>
-      <w:pPr>
-        <w:rPr>
-          <w:rFonts w:ascii="Aptos" w:eastAsia="Aptos" w:hAnsi="Aptos" w:cs="Aptos"/>
-          <w:b/>
-          <w:bCs/>
+        <w:t>• Do not create any other subheadings elsewhere.</w:t>
+      </w:r>
+    </w:p>
+    <w:p>
+      <w:pPr>
+        <w:rPr>
+          <w:rFonts w:ascii="Aptos" w:eastAsia="Aptos" w:hAnsi="Aptos" w:cs="Aptos"/>
           <w:color w:val="000000" w:themeColor="text1"/>
           <w:sz w:val="28"/>
           <w:szCs w:val="28"/>
@@ -794,39 +859,128 @@
           <w:szCs w:val="28"/>
           <w:lang w:val="en-IN"/>
         </w:rPr>
-        <w:lastRenderedPageBreak/>
-        <w:t>@! Find the document that provides Thermo Fisher Scientific company overview, mission, site relationships, registration details, Quality Management System (QMS) scope, policies, legal and manufacturing site addresses especially concerning medical devices.</w:t>
-      </w:r>
-    </w:p>
-    <w:p>
-      <w:pPr>
-        <w:rPr>
-          <w:color w:val="000000" w:themeColor="text1"/>
-        </w:rPr>
-      </w:pPr>
-    </w:p>
-    <w:p>
-      <w:pPr>
-        <w:spacing w:line="257" w:lineRule="auto"/>
-        <w:jc w:val="both"/>
-        <w:rPr>
-          <w:rFonts w:ascii="Aptos" w:eastAsia="Aptos" w:hAnsi="Aptos" w:cs="Aptos"/>
-          <w:b/>
-          <w:bCs/>
+        <w:t>• Copy addresses exactly as written in the text, preserving prefixes (e.g., “D - 63505”), punctuation, and spacing.</w:t>
+      </w:r>
+    </w:p>
+    <w:p>
+      <w:pPr>
+        <w:rPr>
+          <w:rFonts w:ascii="Aptos" w:eastAsia="Aptos" w:hAnsi="Aptos" w:cs="Aptos"/>
           <w:color w:val="000000" w:themeColor="text1"/>
           <w:sz w:val="28"/>
           <w:szCs w:val="28"/>
-        </w:rPr>
-      </w:pPr>
-      <w:r>
-        <w:rPr>
-          <w:rFonts w:ascii="Aptos" w:eastAsia="Aptos" w:hAnsi="Aptos" w:cs="Aptos"/>
-          <w:b/>
-          <w:bCs/>
+          <w:lang w:val="en-IN"/>
+        </w:rPr>
+      </w:pPr>
+    </w:p>
+    <w:p>
+      <w:pPr>
+        <w:rPr>
+          <w:rFonts w:ascii="Aptos" w:eastAsia="Aptos" w:hAnsi="Aptos" w:cs="Aptos"/>
+          <w:i/>
+          <w:iCs/>
           <w:color w:val="000000" w:themeColor="text1"/>
           <w:sz w:val="28"/>
           <w:szCs w:val="28"/>
         </w:rPr>
+      </w:pPr>
+      <w:r>
+        <w:rPr>
+          <w:rFonts w:ascii="Aptos" w:eastAsia="Aptos" w:hAnsi="Aptos" w:cs="Aptos"/>
+          <w:i/>
+          <w:iCs/>
+          <w:color w:val="000000" w:themeColor="text1"/>
+          <w:sz w:val="28"/>
+          <w:szCs w:val="28"/>
+        </w:rPr>
+        <w:t>If a fact is not present in the provided context, write: [To be confirmed by site]. Do not infer or assume.</w:t>
+      </w:r>
+    </w:p>
+    <w:p>
+      <w:pPr>
+        <w:rPr>
+          <w:rFonts w:ascii="Aptos" w:eastAsia="Aptos" w:hAnsi="Aptos" w:cs="Aptos"/>
+          <w:color w:val="000000" w:themeColor="text1"/>
+          <w:sz w:val="28"/>
+          <w:szCs w:val="28"/>
+          <w:lang w:val="en-IN"/>
+        </w:rPr>
+      </w:pPr>
+    </w:p>
+    <w:p>
+      <w:pPr>
+        <w:rPr>
+          <w:rFonts w:ascii="Aptos" w:eastAsia="Aptos" w:hAnsi="Aptos" w:cs="Aptos"/>
+          <w:b/>
+          <w:bCs/>
+          <w:color w:val="000000" w:themeColor="text1"/>
+          <w:sz w:val="28"/>
+          <w:szCs w:val="28"/>
+          <w:lang w:val="en-IN"/>
+        </w:rPr>
+      </w:pPr>
+      <w:r>
+        <w:rPr>
+          <w:rFonts w:ascii="Aptos" w:eastAsia="Aptos" w:hAnsi="Aptos" w:cs="Aptos"/>
+          <w:color w:val="000000" w:themeColor="text1"/>
+          <w:sz w:val="28"/>
+          <w:szCs w:val="28"/>
+          <w:lang w:val="en-IN"/>
+        </w:rPr>
+        <w:t xml:space="preserve">@! Find the document that provides </w:t>
+      </w:r>
+      <w:proofErr w:type="spellStart"/>
+      <w:r>
+        <w:rPr>
+          <w:rFonts w:ascii="Aptos" w:eastAsia="Aptos" w:hAnsi="Aptos" w:cs="Aptos"/>
+          <w:color w:val="000000" w:themeColor="text1"/>
+          <w:sz w:val="28"/>
+          <w:szCs w:val="28"/>
+          <w:lang w:val="en-IN"/>
+        </w:rPr>
+        <w:t>Thermo</w:t>
+      </w:r>
+      <w:proofErr w:type="spellEnd"/>
+      <w:r>
+        <w:rPr>
+          <w:rFonts w:ascii="Aptos" w:eastAsia="Aptos" w:hAnsi="Aptos" w:cs="Aptos"/>
+          <w:color w:val="000000" w:themeColor="text1"/>
+          <w:sz w:val="28"/>
+          <w:szCs w:val="28"/>
+          <w:lang w:val="en-IN"/>
+        </w:rPr>
+        <w:t xml:space="preserve"> Fisher Scientific company overview, mission, site relationships, registration details, Quality Management System (QMS) scope, policies, legal and manufacturing site addresses especially concerning medical devices.</w:t>
+      </w:r>
+    </w:p>
+    <w:p>
+      <w:pPr>
+        <w:rPr>
+          <w:color w:val="000000" w:themeColor="text1"/>
+        </w:rPr>
+      </w:pPr>
+    </w:p>
+    <w:p>
+      <w:pPr>
+        <w:spacing w:line="257" w:lineRule="auto"/>
+        <w:jc w:val="both"/>
+        <w:rPr>
+          <w:rFonts w:ascii="Aptos" w:eastAsia="Aptos" w:hAnsi="Aptos" w:cs="Aptos"/>
+          <w:b/>
+          <w:bCs/>
+          <w:color w:val="000000" w:themeColor="text1"/>
+          <w:sz w:val="28"/>
+          <w:szCs w:val="28"/>
+        </w:rPr>
+      </w:pPr>
+      <w:r>
+        <w:rPr>
+          <w:rFonts w:ascii="Aptos" w:eastAsia="Aptos" w:hAnsi="Aptos" w:cs="Aptos"/>
+          <w:b/>
+          <w:bCs/>
+          <w:color w:val="000000" w:themeColor="text1"/>
+          <w:sz w:val="28"/>
+          <w:szCs w:val="28"/>
+        </w:rPr>
         <w:t>$Text: -</w:t>
       </w:r>
     </w:p>
@@ -862,6 +1016,14 @@
           <w:color w:val="000000" w:themeColor="text1"/>
         </w:rPr>
       </w:pPr>
+      <w:r>
+        <w:rPr>
+          <w:i/>
+          <w:iCs/>
+          <w:color w:val="000000" w:themeColor="text1"/>
+        </w:rPr>
+        <w:t>If a fact is not present in the provided context, write: [To be confirmed by site]. Do not infer or assume.</w:t>
+      </w:r>
     </w:p>
     <w:p>
       <w:pPr>
@@ -1096,7 +1258,27 @@
           <w:sz w:val="22"/>
           <w:szCs w:val="22"/>
         </w:rPr>
-        <w:t>@! Find the document that provides Thermo Fisher Scientific company overview, mission, site relationships, registration details, Quality Management System (QMS) scope, policies, legal and manufacturing site addresses especially concerning medical devices.</w:t>
+        <w:t xml:space="preserve">@! Find the document that provides </w:t>
+      </w:r>
+      <w:proofErr w:type="spellStart"/>
+      <w:r>
+        <w:rPr>
+          <w:rFonts w:ascii="Aptos" w:eastAsia="Aptos" w:hAnsi="Aptos" w:cs="Aptos"/>
+          <w:color w:val="000000" w:themeColor="text1"/>
+          <w:sz w:val="22"/>
+          <w:szCs w:val="22"/>
+        </w:rPr>
+        <w:t>Thermo</w:t>
+      </w:r>
+      <w:proofErr w:type="spellEnd"/>
+      <w:r>
+        <w:rPr>
+          <w:rFonts w:ascii="Aptos" w:eastAsia="Aptos" w:hAnsi="Aptos" w:cs="Aptos"/>
+          <w:color w:val="000000" w:themeColor="text1"/>
+          <w:sz w:val="22"/>
+          <w:szCs w:val="22"/>
+        </w:rPr>
+        <w:t xml:space="preserve"> Fisher Scientific company overview, mission, site relationships, registration details, Quality Management System (QMS) scope, policies, legal and manufacturing site addresses especially concerning medical devices.</w:t>
       </w:r>
     </w:p>
     <w:p>
@@ -1159,6 +1341,7 @@
           <w:rFonts w:eastAsia="Times New Roman"/>
           <w:lang w:val="en-IN"/>
         </w:rPr>
+        <w:lastRenderedPageBreak/>
         <w:t>1.3 Any other operations carried out on the site</w:t>
       </w:r>
     </w:p>
@@ -1223,13 +1406,58 @@
       <w:r>
         <w:rPr>
           <w:rFonts w:ascii="Times New Roman" w:eastAsia="Times New Roman" w:hAnsi="Times New Roman" w:cs="Times New Roman"/>
-          <w:color w:val="000000" w:themeColor="text1"/>
-          <w:sz w:val="22"/>
-          <w:szCs w:val="22"/>
-          <w:lang w:val="en-IN"/>
-        </w:rPr>
-        <w:lastRenderedPageBreak/>
-        <w:t>@! Find the document that provides Thermo Fisher Scientific company overview, mission, site relationships, registration details, Quality Management System (QMS) scope, policies, legal and manufacturing site addresses especially concerning medical devices.</w:t>
+          <w:i/>
+          <w:iCs/>
+          <w:color w:val="000000" w:themeColor="text1"/>
+          <w:sz w:val="22"/>
+          <w:szCs w:val="22"/>
+        </w:rPr>
+        <w:t>If a fact is not present in the provided context, write: [To be confirmed by site]. Do not infer or assume.</w:t>
+      </w:r>
+    </w:p>
+    <w:p>
+      <w:pPr>
+        <w:spacing w:line="257" w:lineRule="auto"/>
+        <w:jc w:val="both"/>
+        <w:rPr>
+          <w:rFonts w:ascii="Times New Roman" w:eastAsia="Times New Roman" w:hAnsi="Times New Roman" w:cs="Times New Roman"/>
+          <w:color w:val="000000" w:themeColor="text1"/>
+          <w:sz w:val="22"/>
+          <w:szCs w:val="22"/>
+          <w:lang w:val="en-IN"/>
+        </w:rPr>
+      </w:pPr>
+      <w:r>
+        <w:rPr>
+          <w:rFonts w:ascii="Times New Roman" w:eastAsia="Times New Roman" w:hAnsi="Times New Roman" w:cs="Times New Roman"/>
+          <w:color w:val="000000" w:themeColor="text1"/>
+          <w:sz w:val="22"/>
+          <w:szCs w:val="22"/>
+          <w:lang w:val="en-IN"/>
+        </w:rPr>
+        <w:t xml:space="preserve">@! Find the document that provides </w:t>
+      </w:r>
+      <w:proofErr w:type="spellStart"/>
+      <w:r>
+        <w:rPr>
+          <w:rFonts w:ascii="Times New Roman" w:eastAsia="Times New Roman" w:hAnsi="Times New Roman" w:cs="Times New Roman"/>
+          <w:color w:val="000000" w:themeColor="text1"/>
+          <w:sz w:val="22"/>
+          <w:szCs w:val="22"/>
+          <w:lang w:val="en-IN"/>
+        </w:rPr>
+        <w:t>Thermo</w:t>
+      </w:r>
+      <w:proofErr w:type="spellEnd"/>
+      <w:r>
+        <w:rPr>
+          <w:rFonts w:ascii="Times New Roman" w:eastAsia="Times New Roman" w:hAnsi="Times New Roman" w:cs="Times New Roman"/>
+          <w:color w:val="000000" w:themeColor="text1"/>
+          <w:sz w:val="22"/>
+          <w:szCs w:val="22"/>
+          <w:lang w:val="en-IN"/>
+        </w:rPr>
+        <w:t xml:space="preserve"> Fisher Scientific company overview, mission, site relationships, registration details, Quality Management System (QMS) scope, policies, legal and manufacturing site addresses especially concerning medical devices.</w:t>
       </w:r>
     </w:p>
     <w:p>
@@ -1611,6 +1839,15 @@
       </w:r>
     </w:p>
     <w:p>
+      <w:r>
+        <w:rPr>
+          <w:i/>
+          <w:iCs/>
+        </w:rPr>
+        <w:t>If a fact is not present in the provided context, write: [To be confirmed by site]. Do not infer or assume.</w:t>
+      </w:r>
+    </w:p>
+    <w:p>
       <w:pPr>
         <w:rPr>
           <w:color w:val="000000" w:themeColor="text1"/>
@@ -1635,7 +1872,27 @@
           <w:sz w:val="22"/>
           <w:szCs w:val="22"/>
         </w:rPr>
-        <w:t>@! Find the document that provides Thermo Fisher Scientific company overview, mission, site relationships, registration details, Quality Management System (QMS) scope, policies, legal and manufacturing site addresses especially concerning medical devices.</w:t>
+        <w:t xml:space="preserve">@! Find the document that provides </w:t>
+      </w:r>
+      <w:proofErr w:type="spellStart"/>
+      <w:r>
+        <w:rPr>
+          <w:rFonts w:ascii="Aptos" w:eastAsia="Aptos" w:hAnsi="Aptos" w:cs="Aptos"/>
+          <w:color w:val="000000" w:themeColor="text1"/>
+          <w:sz w:val="22"/>
+          <w:szCs w:val="22"/>
+        </w:rPr>
+        <w:t>Thermo</w:t>
+      </w:r>
+      <w:proofErr w:type="spellEnd"/>
+      <w:r>
+        <w:rPr>
+          <w:rFonts w:ascii="Aptos" w:eastAsia="Aptos" w:hAnsi="Aptos" w:cs="Aptos"/>
+          <w:color w:val="000000" w:themeColor="text1"/>
+          <w:sz w:val="22"/>
+          <w:szCs w:val="22"/>
+        </w:rPr>
+        <w:t xml:space="preserve"> Fisher Scientific company overview, mission, site relationships, registration details, Quality Management System (QMS) scope, policies, legal and manufacturing site addresses especially concerning medical devices.</w:t>
       </w:r>
     </w:p>
     <w:p>
@@ -1681,7 +1938,32 @@
           <w:sz w:val="28"/>
           <w:szCs w:val="28"/>
         </w:rPr>
-        <w:t>$Static_Text:-</w:t>
+        <w:lastRenderedPageBreak/>
+        <w:t>$</w:t>
+      </w:r>
+      <w:proofErr w:type="spellStart"/>
+      <w:r>
+        <w:rPr>
+          <w:rFonts w:ascii="Aptos" w:eastAsia="Aptos" w:hAnsi="Aptos" w:cs="Aptos"/>
+          <w:b/>
+          <w:bCs/>
+          <w:color w:val="000000" w:themeColor="text1"/>
+          <w:sz w:val="28"/>
+          <w:szCs w:val="28"/>
+        </w:rPr>
+        <w:t>Static_Text</w:t>
+      </w:r>
+      <w:proofErr w:type="spellEnd"/>
+      <w:r>
+        <w:rPr>
+          <w:rFonts w:ascii="Aptos" w:eastAsia="Aptos" w:hAnsi="Aptos" w:cs="Aptos"/>
+          <w:b/>
+          <w:bCs/>
+          <w:color w:val="000000" w:themeColor="text1"/>
+          <w:sz w:val="28"/>
+          <w:szCs w:val="28"/>
+        </w:rPr>
+        <w:t>:-</w:t>
       </w:r>
     </w:p>
     <w:p>
@@ -1849,7 +2131,6 @@
           <w:color w:val="000000" w:themeColor="text1"/>
           <w:lang w:val="en-IN"/>
         </w:rPr>
-        <w:lastRenderedPageBreak/>
         <w:t>Table 1: Medical Devices handled on the site</w:t>
       </w:r>
     </w:p>
@@ -1978,7 +2259,27 @@
           <w:sz w:val="22"/>
           <w:szCs w:val="22"/>
         </w:rPr>
-        <w:t>@! Find the document that provides Thermo Fisher Scientific company overview, mission, site relationships, registration details, Quality Management System (QMS) scope, policies, legal and manufacturing site addresses especially concerning medical devices.</w:t>
+        <w:t xml:space="preserve">@! Find the document that provides </w:t>
+      </w:r>
+      <w:proofErr w:type="spellStart"/>
+      <w:r>
+        <w:rPr>
+          <w:rFonts w:ascii="Aptos" w:eastAsia="Aptos" w:hAnsi="Aptos" w:cs="Aptos"/>
+          <w:color w:val="000000" w:themeColor="text1"/>
+          <w:sz w:val="22"/>
+          <w:szCs w:val="22"/>
+        </w:rPr>
+        <w:t>Thermo</w:t>
+      </w:r>
+      <w:proofErr w:type="spellEnd"/>
+      <w:r>
+        <w:rPr>
+          <w:rFonts w:ascii="Aptos" w:eastAsia="Aptos" w:hAnsi="Aptos" w:cs="Aptos"/>
+          <w:color w:val="000000" w:themeColor="text1"/>
+          <w:sz w:val="22"/>
+          <w:szCs w:val="22"/>
+        </w:rPr>
+        <w:t xml:space="preserve"> Fisher Scientific company overview, mission, site relationships, registration details, Quality Management System (QMS) scope, policies, legal and manufacturing site addresses especially concerning medical devices.</w:t>
       </w:r>
       <w:r>
         <w:rPr>
@@ -2270,7 +2571,6 @@
           <w:rFonts w:ascii="Aptos" w:eastAsia="Aptos" w:hAnsi="Aptos" w:cs="Aptos"/>
           <w:color w:val="000000" w:themeColor="text1"/>
         </w:rPr>
-        <w:lastRenderedPageBreak/>
         <w:t>Do not include any other details beyond the required site description and the extracted addresses with activities.</w:t>
       </w:r>
     </w:p>
@@ -2335,7 +2635,23 @@
           <w:rFonts w:ascii="Aptos" w:eastAsia="Aptos" w:hAnsi="Aptos" w:cs="Aptos"/>
           <w:color w:val="000000" w:themeColor="text1"/>
         </w:rPr>
-        <w:t>@! Find the document that provides Thermo Fisher Scientific company overview, mission, site relationships, registration details, Quality Management System (QMS) scope, policies, legal and manufacturing site addresses especially concerning medical devices.</w:t>
+        <w:t xml:space="preserve">@! Find the document that provides </w:t>
+      </w:r>
+      <w:proofErr w:type="spellStart"/>
+      <w:r>
+        <w:rPr>
+          <w:rFonts w:ascii="Aptos" w:eastAsia="Aptos" w:hAnsi="Aptos" w:cs="Aptos"/>
+          <w:color w:val="000000" w:themeColor="text1"/>
+        </w:rPr>
+        <w:t>Thermo</w:t>
+      </w:r>
+      <w:proofErr w:type="spellEnd"/>
+      <w:r>
+        <w:rPr>
+          <w:rFonts w:ascii="Aptos" w:eastAsia="Aptos" w:hAnsi="Aptos" w:cs="Aptos"/>
+          <w:color w:val="000000" w:themeColor="text1"/>
+        </w:rPr>
+        <w:t xml:space="preserve"> Fisher Scientific company overview, mission, site relationships, registration details, Quality Management System (QMS) scope, policies, legal and manufacturing site addresses especially concerning medical devices.</w:t>
       </w:r>
     </w:p>
     <w:p>
@@ -2383,8 +2699,21 @@
           <w:sz w:val="22"/>
           <w:szCs w:val="22"/>
         </w:rPr>
-        <w:t>$Static_text</w:t>
-      </w:r>
+        <w:t>$</w:t>
+      </w:r>
+      <w:proofErr w:type="spellStart"/>
+      <w:r>
+        <w:rPr>
+          <w:rFonts w:ascii="Aptos" w:eastAsia="Aptos" w:hAnsi="Aptos" w:cs="Aptos"/>
+          <w:b/>
+          <w:bCs/>
+          <w:color w:val="000000" w:themeColor="text1"/>
+          <w:sz w:val="22"/>
+          <w:szCs w:val="22"/>
+        </w:rPr>
+        <w:t>Static_text</w:t>
+      </w:r>
+      <w:proofErr w:type="spellEnd"/>
     </w:p>
     <w:p>
       <w:pPr>
@@ -2859,6 +3188,7 @@
           <w:rFonts w:ascii="Aptos Display" w:eastAsia="Aptos Display" w:hAnsi="Aptos Display" w:cs="Aptos Display"/>
           <w:color w:val="000000" w:themeColor="text1"/>
         </w:rPr>
+        <w:lastRenderedPageBreak/>
         <w:t>1.8</w:t>
       </w:r>
       <w:r>
@@ -2946,67 +3276,488 @@
           <w:sz w:val="22"/>
           <w:szCs w:val="22"/>
         </w:rPr>
+        <w:t>-Mention the technical assistance sought from external laboratories or organizations, specifying the types of testing they conduct (e.g., safety, EMI/EMC, performance testing).</w:t>
+      </w:r>
+    </w:p>
+    <w:p>
+      <w:pPr>
+        <w:spacing w:line="257" w:lineRule="auto"/>
+        <w:rPr>
+          <w:rFonts w:ascii="Aptos" w:eastAsia="Aptos" w:hAnsi="Aptos" w:cs="Aptos"/>
+          <w:color w:val="000000" w:themeColor="text1"/>
+          <w:sz w:val="22"/>
+          <w:szCs w:val="22"/>
+        </w:rPr>
+      </w:pPr>
+      <w:r>
+        <w:rPr>
+          <w:rFonts w:ascii="Aptos" w:eastAsia="Aptos" w:hAnsi="Aptos" w:cs="Aptos"/>
+          <w:color w:val="000000" w:themeColor="text1"/>
+          <w:sz w:val="22"/>
+          <w:szCs w:val="22"/>
+        </w:rPr>
+        <w:t>-Include the names of the outsourced laboratories or organizations providing this technical assistance.</w:t>
+      </w:r>
+    </w:p>
+    <w:p>
+      <w:pPr>
+        <w:spacing w:line="257" w:lineRule="auto"/>
+        <w:rPr>
+          <w:rFonts w:ascii="Aptos" w:eastAsia="Aptos" w:hAnsi="Aptos" w:cs="Aptos"/>
+          <w:color w:val="000000" w:themeColor="text1"/>
+          <w:sz w:val="22"/>
+          <w:szCs w:val="22"/>
+        </w:rPr>
+      </w:pPr>
+      <w:r>
+        <w:rPr>
+          <w:rFonts w:ascii="Aptos" w:eastAsia="Aptos" w:hAnsi="Aptos" w:cs="Aptos"/>
+          <w:color w:val="000000" w:themeColor="text1"/>
+          <w:sz w:val="22"/>
+          <w:szCs w:val="22"/>
+        </w:rPr>
+        <w:t>The paragraph should be structured without headings, written in a formal, regulatory-compliant tone suitable for documentation. Do not include unnecessary information or embellishments.</w:t>
+      </w:r>
+    </w:p>
+    <w:p>
+      <w:pPr>
+        <w:spacing w:line="257" w:lineRule="auto"/>
+        <w:rPr>
+          <w:rFonts w:ascii="Aptos" w:eastAsia="Aptos" w:hAnsi="Aptos" w:cs="Aptos"/>
+          <w:color w:val="000000" w:themeColor="text1"/>
+          <w:sz w:val="22"/>
+          <w:szCs w:val="22"/>
+        </w:rPr>
+      </w:pPr>
+      <w:r>
+        <w:rPr>
+          <w:rFonts w:ascii="Aptos" w:eastAsia="Aptos" w:hAnsi="Aptos" w:cs="Aptos"/>
+          <w:color w:val="000000" w:themeColor="text1"/>
+          <w:sz w:val="22"/>
+          <w:szCs w:val="22"/>
+        </w:rPr>
+        <w:t>- add only main heading at the top is “</w:t>
+      </w:r>
+      <w:r>
+        <w:rPr>
+          <w:rFonts w:ascii="Aptos" w:eastAsia="Aptos" w:hAnsi="Aptos" w:cs="Aptos"/>
+          <w:b/>
+          <w:bCs/>
+          <w:color w:val="000000" w:themeColor="text1"/>
+          <w:sz w:val="22"/>
+          <w:szCs w:val="22"/>
+        </w:rPr>
+        <w:t>1.8</w:t>
+      </w:r>
+      <w:r>
+        <w:rPr>
+          <w:rFonts w:ascii="Aptos" w:eastAsia="Aptos" w:hAnsi="Aptos" w:cs="Aptos"/>
+          <w:b/>
+          <w:bCs/>
+          <w:color w:val="000000" w:themeColor="text1"/>
+          <w:sz w:val="22"/>
+          <w:szCs w:val="22"/>
+        </w:rPr>
+        <w:t xml:space="preserve"> Use of outside scientific, analytical or other technical assistance in relation to design, manufacture and testing:</w:t>
+      </w:r>
+      <w:r>
+        <w:rPr>
+          <w:rFonts w:ascii="Aptos" w:eastAsia="Aptos" w:hAnsi="Aptos" w:cs="Aptos"/>
+          <w:color w:val="000000" w:themeColor="text1"/>
+          <w:sz w:val="22"/>
+          <w:szCs w:val="22"/>
+        </w:rPr>
+        <w:t>” make is bold</w:t>
+      </w:r>
+    </w:p>
+    <w:p>
+      <w:pPr>
+        <w:spacing w:line="257" w:lineRule="auto"/>
+        <w:rPr>
+          <w:rFonts w:ascii="Aptos" w:eastAsia="Aptos" w:hAnsi="Aptos" w:cs="Aptos"/>
+          <w:color w:val="000000" w:themeColor="text1"/>
+          <w:sz w:val="22"/>
+          <w:szCs w:val="22"/>
+        </w:rPr>
+      </w:pPr>
+      <w:r>
+        <w:rPr>
+          <w:rFonts w:ascii="Aptos" w:eastAsia="Aptos" w:hAnsi="Aptos" w:cs="Aptos"/>
+          <w:color w:val="000000" w:themeColor="text1"/>
+          <w:sz w:val="22"/>
+          <w:szCs w:val="22"/>
+        </w:rPr>
+        <w:t xml:space="preserve"> </w:t>
+      </w:r>
+    </w:p>
+    <w:p>
+      <w:pPr>
+        <w:spacing w:line="257" w:lineRule="auto"/>
+        <w:rPr>
+          <w:rFonts w:ascii="Aptos" w:eastAsia="Aptos" w:hAnsi="Aptos" w:cs="Aptos"/>
+          <w:color w:val="000000" w:themeColor="text1"/>
+          <w:sz w:val="22"/>
+          <w:szCs w:val="22"/>
+        </w:rPr>
+      </w:pPr>
+      <w:r>
+        <w:rPr>
+          <w:rFonts w:ascii="Aptos" w:eastAsia="Aptos" w:hAnsi="Aptos" w:cs="Aptos"/>
+          <w:color w:val="000000" w:themeColor="text1"/>
+          <w:sz w:val="22"/>
+          <w:szCs w:val="22"/>
+        </w:rPr>
+        <w:t xml:space="preserve">@! Find the document that provides </w:t>
+      </w:r>
+      <w:proofErr w:type="spellStart"/>
+      <w:r>
+        <w:rPr>
+          <w:rFonts w:ascii="Aptos" w:eastAsia="Aptos" w:hAnsi="Aptos" w:cs="Aptos"/>
+          <w:color w:val="000000" w:themeColor="text1"/>
+          <w:sz w:val="22"/>
+          <w:szCs w:val="22"/>
+        </w:rPr>
+        <w:t>Thermo</w:t>
+      </w:r>
+      <w:proofErr w:type="spellEnd"/>
+      <w:r>
+        <w:rPr>
+          <w:rFonts w:ascii="Aptos" w:eastAsia="Aptos" w:hAnsi="Aptos" w:cs="Aptos"/>
+          <w:color w:val="000000" w:themeColor="text1"/>
+          <w:sz w:val="22"/>
+          <w:szCs w:val="22"/>
+        </w:rPr>
+        <w:t xml:space="preserve"> Fisher Scientific company overview, mission, site relationships, registration details, Quality Management System (QMS) scope, policies, legal and manufacturing site addresses especially concerning medical devices.</w:t>
+      </w:r>
+    </w:p>
+    <w:p>
+      <w:pPr>
+        <w:spacing w:line="257" w:lineRule="auto"/>
+        <w:rPr>
+          <w:rFonts w:ascii="Aptos" w:eastAsia="Aptos" w:hAnsi="Aptos" w:cs="Aptos"/>
+          <w:color w:val="000000" w:themeColor="text1"/>
+          <w:sz w:val="22"/>
+          <w:szCs w:val="22"/>
+        </w:rPr>
+      </w:pPr>
+      <w:r>
+        <w:rPr>
+          <w:rFonts w:ascii="Aptos" w:eastAsia="Aptos" w:hAnsi="Aptos" w:cs="Aptos"/>
+          <w:color w:val="000000" w:themeColor="text1"/>
+          <w:sz w:val="22"/>
+          <w:szCs w:val="22"/>
+        </w:rPr>
+        <w:t xml:space="preserve"> </w:t>
+      </w:r>
+    </w:p>
+    <w:p>
+      <w:pPr>
+        <w:spacing w:line="257" w:lineRule="auto"/>
+        <w:rPr>
+          <w:rFonts w:ascii="Aptos" w:eastAsia="Aptos" w:hAnsi="Aptos" w:cs="Aptos"/>
+          <w:b/>
+          <w:bCs/>
+          <w:color w:val="000000" w:themeColor="text1"/>
+          <w:sz w:val="22"/>
+          <w:szCs w:val="22"/>
+        </w:rPr>
+      </w:pPr>
+      <w:r>
+        <w:rPr>
+          <w:rFonts w:ascii="Aptos" w:eastAsia="Aptos" w:hAnsi="Aptos" w:cs="Aptos"/>
+          <w:b/>
+          <w:bCs/>
+          <w:color w:val="000000" w:themeColor="text1"/>
+          <w:sz w:val="22"/>
+          <w:szCs w:val="22"/>
+        </w:rPr>
+        <w:t>$Text:-</w:t>
+      </w:r>
+    </w:p>
+    <w:p>
+      <w:pPr>
+        <w:pStyle w:val="Heading2"/>
+        <w:spacing w:line="257" w:lineRule="auto"/>
+        <w:rPr>
+          <w:rFonts w:ascii="Aptos Display" w:eastAsia="Aptos Display" w:hAnsi="Aptos Display" w:cs="Aptos Display"/>
+          <w:color w:val="000000" w:themeColor="text1"/>
+        </w:rPr>
+      </w:pPr>
+      <w:r>
+        <w:rPr>
+          <w:rFonts w:ascii="Aptos Display" w:eastAsia="Aptos Display" w:hAnsi="Aptos Display" w:cs="Aptos Display"/>
+          <w:color w:val="000000" w:themeColor="text1"/>
+        </w:rPr>
+        <w:t>1.</w:t>
+      </w:r>
+      <w:r>
+        <w:rPr>
+          <w:rFonts w:ascii="Aptos Display" w:eastAsia="Aptos Display" w:hAnsi="Aptos Display" w:cs="Aptos Display"/>
+          <w:color w:val="000000" w:themeColor="text1"/>
+        </w:rPr>
+        <w:t>9</w:t>
+      </w:r>
+      <w:r>
+        <w:rPr>
+          <w:rFonts w:ascii="Aptos Display" w:eastAsia="Aptos Display" w:hAnsi="Aptos Display" w:cs="Aptos Display"/>
+          <w:color w:val="000000" w:themeColor="text1"/>
+        </w:rPr>
+        <w:t xml:space="preserve"> Short description of the quality management system of the company:</w:t>
+      </w:r>
+    </w:p>
+    <w:p>
+      <w:pPr>
+        <w:spacing w:line="257" w:lineRule="auto"/>
+        <w:rPr>
+          <w:rFonts w:ascii="Aptos" w:eastAsia="Aptos" w:hAnsi="Aptos" w:cs="Aptos"/>
+          <w:color w:val="000000" w:themeColor="text1"/>
+          <w:sz w:val="22"/>
+          <w:szCs w:val="22"/>
+        </w:rPr>
+      </w:pPr>
+      <w:r>
+        <w:rPr>
+          <w:rFonts w:ascii="Aptos" w:eastAsia="Aptos" w:hAnsi="Aptos" w:cs="Aptos"/>
+          <w:color w:val="000000" w:themeColor="text1"/>
+          <w:sz w:val="22"/>
+          <w:szCs w:val="22"/>
+        </w:rPr>
+        <w:t>Your</w:t>
+      </w:r>
+      <w:r>
+        <w:rPr>
+          <w:rFonts w:ascii="Aptos" w:eastAsia="Aptos" w:hAnsi="Aptos" w:cs="Aptos"/>
+          <w:color w:val="000000" w:themeColor="text1"/>
+          <w:sz w:val="22"/>
+          <w:szCs w:val="22"/>
+        </w:rPr>
+        <w:t xml:space="preserve"> task is to extract the summary of </w:t>
+      </w:r>
+      <w:r>
+        <w:rPr>
+          <w:rFonts w:ascii="Aptos" w:eastAsia="Aptos" w:hAnsi="Aptos" w:cs="Aptos"/>
+          <w:color w:val="000000" w:themeColor="text1"/>
+          <w:sz w:val="22"/>
+          <w:szCs w:val="22"/>
+        </w:rPr>
+        <w:t>the quality</w:t>
+      </w:r>
+      <w:r>
+        <w:rPr>
+          <w:rFonts w:ascii="Aptos" w:eastAsia="Aptos" w:hAnsi="Aptos" w:cs="Aptos"/>
+          <w:color w:val="000000" w:themeColor="text1"/>
+          <w:sz w:val="22"/>
+          <w:szCs w:val="22"/>
+        </w:rPr>
+        <w:t xml:space="preserve"> management system</w:t>
+      </w:r>
+      <w:r>
+        <w:rPr>
+          <w:rFonts w:ascii="Aptos" w:eastAsia="Aptos" w:hAnsi="Aptos" w:cs="Aptos"/>
+          <w:color w:val="000000" w:themeColor="text1"/>
+          <w:sz w:val="22"/>
+          <w:szCs w:val="22"/>
+        </w:rPr>
+        <w:t xml:space="preserve"> (QMS)</w:t>
+      </w:r>
+      <w:r>
+        <w:rPr>
+          <w:rFonts w:ascii="Aptos" w:eastAsia="Aptos" w:hAnsi="Aptos" w:cs="Aptos"/>
+          <w:color w:val="000000" w:themeColor="text1"/>
+          <w:sz w:val="22"/>
+          <w:szCs w:val="22"/>
+        </w:rPr>
+        <w:t xml:space="preserve"> of the manufacturing site from the input text. The summary should include the following elements:</w:t>
+      </w:r>
+    </w:p>
+    <w:p>
+      <w:pPr>
+        <w:spacing w:line="257" w:lineRule="auto"/>
+        <w:rPr>
+          <w:rFonts w:ascii="Aptos" w:eastAsia="Aptos" w:hAnsi="Aptos" w:cs="Aptos"/>
+          <w:color w:val="000000" w:themeColor="text1"/>
+          <w:sz w:val="22"/>
+          <w:szCs w:val="22"/>
+        </w:rPr>
+      </w:pPr>
+      <w:r>
+        <w:rPr>
+          <w:rFonts w:ascii="Aptos" w:eastAsia="Aptos" w:hAnsi="Aptos" w:cs="Aptos"/>
+          <w:color w:val="000000" w:themeColor="text1"/>
+          <w:sz w:val="22"/>
+          <w:szCs w:val="22"/>
+        </w:rPr>
+        <w:t>- A brief overview of the quality management system</w:t>
+      </w:r>
+      <w:r>
+        <w:rPr>
+          <w:rFonts w:ascii="Aptos" w:eastAsia="Aptos" w:hAnsi="Aptos" w:cs="Aptos"/>
+          <w:color w:val="000000" w:themeColor="text1"/>
+          <w:sz w:val="22"/>
+          <w:szCs w:val="22"/>
+        </w:rPr>
+        <w:t xml:space="preserve"> (QMS)</w:t>
+      </w:r>
+      <w:r>
+        <w:rPr>
+          <w:rFonts w:ascii="Aptos" w:eastAsia="Aptos" w:hAnsi="Aptos" w:cs="Aptos"/>
+          <w:color w:val="000000" w:themeColor="text1"/>
+          <w:sz w:val="22"/>
+          <w:szCs w:val="22"/>
+        </w:rPr>
+        <w:t xml:space="preserve"> in place at the manufacturing site </w:t>
+      </w:r>
+      <w:r>
+        <w:rPr>
+          <w:rFonts w:ascii="Aptos" w:eastAsia="Aptos" w:hAnsi="Aptos" w:cs="Aptos"/>
+          <w:color w:val="000000" w:themeColor="text1"/>
+          <w:sz w:val="22"/>
+          <w:szCs w:val="22"/>
+        </w:rPr>
+        <w:t>in lines</w:t>
+      </w:r>
+      <w:r>
+        <w:rPr>
+          <w:rFonts w:ascii="Aptos" w:eastAsia="Aptos" w:hAnsi="Aptos" w:cs="Aptos"/>
+          <w:color w:val="000000" w:themeColor="text1"/>
+          <w:sz w:val="22"/>
+          <w:szCs w:val="22"/>
+        </w:rPr>
+        <w:t xml:space="preserve"> 2 to</w:t>
+      </w:r>
+      <w:r>
+        <w:rPr>
+          <w:rFonts w:ascii="Aptos" w:eastAsia="Aptos" w:hAnsi="Aptos" w:cs="Aptos"/>
+          <w:color w:val="000000" w:themeColor="text1"/>
+          <w:sz w:val="22"/>
+          <w:szCs w:val="22"/>
+        </w:rPr>
+        <w:t xml:space="preserve"> </w:t>
+      </w:r>
+      <w:r>
+        <w:rPr>
+          <w:rFonts w:ascii="Aptos" w:eastAsia="Aptos" w:hAnsi="Aptos" w:cs="Aptos"/>
+          <w:color w:val="000000" w:themeColor="text1"/>
+          <w:sz w:val="22"/>
+          <w:szCs w:val="22"/>
+        </w:rPr>
+        <w:t>3 lines.</w:t>
+      </w:r>
+    </w:p>
+    <w:p>
+      <w:pPr>
+        <w:spacing w:line="257" w:lineRule="auto"/>
+        <w:rPr>
+          <w:rFonts w:ascii="Aptos" w:eastAsia="Aptos" w:hAnsi="Aptos" w:cs="Aptos"/>
+          <w:color w:val="000000" w:themeColor="text1"/>
+          <w:sz w:val="22"/>
+          <w:szCs w:val="22"/>
+        </w:rPr>
+      </w:pPr>
+      <w:r>
+        <w:rPr>
+          <w:rFonts w:ascii="Aptos" w:eastAsia="Aptos" w:hAnsi="Aptos" w:cs="Aptos"/>
+          <w:color w:val="000000" w:themeColor="text1"/>
+          <w:sz w:val="22"/>
+          <w:szCs w:val="22"/>
+        </w:rPr>
+        <w:t xml:space="preserve">- then write as-is [site name]'s ISO Scope of registration is as follows: from the input text. and if </w:t>
+      </w:r>
+      <w:r>
+        <w:rPr>
+          <w:rFonts w:ascii="Aptos" w:eastAsia="Aptos" w:hAnsi="Aptos" w:cs="Aptos"/>
+          <w:color w:val="000000" w:themeColor="text1"/>
+          <w:sz w:val="22"/>
+          <w:szCs w:val="22"/>
+        </w:rPr>
+        <w:t>there</w:t>
+      </w:r>
+      <w:r>
+        <w:rPr>
+          <w:rFonts w:ascii="Aptos" w:eastAsia="Aptos" w:hAnsi="Aptos" w:cs="Aptos"/>
+          <w:color w:val="000000" w:themeColor="text1"/>
+          <w:sz w:val="22"/>
+          <w:szCs w:val="22"/>
+        </w:rPr>
+        <w:t xml:space="preserve"> is point wise then make point wise list of the scope of registration. Each point should be a separate line.</w:t>
+      </w:r>
+    </w:p>
+    <w:p>
+      <w:pPr>
+        <w:spacing w:line="257" w:lineRule="auto"/>
+        <w:rPr>
+          <w:rFonts w:ascii="Aptos" w:eastAsia="Aptos" w:hAnsi="Aptos" w:cs="Aptos"/>
+          <w:color w:val="000000" w:themeColor="text1"/>
+          <w:sz w:val="22"/>
+          <w:szCs w:val="22"/>
+        </w:rPr>
+      </w:pPr>
+      <w:r>
+        <w:rPr>
+          <w:rFonts w:ascii="Aptos" w:eastAsia="Aptos" w:hAnsi="Aptos" w:cs="Aptos"/>
+          <w:color w:val="000000" w:themeColor="text1"/>
+          <w:sz w:val="22"/>
+          <w:szCs w:val="22"/>
+        </w:rPr>
+        <w:t xml:space="preserve">- if </w:t>
+      </w:r>
+      <w:r>
+        <w:rPr>
+          <w:rFonts w:ascii="Aptos" w:eastAsia="Aptos" w:hAnsi="Aptos" w:cs="Aptos"/>
+          <w:color w:val="000000" w:themeColor="text1"/>
+          <w:sz w:val="22"/>
+          <w:szCs w:val="22"/>
+        </w:rPr>
+        <w:t>the above</w:t>
+      </w:r>
+      <w:r>
+        <w:rPr>
+          <w:rFonts w:ascii="Aptos" w:eastAsia="Aptos" w:hAnsi="Aptos" w:cs="Aptos"/>
+          <w:color w:val="000000" w:themeColor="text1"/>
+          <w:sz w:val="22"/>
+          <w:szCs w:val="22"/>
+        </w:rPr>
+        <w:t xml:space="preserve"> and below paragraph of "ISO Scope of registration" is related to ISO or Registration Number related then add only those paragraphs "as-is" in output as well.</w:t>
+      </w:r>
+    </w:p>
+    <w:p>
+      <w:pPr>
+        <w:spacing w:line="257" w:lineRule="auto"/>
+        <w:rPr>
+          <w:rFonts w:ascii="Aptos" w:eastAsia="Aptos" w:hAnsi="Aptos" w:cs="Aptos"/>
+          <w:color w:val="000000" w:themeColor="text1"/>
+          <w:sz w:val="22"/>
+          <w:szCs w:val="22"/>
+        </w:rPr>
+      </w:pPr>
+      <w:r>
+        <w:rPr>
+          <w:rFonts w:ascii="Aptos" w:eastAsia="Aptos" w:hAnsi="Aptos" w:cs="Aptos"/>
+          <w:color w:val="000000" w:themeColor="text1"/>
+          <w:sz w:val="22"/>
+          <w:szCs w:val="22"/>
+        </w:rPr>
+        <w:t>Ensure that the output maintains the formal, regulatory-compliant tone suitable for documentation. Avoid adding any extra information or commentary.</w:t>
+      </w:r>
+    </w:p>
+    <w:p>
+      <w:pPr>
+        <w:spacing w:line="257" w:lineRule="auto"/>
+        <w:rPr>
+          <w:rFonts w:ascii="Aptos" w:eastAsia="Aptos" w:hAnsi="Aptos" w:cs="Aptos"/>
+          <w:color w:val="000000" w:themeColor="text1"/>
+          <w:sz w:val="22"/>
+          <w:szCs w:val="22"/>
+        </w:rPr>
+      </w:pPr>
+      <w:r>
+        <w:rPr>
+          <w:rFonts w:ascii="Aptos" w:eastAsia="Aptos" w:hAnsi="Aptos" w:cs="Aptos"/>
+          <w:color w:val="000000" w:themeColor="text1"/>
+          <w:sz w:val="22"/>
+          <w:szCs w:val="22"/>
+        </w:rPr>
         <w:lastRenderedPageBreak/>
-        <w:t>-Mention the technical assistance sought from external laboratories or organizations, specifying the types of testing they conduct (e.g., safety, EMI/EMC, performance testing).</w:t>
-      </w:r>
-    </w:p>
-    <w:p>
-      <w:pPr>
-        <w:spacing w:line="257" w:lineRule="auto"/>
-        <w:rPr>
-          <w:rFonts w:ascii="Aptos" w:eastAsia="Aptos" w:hAnsi="Aptos" w:cs="Aptos"/>
-          <w:color w:val="000000" w:themeColor="text1"/>
-          <w:sz w:val="22"/>
-          <w:szCs w:val="22"/>
-        </w:rPr>
-      </w:pPr>
-      <w:r>
-        <w:rPr>
-          <w:rFonts w:ascii="Aptos" w:eastAsia="Aptos" w:hAnsi="Aptos" w:cs="Aptos"/>
-          <w:color w:val="000000" w:themeColor="text1"/>
-          <w:sz w:val="22"/>
-          <w:szCs w:val="22"/>
-        </w:rPr>
-        <w:t>-Include the names of the outsourced laboratories or organizations providing this technical assistance.</w:t>
-      </w:r>
-    </w:p>
-    <w:p>
-      <w:pPr>
-        <w:spacing w:line="257" w:lineRule="auto"/>
-        <w:rPr>
-          <w:rFonts w:ascii="Aptos" w:eastAsia="Aptos" w:hAnsi="Aptos" w:cs="Aptos"/>
-          <w:color w:val="000000" w:themeColor="text1"/>
-          <w:sz w:val="22"/>
-          <w:szCs w:val="22"/>
-        </w:rPr>
-      </w:pPr>
-      <w:r>
-        <w:rPr>
-          <w:rFonts w:ascii="Aptos" w:eastAsia="Aptos" w:hAnsi="Aptos" w:cs="Aptos"/>
-          <w:color w:val="000000" w:themeColor="text1"/>
-          <w:sz w:val="22"/>
-          <w:szCs w:val="22"/>
-        </w:rPr>
-        <w:t>The paragraph should be structured without headings, written in a formal, regulatory-compliant tone suitable for documentation. Do not include unnecessary information or embellishments.</w:t>
-      </w:r>
-    </w:p>
-    <w:p>
-      <w:pPr>
-        <w:spacing w:line="257" w:lineRule="auto"/>
-        <w:rPr>
-          <w:rFonts w:ascii="Aptos" w:eastAsia="Aptos" w:hAnsi="Aptos" w:cs="Aptos"/>
-          <w:color w:val="000000" w:themeColor="text1"/>
-          <w:sz w:val="22"/>
-          <w:szCs w:val="22"/>
-        </w:rPr>
-      </w:pPr>
-      <w:r>
-        <w:rPr>
-          <w:rFonts w:ascii="Aptos" w:eastAsia="Aptos" w:hAnsi="Aptos" w:cs="Aptos"/>
-          <w:color w:val="000000" w:themeColor="text1"/>
-          <w:sz w:val="22"/>
-          <w:szCs w:val="22"/>
-        </w:rPr>
         <w:t>- add only main heading at the top is “</w:t>
       </w:r>
       <w:r>
@@ -3018,27 +3769,76 @@
           <w:sz w:val="22"/>
           <w:szCs w:val="22"/>
         </w:rPr>
-        <w:t>1.8</w:t>
-      </w:r>
-      <w:r>
-        <w:rPr>
-          <w:rFonts w:ascii="Aptos" w:eastAsia="Aptos" w:hAnsi="Aptos" w:cs="Aptos"/>
-          <w:b/>
-          <w:bCs/>
-          <w:color w:val="000000" w:themeColor="text1"/>
-          <w:sz w:val="22"/>
-          <w:szCs w:val="22"/>
-        </w:rPr>
-        <w:t xml:space="preserve"> Use of outside scientific, analytical or other technical assistance in relation to design, manufacture and testing:</w:t>
-      </w:r>
-      <w:r>
-        <w:rPr>
-          <w:rFonts w:ascii="Aptos" w:eastAsia="Aptos" w:hAnsi="Aptos" w:cs="Aptos"/>
-          <w:color w:val="000000" w:themeColor="text1"/>
-          <w:sz w:val="22"/>
-          <w:szCs w:val="22"/>
-        </w:rPr>
-        <w:t>” make is bold</w:t>
+        <w:t>1.9</w:t>
+      </w:r>
+      <w:r>
+        <w:rPr>
+          <w:rFonts w:ascii="Aptos" w:eastAsia="Aptos" w:hAnsi="Aptos" w:cs="Aptos"/>
+          <w:b/>
+          <w:bCs/>
+          <w:color w:val="000000" w:themeColor="text1"/>
+          <w:sz w:val="22"/>
+          <w:szCs w:val="22"/>
+        </w:rPr>
+        <w:t xml:space="preserve"> Short description of the quality management system of the company:</w:t>
+      </w:r>
+      <w:r>
+        <w:rPr>
+          <w:rFonts w:ascii="Aptos" w:eastAsia="Aptos" w:hAnsi="Aptos" w:cs="Aptos"/>
+          <w:color w:val="000000" w:themeColor="text1"/>
+          <w:sz w:val="22"/>
+          <w:szCs w:val="22"/>
+        </w:rPr>
+        <w:t>” Make is bol</w:t>
+      </w:r>
+      <w:r>
+        <w:rPr>
+          <w:rFonts w:ascii="Aptos" w:eastAsia="Aptos" w:hAnsi="Aptos" w:cs="Aptos"/>
+          <w:color w:val="000000" w:themeColor="text1"/>
+          <w:sz w:val="22"/>
+          <w:szCs w:val="22"/>
+        </w:rPr>
+        <w:t>d</w:t>
+      </w:r>
+    </w:p>
+    <w:p>
+      <w:pPr>
+        <w:spacing w:line="257" w:lineRule="auto"/>
+        <w:rPr>
+          <w:rFonts w:ascii="Aptos" w:eastAsia="Aptos" w:hAnsi="Aptos" w:cs="Aptos"/>
+          <w:color w:val="000000" w:themeColor="text1"/>
+          <w:sz w:val="22"/>
+          <w:szCs w:val="22"/>
+        </w:rPr>
+      </w:pPr>
+      <w:r>
+        <w:rPr>
+          <w:rFonts w:ascii="Aptos" w:eastAsia="Aptos" w:hAnsi="Aptos" w:cs="Aptos"/>
+          <w:color w:val="000000" w:themeColor="text1"/>
+          <w:sz w:val="22"/>
+          <w:szCs w:val="22"/>
+        </w:rPr>
+        <w:t xml:space="preserve">@! Find the document that provides </w:t>
+      </w:r>
+      <w:proofErr w:type="spellStart"/>
+      <w:r>
+        <w:rPr>
+          <w:rFonts w:ascii="Aptos" w:eastAsia="Aptos" w:hAnsi="Aptos" w:cs="Aptos"/>
+          <w:color w:val="000000" w:themeColor="text1"/>
+          <w:sz w:val="22"/>
+          <w:szCs w:val="22"/>
+        </w:rPr>
+        <w:t>Thermo</w:t>
+      </w:r>
+      <w:proofErr w:type="spellEnd"/>
+      <w:r>
+        <w:rPr>
+          <w:rFonts w:ascii="Aptos" w:eastAsia="Aptos" w:hAnsi="Aptos" w:cs="Aptos"/>
+          <w:color w:val="000000" w:themeColor="text1"/>
+          <w:sz w:val="22"/>
+          <w:szCs w:val="22"/>
+        </w:rPr>
+        <w:t xml:space="preserve"> Fisher Scientific company overview, mission, site relationships, registration details, Quality Management System (QMS) scope, policies, legal and manufacturing site addresses especially concerning medical devices.</w:t>
       </w:r>
     </w:p>
     <w:p>
@@ -3078,26 +3878,6 @@
           <w:sz w:val="22"/>
           <w:szCs w:val="22"/>
         </w:rPr>
-        <w:t>@! Find the document that provides Thermo Fisher Scientific company overview, mission, site relationships, registration details, Quality Management System (QMS) scope, policies, legal and manufacturing site addresses especially concerning medical devices.</w:t>
-      </w:r>
-    </w:p>
-    <w:p>
-      <w:pPr>
-        <w:spacing w:line="257" w:lineRule="auto"/>
-        <w:rPr>
-          <w:rFonts w:ascii="Aptos" w:eastAsia="Aptos" w:hAnsi="Aptos" w:cs="Aptos"/>
-          <w:color w:val="000000" w:themeColor="text1"/>
-          <w:sz w:val="22"/>
-          <w:szCs w:val="22"/>
-        </w:rPr>
-      </w:pPr>
-      <w:r>
-        <w:rPr>
-          <w:rFonts w:ascii="Aptos" w:eastAsia="Aptos" w:hAnsi="Aptos" w:cs="Aptos"/>
-          <w:color w:val="000000" w:themeColor="text1"/>
-          <w:sz w:val="22"/>
-          <w:szCs w:val="22"/>
-        </w:rPr>
         <w:t xml:space="preserve"> </w:t>
       </w:r>
     </w:p>
@@ -3106,435 +3886,45 @@
         <w:spacing w:line="257" w:lineRule="auto"/>
         <w:rPr>
           <w:rFonts w:ascii="Aptos" w:eastAsia="Aptos" w:hAnsi="Aptos" w:cs="Aptos"/>
-          <w:b/>
-          <w:bCs/>
-          <w:color w:val="000000" w:themeColor="text1"/>
-          <w:sz w:val="22"/>
-          <w:szCs w:val="22"/>
-        </w:rPr>
-      </w:pPr>
-      <w:r>
-        <w:rPr>
-          <w:rFonts w:ascii="Aptos" w:eastAsia="Aptos" w:hAnsi="Aptos" w:cs="Aptos"/>
-          <w:b/>
-          <w:bCs/>
-          <w:color w:val="000000" w:themeColor="text1"/>
-          <w:sz w:val="22"/>
-          <w:szCs w:val="22"/>
-        </w:rPr>
-        <w:t>$Text:-</w:t>
+          <w:color w:val="000000" w:themeColor="text1"/>
+          <w:sz w:val="22"/>
+          <w:szCs w:val="22"/>
+        </w:rPr>
+      </w:pPr>
+      <w:r>
+        <w:rPr>
+          <w:rFonts w:ascii="Aptos" w:eastAsia="Aptos" w:hAnsi="Aptos" w:cs="Aptos"/>
+          <w:color w:val="000000" w:themeColor="text1"/>
+          <w:sz w:val="22"/>
+          <w:szCs w:val="22"/>
+        </w:rPr>
+        <w:t>$</w:t>
+      </w:r>
+      <w:proofErr w:type="spellStart"/>
+      <w:r>
+        <w:rPr>
+          <w:rFonts w:ascii="Aptos" w:eastAsia="Aptos" w:hAnsi="Aptos" w:cs="Aptos"/>
+          <w:color w:val="000000" w:themeColor="text1"/>
+          <w:sz w:val="22"/>
+          <w:szCs w:val="22"/>
+        </w:rPr>
+        <w:t>Static_text</w:t>
+      </w:r>
+      <w:proofErr w:type="spellEnd"/>
+      <w:r>
+        <w:rPr>
+          <w:rFonts w:ascii="Aptos" w:eastAsia="Aptos" w:hAnsi="Aptos" w:cs="Aptos"/>
+          <w:color w:val="000000" w:themeColor="text1"/>
+          <w:sz w:val="22"/>
+          <w:szCs w:val="22"/>
+        </w:rPr>
+        <w:t>:-</w:t>
       </w:r>
     </w:p>
     <w:p>
       <w:pPr>
         <w:pStyle w:val="Heading2"/>
         <w:spacing w:line="257" w:lineRule="auto"/>
-        <w:rPr>
-          <w:rFonts w:ascii="Aptos Display" w:eastAsia="Aptos Display" w:hAnsi="Aptos Display" w:cs="Aptos Display"/>
-          <w:color w:val="000000" w:themeColor="text1"/>
-        </w:rPr>
-      </w:pPr>
-      <w:r>
-        <w:rPr>
-          <w:rFonts w:ascii="Aptos Display" w:eastAsia="Aptos Display" w:hAnsi="Aptos Display" w:cs="Aptos Display"/>
-          <w:color w:val="000000" w:themeColor="text1"/>
-        </w:rPr>
-        <w:t>1.</w:t>
-      </w:r>
-      <w:r>
-        <w:rPr>
-          <w:rFonts w:ascii="Aptos Display" w:eastAsia="Aptos Display" w:hAnsi="Aptos Display" w:cs="Aptos Display"/>
-          <w:color w:val="000000" w:themeColor="text1"/>
-        </w:rPr>
-        <w:t>9</w:t>
-      </w:r>
-      <w:r>
-        <w:rPr>
-          <w:rFonts w:ascii="Aptos Display" w:eastAsia="Aptos Display" w:hAnsi="Aptos Display" w:cs="Aptos Display"/>
-          <w:color w:val="000000" w:themeColor="text1"/>
-        </w:rPr>
-        <w:t xml:space="preserve"> Short description of the quality management system of the company:</w:t>
-      </w:r>
-    </w:p>
-    <w:p>
-      <w:pPr>
-        <w:spacing w:line="257" w:lineRule="auto"/>
-        <w:rPr>
-          <w:rFonts w:ascii="Aptos" w:eastAsia="Aptos" w:hAnsi="Aptos" w:cs="Aptos"/>
-          <w:color w:val="000000" w:themeColor="text1"/>
-          <w:sz w:val="22"/>
-          <w:szCs w:val="22"/>
-        </w:rPr>
-      </w:pPr>
-      <w:r>
-        <w:rPr>
-          <w:rFonts w:ascii="Aptos" w:eastAsia="Aptos" w:hAnsi="Aptos" w:cs="Aptos"/>
-          <w:color w:val="000000" w:themeColor="text1"/>
-          <w:sz w:val="22"/>
-          <w:szCs w:val="22"/>
-        </w:rPr>
-        <w:t>Your</w:t>
-      </w:r>
-      <w:r>
-        <w:rPr>
-          <w:rFonts w:ascii="Aptos" w:eastAsia="Aptos" w:hAnsi="Aptos" w:cs="Aptos"/>
-          <w:color w:val="000000" w:themeColor="text1"/>
-          <w:sz w:val="22"/>
-          <w:szCs w:val="22"/>
-        </w:rPr>
-        <w:t xml:space="preserve"> task is to extract the summary of </w:t>
-      </w:r>
-      <w:r>
-        <w:rPr>
-          <w:rFonts w:ascii="Aptos" w:eastAsia="Aptos" w:hAnsi="Aptos" w:cs="Aptos"/>
-          <w:color w:val="000000" w:themeColor="text1"/>
-          <w:sz w:val="22"/>
-          <w:szCs w:val="22"/>
-        </w:rPr>
-        <w:t>the quality</w:t>
-      </w:r>
-      <w:r>
-        <w:rPr>
-          <w:rFonts w:ascii="Aptos" w:eastAsia="Aptos" w:hAnsi="Aptos" w:cs="Aptos"/>
-          <w:color w:val="000000" w:themeColor="text1"/>
-          <w:sz w:val="22"/>
-          <w:szCs w:val="22"/>
-        </w:rPr>
-        <w:t xml:space="preserve"> management system</w:t>
-      </w:r>
-      <w:r>
-        <w:rPr>
-          <w:rFonts w:ascii="Aptos" w:eastAsia="Aptos" w:hAnsi="Aptos" w:cs="Aptos"/>
-          <w:color w:val="000000" w:themeColor="text1"/>
-          <w:sz w:val="22"/>
-          <w:szCs w:val="22"/>
-        </w:rPr>
-        <w:t xml:space="preserve"> (QMS)</w:t>
-      </w:r>
-      <w:r>
-        <w:rPr>
-          <w:rFonts w:ascii="Aptos" w:eastAsia="Aptos" w:hAnsi="Aptos" w:cs="Aptos"/>
-          <w:color w:val="000000" w:themeColor="text1"/>
-          <w:sz w:val="22"/>
-          <w:szCs w:val="22"/>
-        </w:rPr>
-        <w:t xml:space="preserve"> of the manufacturing site from the input text. The summary should include the following elements:</w:t>
-      </w:r>
-    </w:p>
-    <w:p>
-      <w:pPr>
-        <w:spacing w:line="257" w:lineRule="auto"/>
-        <w:rPr>
-          <w:rFonts w:ascii="Aptos" w:eastAsia="Aptos" w:hAnsi="Aptos" w:cs="Aptos"/>
-          <w:color w:val="000000" w:themeColor="text1"/>
-          <w:sz w:val="22"/>
-          <w:szCs w:val="22"/>
-        </w:rPr>
-      </w:pPr>
-      <w:r>
-        <w:rPr>
-          <w:rFonts w:ascii="Aptos" w:eastAsia="Aptos" w:hAnsi="Aptos" w:cs="Aptos"/>
-          <w:color w:val="000000" w:themeColor="text1"/>
-          <w:sz w:val="22"/>
-          <w:szCs w:val="22"/>
-        </w:rPr>
-        <w:t>- A brief overview of the quality management system</w:t>
-      </w:r>
-      <w:r>
-        <w:rPr>
-          <w:rFonts w:ascii="Aptos" w:eastAsia="Aptos" w:hAnsi="Aptos" w:cs="Aptos"/>
-          <w:color w:val="000000" w:themeColor="text1"/>
-          <w:sz w:val="22"/>
-          <w:szCs w:val="22"/>
-        </w:rPr>
-        <w:t xml:space="preserve"> (QMS)</w:t>
-      </w:r>
-      <w:r>
-        <w:rPr>
-          <w:rFonts w:ascii="Aptos" w:eastAsia="Aptos" w:hAnsi="Aptos" w:cs="Aptos"/>
-          <w:color w:val="000000" w:themeColor="text1"/>
-          <w:sz w:val="22"/>
-          <w:szCs w:val="22"/>
-        </w:rPr>
-        <w:t xml:space="preserve"> in place at the manufacturing site </w:t>
-      </w:r>
-      <w:r>
-        <w:rPr>
-          <w:rFonts w:ascii="Aptos" w:eastAsia="Aptos" w:hAnsi="Aptos" w:cs="Aptos"/>
-          <w:color w:val="000000" w:themeColor="text1"/>
-          <w:sz w:val="22"/>
-          <w:szCs w:val="22"/>
-        </w:rPr>
-        <w:t>in lines</w:t>
-      </w:r>
-      <w:r>
-        <w:rPr>
-          <w:rFonts w:ascii="Aptos" w:eastAsia="Aptos" w:hAnsi="Aptos" w:cs="Aptos"/>
-          <w:color w:val="000000" w:themeColor="text1"/>
-          <w:sz w:val="22"/>
-          <w:szCs w:val="22"/>
-        </w:rPr>
-        <w:t xml:space="preserve"> 2 to</w:t>
-      </w:r>
-      <w:r>
-        <w:rPr>
-          <w:rFonts w:ascii="Aptos" w:eastAsia="Aptos" w:hAnsi="Aptos" w:cs="Aptos"/>
-          <w:color w:val="000000" w:themeColor="text1"/>
-          <w:sz w:val="22"/>
-          <w:szCs w:val="22"/>
-        </w:rPr>
-        <w:t xml:space="preserve"> </w:t>
-      </w:r>
-      <w:r>
-        <w:rPr>
-          <w:rFonts w:ascii="Aptos" w:eastAsia="Aptos" w:hAnsi="Aptos" w:cs="Aptos"/>
-          <w:color w:val="000000" w:themeColor="text1"/>
-          <w:sz w:val="22"/>
-          <w:szCs w:val="22"/>
-        </w:rPr>
-        <w:t>3 lines.</w:t>
-      </w:r>
-    </w:p>
-    <w:p>
-      <w:pPr>
-        <w:spacing w:line="257" w:lineRule="auto"/>
-        <w:rPr>
-          <w:rFonts w:ascii="Aptos" w:eastAsia="Aptos" w:hAnsi="Aptos" w:cs="Aptos"/>
-          <w:color w:val="000000" w:themeColor="text1"/>
-          <w:sz w:val="22"/>
-          <w:szCs w:val="22"/>
-        </w:rPr>
-      </w:pPr>
-      <w:r>
-        <w:rPr>
-          <w:rFonts w:ascii="Aptos" w:eastAsia="Aptos" w:hAnsi="Aptos" w:cs="Aptos"/>
-          <w:color w:val="000000" w:themeColor="text1"/>
-          <w:sz w:val="22"/>
-          <w:szCs w:val="22"/>
-        </w:rPr>
-        <w:t xml:space="preserve">- then write as-is [site name]'s ISO Scope of registration is as follows: from the input text. and if </w:t>
-      </w:r>
-      <w:r>
-        <w:rPr>
-          <w:rFonts w:ascii="Aptos" w:eastAsia="Aptos" w:hAnsi="Aptos" w:cs="Aptos"/>
-          <w:color w:val="000000" w:themeColor="text1"/>
-          <w:sz w:val="22"/>
-          <w:szCs w:val="22"/>
-        </w:rPr>
-        <w:t>there</w:t>
-      </w:r>
-      <w:r>
-        <w:rPr>
-          <w:rFonts w:ascii="Aptos" w:eastAsia="Aptos" w:hAnsi="Aptos" w:cs="Aptos"/>
-          <w:color w:val="000000" w:themeColor="text1"/>
-          <w:sz w:val="22"/>
-          <w:szCs w:val="22"/>
-        </w:rPr>
-        <w:t xml:space="preserve"> is point wise then make point wise list of the scope of registration. Each point should be a separate line.</w:t>
-      </w:r>
-    </w:p>
-    <w:p>
-      <w:pPr>
-        <w:spacing w:line="257" w:lineRule="auto"/>
-        <w:rPr>
-          <w:rFonts w:ascii="Aptos" w:eastAsia="Aptos" w:hAnsi="Aptos" w:cs="Aptos"/>
-          <w:color w:val="000000" w:themeColor="text1"/>
-          <w:sz w:val="22"/>
-          <w:szCs w:val="22"/>
-        </w:rPr>
-      </w:pPr>
-      <w:r>
-        <w:rPr>
-          <w:rFonts w:ascii="Aptos" w:eastAsia="Aptos" w:hAnsi="Aptos" w:cs="Aptos"/>
-          <w:color w:val="000000" w:themeColor="text1"/>
-          <w:sz w:val="22"/>
-          <w:szCs w:val="22"/>
-        </w:rPr>
-        <w:t xml:space="preserve">- if </w:t>
-      </w:r>
-      <w:r>
-        <w:rPr>
-          <w:rFonts w:ascii="Aptos" w:eastAsia="Aptos" w:hAnsi="Aptos" w:cs="Aptos"/>
-          <w:color w:val="000000" w:themeColor="text1"/>
-          <w:sz w:val="22"/>
-          <w:szCs w:val="22"/>
-        </w:rPr>
-        <w:t>the above</w:t>
-      </w:r>
-      <w:r>
-        <w:rPr>
-          <w:rFonts w:ascii="Aptos" w:eastAsia="Aptos" w:hAnsi="Aptos" w:cs="Aptos"/>
-          <w:color w:val="000000" w:themeColor="text1"/>
-          <w:sz w:val="22"/>
-          <w:szCs w:val="22"/>
-        </w:rPr>
-        <w:t xml:space="preserve"> and below paragraph of "ISO Scope of registration" is related to ISO or Registration Number related then add only those paragraphs "as-is" in output as well.</w:t>
-      </w:r>
-    </w:p>
-    <w:p>
-      <w:pPr>
-        <w:spacing w:line="257" w:lineRule="auto"/>
-        <w:rPr>
-          <w:rFonts w:ascii="Aptos" w:eastAsia="Aptos" w:hAnsi="Aptos" w:cs="Aptos"/>
-          <w:color w:val="000000" w:themeColor="text1"/>
-          <w:sz w:val="22"/>
-          <w:szCs w:val="22"/>
-        </w:rPr>
-      </w:pPr>
-      <w:r>
-        <w:rPr>
-          <w:rFonts w:ascii="Aptos" w:eastAsia="Aptos" w:hAnsi="Aptos" w:cs="Aptos"/>
-          <w:color w:val="000000" w:themeColor="text1"/>
-          <w:sz w:val="22"/>
-          <w:szCs w:val="22"/>
-        </w:rPr>
-        <w:t>Ensure that the output maintains the formal, regulatory-compliant tone suitable for documentation. Avoid adding any extra information or commentary.</w:t>
-      </w:r>
-    </w:p>
-    <w:p>
-      <w:pPr>
-        <w:spacing w:line="257" w:lineRule="auto"/>
-        <w:rPr>
-          <w:rFonts w:ascii="Aptos" w:eastAsia="Aptos" w:hAnsi="Aptos" w:cs="Aptos"/>
-          <w:color w:val="000000" w:themeColor="text1"/>
-          <w:sz w:val="22"/>
-          <w:szCs w:val="22"/>
-        </w:rPr>
-      </w:pPr>
-      <w:r>
-        <w:rPr>
-          <w:rFonts w:ascii="Aptos" w:eastAsia="Aptos" w:hAnsi="Aptos" w:cs="Aptos"/>
-          <w:color w:val="000000" w:themeColor="text1"/>
-          <w:sz w:val="22"/>
-          <w:szCs w:val="22"/>
-        </w:rPr>
-        <w:t>- add only main heading at the top is “</w:t>
-      </w:r>
-      <w:r>
-        <w:rPr>
-          <w:rFonts w:ascii="Aptos" w:eastAsia="Aptos" w:hAnsi="Aptos" w:cs="Aptos"/>
-          <w:b/>
-          <w:bCs/>
-          <w:color w:val="000000" w:themeColor="text1"/>
-          <w:sz w:val="22"/>
-          <w:szCs w:val="22"/>
-        </w:rPr>
-        <w:t>1.9</w:t>
-      </w:r>
-      <w:r>
-        <w:rPr>
-          <w:rFonts w:ascii="Aptos" w:eastAsia="Aptos" w:hAnsi="Aptos" w:cs="Aptos"/>
-          <w:b/>
-          <w:bCs/>
-          <w:color w:val="000000" w:themeColor="text1"/>
-          <w:sz w:val="22"/>
-          <w:szCs w:val="22"/>
-        </w:rPr>
-        <w:t xml:space="preserve"> Short description of the quality management system of the company:</w:t>
-      </w:r>
-      <w:r>
-        <w:rPr>
-          <w:rFonts w:ascii="Aptos" w:eastAsia="Aptos" w:hAnsi="Aptos" w:cs="Aptos"/>
-          <w:color w:val="000000" w:themeColor="text1"/>
-          <w:sz w:val="22"/>
-          <w:szCs w:val="22"/>
-        </w:rPr>
-        <w:t>” Make is bol</w:t>
-      </w:r>
-      <w:r>
-        <w:rPr>
-          <w:rFonts w:ascii="Aptos" w:eastAsia="Aptos" w:hAnsi="Aptos" w:cs="Aptos"/>
-          <w:color w:val="000000" w:themeColor="text1"/>
-          <w:sz w:val="22"/>
-          <w:szCs w:val="22"/>
-        </w:rPr>
-        <w:t>d</w:t>
-      </w:r>
-    </w:p>
-    <w:p>
-      <w:pPr>
-        <w:spacing w:line="257" w:lineRule="auto"/>
-        <w:rPr>
-          <w:rFonts w:ascii="Aptos" w:eastAsia="Aptos" w:hAnsi="Aptos" w:cs="Aptos"/>
-          <w:color w:val="000000" w:themeColor="text1"/>
-          <w:sz w:val="22"/>
-          <w:szCs w:val="22"/>
-        </w:rPr>
-      </w:pPr>
-      <w:r>
-        <w:rPr>
-          <w:rFonts w:ascii="Aptos" w:eastAsia="Aptos" w:hAnsi="Aptos" w:cs="Aptos"/>
-          <w:color w:val="000000" w:themeColor="text1"/>
-          <w:sz w:val="22"/>
-          <w:szCs w:val="22"/>
-        </w:rPr>
-        <w:t>@! Find the document that provides Thermo Fisher Scientific company overview, mission, site relationships, registration details, Quality Management System (QMS) scope, policies, legal and manufacturing site addresses especially concerning medical devices.</w:t>
-      </w:r>
-    </w:p>
-    <w:p>
-      <w:pPr>
-        <w:spacing w:line="257" w:lineRule="auto"/>
-        <w:rPr>
-          <w:rFonts w:ascii="Aptos" w:eastAsia="Aptos" w:hAnsi="Aptos" w:cs="Aptos"/>
-          <w:color w:val="000000" w:themeColor="text1"/>
-          <w:sz w:val="22"/>
-          <w:szCs w:val="22"/>
-        </w:rPr>
-      </w:pPr>
-      <w:r>
-        <w:rPr>
-          <w:rFonts w:ascii="Aptos" w:eastAsia="Aptos" w:hAnsi="Aptos" w:cs="Aptos"/>
-          <w:color w:val="000000" w:themeColor="text1"/>
-          <w:sz w:val="22"/>
-          <w:szCs w:val="22"/>
-        </w:rPr>
-        <w:t xml:space="preserve"> </w:t>
-      </w:r>
-    </w:p>
-    <w:p>
-      <w:pPr>
-        <w:spacing w:line="257" w:lineRule="auto"/>
-        <w:rPr>
-          <w:rFonts w:ascii="Aptos" w:eastAsia="Aptos" w:hAnsi="Aptos" w:cs="Aptos"/>
-          <w:color w:val="000000" w:themeColor="text1"/>
-          <w:sz w:val="22"/>
-          <w:szCs w:val="22"/>
-        </w:rPr>
-      </w:pPr>
-      <w:r>
-        <w:rPr>
-          <w:rFonts w:ascii="Aptos" w:eastAsia="Aptos" w:hAnsi="Aptos" w:cs="Aptos"/>
-          <w:color w:val="000000" w:themeColor="text1"/>
-          <w:sz w:val="22"/>
-          <w:szCs w:val="22"/>
-        </w:rPr>
-        <w:t xml:space="preserve"> </w:t>
-      </w:r>
-    </w:p>
-    <w:p>
-      <w:pPr>
-        <w:spacing w:line="257" w:lineRule="auto"/>
-        <w:rPr>
-          <w:rFonts w:ascii="Aptos" w:eastAsia="Aptos" w:hAnsi="Aptos" w:cs="Aptos"/>
-          <w:color w:val="000000" w:themeColor="text1"/>
-          <w:sz w:val="22"/>
-          <w:szCs w:val="22"/>
-        </w:rPr>
-      </w:pPr>
-      <w:r>
-        <w:rPr>
-          <w:rFonts w:ascii="Aptos" w:eastAsia="Aptos" w:hAnsi="Aptos" w:cs="Aptos"/>
-          <w:color w:val="000000" w:themeColor="text1"/>
-          <w:sz w:val="22"/>
-          <w:szCs w:val="22"/>
-        </w:rPr>
-        <w:t>$Static_text:-</w:t>
-      </w:r>
-    </w:p>
-    <w:p>
-      <w:pPr>
-        <w:pStyle w:val="Heading2"/>
-        <w:spacing w:line="257" w:lineRule="auto"/>
         <w:jc w:val="both"/>
         <w:rPr>
           <w:rFonts w:ascii="Times New Roman" w:eastAsia="Times New Roman" w:hAnsi="Times New Roman" w:cs="Times New Roman"/>
@@ -3554,7 +3944,6 @@
           <w:sz w:val="22"/>
           <w:szCs w:val="22"/>
         </w:rPr>
-        <w:lastRenderedPageBreak/>
         <w:t>**</w:t>
       </w:r>
       <w:r>
@@ -3678,8 +4067,19 @@
           <w:sz w:val="22"/>
           <w:szCs w:val="22"/>
         </w:rPr>
-        <w:t>$Static_text</w:t>
-      </w:r>
+        <w:t>$</w:t>
+      </w:r>
+      <w:proofErr w:type="spellStart"/>
+      <w:r>
+        <w:rPr>
+          <w:rFonts w:ascii="Times New Roman" w:eastAsia="Times New Roman" w:hAnsi="Times New Roman" w:cs="Times New Roman"/>
+          <w:color w:val="000000" w:themeColor="text1"/>
+          <w:sz w:val="22"/>
+          <w:szCs w:val="22"/>
+        </w:rPr>
+        <w:t>Static_text</w:t>
+      </w:r>
+      <w:proofErr w:type="spellEnd"/>
     </w:p>
     <w:p>
       <w:pPr>
@@ -3807,7 +4207,31 @@
           <w:sz w:val="22"/>
           <w:szCs w:val="22"/>
         </w:rPr>
-        <w:t>$Static_Text: -</w:t>
+        <w:t>$</w:t>
+      </w:r>
+      <w:proofErr w:type="spellStart"/>
+      <w:r>
+        <w:rPr>
+          <w:rFonts w:ascii="Times New Roman" w:eastAsia="Times New Roman" w:hAnsi="Times New Roman" w:cs="Times New Roman"/>
+          <w:b/>
+          <w:bCs/>
+          <w:color w:val="000000" w:themeColor="text1"/>
+          <w:sz w:val="22"/>
+          <w:szCs w:val="22"/>
+        </w:rPr>
+        <w:t>Static_Text</w:t>
+      </w:r>
+      <w:proofErr w:type="spellEnd"/>
+      <w:r>
+        <w:rPr>
+          <w:rFonts w:ascii="Times New Roman" w:eastAsia="Times New Roman" w:hAnsi="Times New Roman" w:cs="Times New Roman"/>
+          <w:b/>
+          <w:bCs/>
+          <w:color w:val="000000" w:themeColor="text1"/>
+          <w:sz w:val="22"/>
+          <w:szCs w:val="22"/>
+        </w:rPr>
+        <w:t>: -</w:t>
       </w:r>
     </w:p>
     <w:p>
@@ -4111,6 +4535,7 @@
           <w:sz w:val="22"/>
           <w:szCs w:val="22"/>
         </w:rPr>
+        <w:lastRenderedPageBreak/>
         <w:t>- Identify the document that matches the specified title or contains relevant sections based on the provided criteria.</w:t>
       </w:r>
     </w:p>
@@ -4251,7 +4676,6 @@
           <w:sz w:val="22"/>
           <w:szCs w:val="22"/>
         </w:rPr>
-        <w:lastRenderedPageBreak/>
         <w:t xml:space="preserve"> - add only main heading at the top is “</w:t>
       </w:r>
       <w:r>
@@ -4352,7 +4776,27 @@
           <w:sz w:val="22"/>
           <w:szCs w:val="22"/>
         </w:rPr>
-        <w:t>@! Find the document that provides Quality Management System (QMS) policies and procedures for Thermo Fisher Scientific, covering design, manufacturing, distribution, service, and regulatory compliance.</w:t>
+        <w:t xml:space="preserve">@! Find the document that provides Quality Management System (QMS) policies and procedures for </w:t>
+      </w:r>
+      <w:proofErr w:type="spellStart"/>
+      <w:r>
+        <w:rPr>
+          <w:rFonts w:ascii="Aptos" w:eastAsia="Aptos" w:hAnsi="Aptos" w:cs="Aptos"/>
+          <w:color w:val="000000" w:themeColor="text1"/>
+          <w:sz w:val="22"/>
+          <w:szCs w:val="22"/>
+        </w:rPr>
+        <w:t>Thermo</w:t>
+      </w:r>
+      <w:proofErr w:type="spellEnd"/>
+      <w:r>
+        <w:rPr>
+          <w:rFonts w:ascii="Aptos" w:eastAsia="Aptos" w:hAnsi="Aptos" w:cs="Aptos"/>
+          <w:color w:val="000000" w:themeColor="text1"/>
+          <w:sz w:val="22"/>
+          <w:szCs w:val="22"/>
+        </w:rPr>
+        <w:t xml:space="preserve"> Fisher Scientific, covering design, manufacturing, distribution, service, and regulatory compliance.</w:t>
       </w:r>
     </w:p>
     <w:p>
@@ -4527,6 +4971,7 @@
         <w:rPr>
           <w:color w:val="000000" w:themeColor="text1"/>
         </w:rPr>
+        <w:lastRenderedPageBreak/>
         <w:t>- Ensure the output contains **only English text** and exclude any content in other languages.</w:t>
       </w:r>
     </w:p>
@@ -4591,21 +5036,641 @@
         <w:rPr>
           <w:color w:val="000000" w:themeColor="text1"/>
         </w:rPr>
+        <w:t>- Do not include the entire document; extract only the relevant sections.</w:t>
+      </w:r>
+    </w:p>
+    <w:p>
+      <w:pPr>
+        <w:rPr>
+          <w:color w:val="000000" w:themeColor="text1"/>
+        </w:rPr>
+      </w:pPr>
+      <w:r>
+        <w:rPr>
+          <w:color w:val="000000" w:themeColor="text1"/>
+        </w:rPr>
+        <w:t>- Do not strictly follow the original numbering of the document; instead, focus on presenting the content logically under the main heading.</w:t>
+      </w:r>
+    </w:p>
+    <w:p>
+      <w:pPr>
+        <w:spacing w:after="0" w:line="276" w:lineRule="auto"/>
+        <w:rPr>
+          <w:rFonts w:ascii="Aptos" w:eastAsia="Aptos" w:hAnsi="Aptos" w:cs="Aptos"/>
+          <w:color w:val="000000" w:themeColor="text1"/>
+        </w:rPr>
+      </w:pPr>
+      <w:r>
+        <w:rPr>
+          <w:rFonts w:ascii="Aptos" w:eastAsia="Aptos" w:hAnsi="Aptos" w:cs="Aptos"/>
+          <w:color w:val="000000" w:themeColor="text1"/>
+        </w:rPr>
+        <w:t xml:space="preserve">       </w:t>
+      </w:r>
+    </w:p>
+    <w:p>
+      <w:pPr>
+        <w:spacing w:after="0" w:line="276" w:lineRule="auto"/>
+        <w:rPr>
+          <w:rFonts w:ascii="Aptos" w:eastAsia="Aptos" w:hAnsi="Aptos" w:cs="Aptos"/>
+          <w:color w:val="000000" w:themeColor="text1"/>
+        </w:rPr>
+      </w:pPr>
+      <w:r>
+        <w:rPr>
+          <w:rFonts w:ascii="Aptos" w:eastAsia="Aptos" w:hAnsi="Aptos" w:cs="Aptos"/>
+          <w:color w:val="000000" w:themeColor="text1"/>
+        </w:rPr>
+        <w:t xml:space="preserve"> </w:t>
+      </w:r>
+    </w:p>
+    <w:p>
+      <w:pPr>
+        <w:spacing w:line="257" w:lineRule="auto"/>
+        <w:rPr>
+          <w:rFonts w:ascii="Aptos" w:eastAsia="Aptos" w:hAnsi="Aptos" w:cs="Aptos"/>
+          <w:color w:val="000000" w:themeColor="text1"/>
+        </w:rPr>
+      </w:pPr>
+      <w:r>
+        <w:rPr>
+          <w:rFonts w:ascii="Aptos" w:eastAsia="Aptos" w:hAnsi="Aptos" w:cs="Aptos"/>
+          <w:b/>
+          <w:bCs/>
+          <w:color w:val="000000" w:themeColor="text1"/>
+        </w:rPr>
+        <w:t>@!</w:t>
+      </w:r>
+      <w:r>
+        <w:rPr>
+          <w:rFonts w:ascii="Aptos" w:eastAsia="Aptos" w:hAnsi="Aptos" w:cs="Aptos"/>
+          <w:color w:val="000000" w:themeColor="text1"/>
+        </w:rPr>
+        <w:t xml:space="preserve"> Find the document that provides Procedure for personnel training and certification at </w:t>
+      </w:r>
+      <w:proofErr w:type="spellStart"/>
+      <w:r>
+        <w:rPr>
+          <w:rFonts w:ascii="Aptos" w:eastAsia="Aptos" w:hAnsi="Aptos" w:cs="Aptos"/>
+          <w:color w:val="000000" w:themeColor="text1"/>
+        </w:rPr>
+        <w:t>Thermo</w:t>
+      </w:r>
+      <w:proofErr w:type="spellEnd"/>
+      <w:r>
+        <w:rPr>
+          <w:rFonts w:ascii="Aptos" w:eastAsia="Aptos" w:hAnsi="Aptos" w:cs="Aptos"/>
+          <w:color w:val="000000" w:themeColor="text1"/>
+        </w:rPr>
+        <w:t xml:space="preserve"> Fisher Scientific, covering competencies, qualifications, and record keeping for activities affecting product quality.</w:t>
+      </w:r>
+    </w:p>
+    <w:p>
+      <w:pPr>
+        <w:rPr>
+          <w:color w:val="000000" w:themeColor="text1"/>
+        </w:rPr>
+      </w:pPr>
+    </w:p>
+    <w:p>
+      <w:pPr>
+        <w:spacing w:line="257" w:lineRule="auto"/>
+        <w:rPr>
+          <w:rFonts w:ascii="Aptos" w:eastAsia="Aptos" w:hAnsi="Aptos" w:cs="Aptos"/>
+          <w:b/>
+          <w:bCs/>
+          <w:color w:val="000000" w:themeColor="text1"/>
+          <w:sz w:val="22"/>
+          <w:szCs w:val="22"/>
+        </w:rPr>
+      </w:pPr>
+      <w:r>
+        <w:rPr>
+          <w:rFonts w:ascii="Aptos" w:eastAsia="Aptos" w:hAnsi="Aptos" w:cs="Aptos"/>
+          <w:b/>
+          <w:bCs/>
+          <w:color w:val="000000" w:themeColor="text1"/>
+          <w:sz w:val="22"/>
+          <w:szCs w:val="22"/>
+        </w:rPr>
+        <w:t>$Text:-</w:t>
+      </w:r>
+    </w:p>
+    <w:p>
+      <w:pPr>
+        <w:pStyle w:val="Heading2"/>
+        <w:spacing w:line="257" w:lineRule="auto"/>
+        <w:rPr>
+          <w:rFonts w:ascii="Aptos Display" w:eastAsia="Aptos Display" w:hAnsi="Aptos Display" w:cs="Aptos Display"/>
+          <w:color w:val="000000" w:themeColor="text1"/>
+        </w:rPr>
+      </w:pPr>
+      <w:r>
+        <w:rPr>
+          <w:rFonts w:ascii="Aptos Display" w:eastAsia="Aptos Display" w:hAnsi="Aptos Display" w:cs="Aptos Display"/>
+          <w:color w:val="000000" w:themeColor="text1"/>
+        </w:rPr>
+        <w:t xml:space="preserve">2.4 Health requirements for personnel engaged in production: </w:t>
+      </w:r>
+    </w:p>
+    <w:p>
+      <w:pPr>
+        <w:spacing w:line="257" w:lineRule="auto"/>
+        <w:rPr>
+          <w:rFonts w:ascii="Aptos" w:eastAsia="Aptos" w:hAnsi="Aptos" w:cs="Aptos"/>
+          <w:color w:val="000000" w:themeColor="text1"/>
+          <w:sz w:val="22"/>
+          <w:szCs w:val="22"/>
+        </w:rPr>
+      </w:pPr>
+      <w:r>
+        <w:rPr>
+          <w:rFonts w:ascii="Aptos" w:eastAsia="Aptos" w:hAnsi="Aptos" w:cs="Aptos"/>
+          <w:color w:val="000000" w:themeColor="text1"/>
+          <w:sz w:val="22"/>
+          <w:szCs w:val="22"/>
+        </w:rPr>
+        <w:t xml:space="preserve"> </w:t>
+      </w:r>
+    </w:p>
+    <w:p>
+      <w:pPr>
+        <w:spacing w:after="0" w:line="276" w:lineRule="auto"/>
+        <w:rPr>
+          <w:rFonts w:ascii="Aptos" w:eastAsia="Aptos" w:hAnsi="Aptos" w:cs="Aptos"/>
+          <w:color w:val="000000" w:themeColor="text1"/>
+          <w:sz w:val="22"/>
+          <w:szCs w:val="22"/>
+        </w:rPr>
+      </w:pPr>
+      <w:r>
+        <w:rPr>
+          <w:rFonts w:ascii="Aptos" w:eastAsia="Aptos" w:hAnsi="Aptos" w:cs="Aptos"/>
+          <w:color w:val="000000" w:themeColor="text1"/>
+          <w:sz w:val="22"/>
+          <w:szCs w:val="22"/>
+        </w:rPr>
+        <w:t>- Describe the Procedure for Health requirements for personnel engaged in production at [site name].</w:t>
+      </w:r>
+    </w:p>
+    <w:p>
+      <w:pPr>
+        <w:spacing w:after="0" w:line="276" w:lineRule="auto"/>
+        <w:rPr>
+          <w:rFonts w:ascii="Aptos" w:eastAsia="Aptos" w:hAnsi="Aptos" w:cs="Aptos"/>
+          <w:color w:val="000000" w:themeColor="text1"/>
+          <w:sz w:val="22"/>
+          <w:szCs w:val="22"/>
+        </w:rPr>
+      </w:pPr>
+      <w:r>
+        <w:rPr>
+          <w:rFonts w:ascii="Aptos" w:eastAsia="Aptos" w:hAnsi="Aptos" w:cs="Aptos"/>
+          <w:color w:val="000000" w:themeColor="text1"/>
+          <w:sz w:val="22"/>
+          <w:szCs w:val="22"/>
+        </w:rPr>
+        <w:t>- The input text consists of multiple documents, each separated by a unique delimiter (e.g., "##########################").</w:t>
+      </w:r>
+    </w:p>
+    <w:p>
+      <w:pPr>
+        <w:spacing w:after="0" w:line="276" w:lineRule="auto"/>
+        <w:rPr>
+          <w:rFonts w:ascii="Aptos" w:eastAsia="Aptos" w:hAnsi="Aptos" w:cs="Aptos"/>
+          <w:color w:val="000000" w:themeColor="text1"/>
+          <w:sz w:val="22"/>
+          <w:szCs w:val="22"/>
+        </w:rPr>
+      </w:pPr>
+      <w:r>
+        <w:rPr>
+          <w:rFonts w:ascii="Aptos" w:eastAsia="Aptos" w:hAnsi="Aptos" w:cs="Aptos"/>
+          <w:color w:val="000000" w:themeColor="text1"/>
+          <w:sz w:val="22"/>
+          <w:szCs w:val="22"/>
+        </w:rPr>
+        <w:t>- Identify the document that contains information related to 'Health requirements for personnel engaged in production'</w:t>
+      </w:r>
+    </w:p>
+    <w:p>
+      <w:pPr>
+        <w:spacing w:after="0" w:line="276" w:lineRule="auto"/>
+        <w:rPr>
+          <w:rFonts w:ascii="Aptos" w:eastAsia="Aptos" w:hAnsi="Aptos" w:cs="Aptos"/>
+          <w:color w:val="000000" w:themeColor="text1"/>
+          <w:sz w:val="22"/>
+          <w:szCs w:val="22"/>
+        </w:rPr>
+      </w:pPr>
+      <w:r>
+        <w:rPr>
+          <w:rFonts w:ascii="Aptos" w:eastAsia="Aptos" w:hAnsi="Aptos" w:cs="Aptos"/>
+          <w:color w:val="000000" w:themeColor="text1"/>
+          <w:sz w:val="22"/>
+          <w:szCs w:val="22"/>
+        </w:rPr>
+        <w:t>- Once the relevant document is identified:</w:t>
+      </w:r>
+    </w:p>
+    <w:p>
+      <w:pPr>
+        <w:spacing w:after="0" w:line="276" w:lineRule="auto"/>
+        <w:rPr>
+          <w:rFonts w:ascii="Aptos" w:eastAsia="Aptos" w:hAnsi="Aptos" w:cs="Aptos"/>
+          <w:color w:val="000000" w:themeColor="text1"/>
+          <w:sz w:val="22"/>
+          <w:szCs w:val="22"/>
+        </w:rPr>
+      </w:pPr>
+      <w:r>
+        <w:rPr>
+          <w:rFonts w:ascii="Aptos" w:eastAsia="Aptos" w:hAnsi="Aptos" w:cs="Aptos"/>
+          <w:color w:val="000000" w:themeColor="text1"/>
+          <w:sz w:val="22"/>
+          <w:szCs w:val="22"/>
+        </w:rPr>
+        <w:t>      - Extract only the content of the "</w:t>
+      </w:r>
+      <w:proofErr w:type="spellStart"/>
+      <w:r>
+        <w:rPr>
+          <w:rFonts w:ascii="Aptos" w:eastAsia="Aptos" w:hAnsi="Aptos" w:cs="Aptos"/>
+          <w:color w:val="000000" w:themeColor="text1"/>
+          <w:sz w:val="22"/>
+          <w:szCs w:val="22"/>
+        </w:rPr>
+        <w:t>Ablaufbeschreibung</w:t>
+      </w:r>
+      <w:proofErr w:type="spellEnd"/>
+      <w:r>
+        <w:rPr>
+          <w:rFonts w:ascii="Aptos" w:eastAsia="Aptos" w:hAnsi="Aptos" w:cs="Aptos"/>
+          <w:color w:val="000000" w:themeColor="text1"/>
+          <w:sz w:val="22"/>
+          <w:szCs w:val="22"/>
+        </w:rPr>
+        <w:t xml:space="preserve"> " OR 'Procedure' section Description and give all steps related to Health requirements for personnel engaged in production.</w:t>
+      </w:r>
+    </w:p>
+    <w:p>
+      <w:pPr>
+        <w:spacing w:after="0" w:line="276" w:lineRule="auto"/>
+        <w:rPr>
+          <w:rFonts w:ascii="Aptos" w:eastAsia="Aptos" w:hAnsi="Aptos" w:cs="Aptos"/>
+          <w:color w:val="000000" w:themeColor="text1"/>
+          <w:sz w:val="22"/>
+          <w:szCs w:val="22"/>
+        </w:rPr>
+      </w:pPr>
+    </w:p>
+    <w:p>
+      <w:pPr>
+        <w:spacing w:after="0" w:line="276" w:lineRule="auto"/>
+        <w:rPr>
+          <w:rFonts w:ascii="Aptos" w:eastAsia="Aptos" w:hAnsi="Aptos" w:cs="Aptos"/>
+          <w:color w:val="000000" w:themeColor="text1"/>
+          <w:sz w:val="22"/>
+          <w:szCs w:val="22"/>
+        </w:rPr>
+      </w:pPr>
+      <w:r>
+        <w:rPr>
+          <w:rFonts w:ascii="Aptos" w:eastAsia="Aptos" w:hAnsi="Aptos" w:cs="Aptos"/>
+          <w:color w:val="000000" w:themeColor="text1"/>
+          <w:sz w:val="22"/>
+          <w:szCs w:val="22"/>
+        </w:rPr>
+        <w:t>*Maintain the original structure and formatting precisely, but also apply a clear hierarchy to the content</w:t>
+      </w:r>
+    </w:p>
+    <w:p>
+      <w:pPr>
+        <w:spacing w:after="0" w:line="276" w:lineRule="auto"/>
+        <w:rPr>
+          <w:rFonts w:ascii="Aptos" w:eastAsia="Aptos" w:hAnsi="Aptos" w:cs="Aptos"/>
+          <w:color w:val="000000" w:themeColor="text1"/>
+          <w:sz w:val="22"/>
+          <w:szCs w:val="22"/>
+        </w:rPr>
+      </w:pPr>
+      <w:r>
+        <w:rPr>
+          <w:rFonts w:ascii="Aptos" w:eastAsia="Aptos" w:hAnsi="Aptos" w:cs="Aptos"/>
+          <w:color w:val="000000" w:themeColor="text1"/>
+          <w:sz w:val="22"/>
+          <w:szCs w:val="22"/>
+        </w:rPr>
+        <w:t>- add only main heading at the top is “2.4 Health requirements for personnel engaged in production:” make is bold"""</w:t>
+      </w:r>
+    </w:p>
+    <w:p>
+      <w:pPr>
+        <w:spacing w:after="0" w:line="276" w:lineRule="auto"/>
+        <w:rPr>
+          <w:rFonts w:ascii="Aptos" w:eastAsia="Aptos" w:hAnsi="Aptos" w:cs="Aptos"/>
+          <w:color w:val="000000" w:themeColor="text1"/>
+          <w:sz w:val="22"/>
+          <w:szCs w:val="22"/>
+        </w:rPr>
+      </w:pPr>
+      <w:r>
+        <w:rPr>
+          <w:rFonts w:ascii="Aptos" w:eastAsia="Aptos" w:hAnsi="Aptos" w:cs="Aptos"/>
+          <w:color w:val="000000" w:themeColor="text1"/>
+          <w:sz w:val="22"/>
+          <w:szCs w:val="22"/>
+        </w:rPr>
+        <w:t xml:space="preserve">    </w:t>
+      </w:r>
+    </w:p>
+    <w:p>
+      <w:pPr>
+        <w:spacing w:line="257" w:lineRule="auto"/>
+        <w:rPr>
+          <w:rFonts w:ascii="Aptos" w:eastAsia="Aptos" w:hAnsi="Aptos" w:cs="Aptos"/>
+          <w:color w:val="000000" w:themeColor="text1"/>
+          <w:sz w:val="22"/>
+          <w:szCs w:val="22"/>
+        </w:rPr>
+      </w:pPr>
+      <w:r>
+        <w:rPr>
+          <w:rFonts w:ascii="Aptos" w:eastAsia="Aptos" w:hAnsi="Aptos" w:cs="Aptos"/>
+          <w:color w:val="000000" w:themeColor="text1"/>
+          <w:sz w:val="22"/>
+          <w:szCs w:val="22"/>
+        </w:rPr>
         <w:lastRenderedPageBreak/>
-        <w:t>- Do not include the entire document; extract only the relevant sections.</w:t>
-      </w:r>
-    </w:p>
-    <w:p>
-      <w:pPr>
-        <w:rPr>
-          <w:color w:val="000000" w:themeColor="text1"/>
-        </w:rPr>
-      </w:pPr>
-      <w:r>
-        <w:rPr>
-          <w:color w:val="000000" w:themeColor="text1"/>
-        </w:rPr>
-        <w:t>- Do not strictly follow the original numbering of the document; instead, focus on presenting the content logically under the main heading.</w:t>
+        <w:t xml:space="preserve">@! Find the document that provides Procedure for health, safety, and contamination control policies at </w:t>
+      </w:r>
+      <w:proofErr w:type="spellStart"/>
+      <w:r>
+        <w:rPr>
+          <w:rFonts w:ascii="Aptos" w:eastAsia="Aptos" w:hAnsi="Aptos" w:cs="Aptos"/>
+          <w:color w:val="000000" w:themeColor="text1"/>
+          <w:sz w:val="22"/>
+          <w:szCs w:val="22"/>
+        </w:rPr>
+        <w:t>Thermo</w:t>
+      </w:r>
+      <w:proofErr w:type="spellEnd"/>
+      <w:r>
+        <w:rPr>
+          <w:rFonts w:ascii="Aptos" w:eastAsia="Aptos" w:hAnsi="Aptos" w:cs="Aptos"/>
+          <w:color w:val="000000" w:themeColor="text1"/>
+          <w:sz w:val="22"/>
+          <w:szCs w:val="22"/>
+        </w:rPr>
+        <w:t xml:space="preserve"> Fisher Scientific, covering personnel protection, workplace environment, incident reporting, and safe work practices</w:t>
+      </w:r>
+    </w:p>
+    <w:p>
+      <w:pPr>
+        <w:spacing w:line="257" w:lineRule="auto"/>
+        <w:rPr>
+          <w:rFonts w:ascii="Aptos" w:eastAsia="Aptos" w:hAnsi="Aptos" w:cs="Aptos"/>
+          <w:color w:val="000000" w:themeColor="text1"/>
+          <w:sz w:val="22"/>
+          <w:szCs w:val="22"/>
+        </w:rPr>
+      </w:pPr>
+      <w:r>
+        <w:rPr>
+          <w:rFonts w:ascii="Aptos" w:eastAsia="Aptos" w:hAnsi="Aptos" w:cs="Aptos"/>
+          <w:color w:val="000000" w:themeColor="text1"/>
+          <w:sz w:val="22"/>
+          <w:szCs w:val="22"/>
+        </w:rPr>
+        <w:t xml:space="preserve"> </w:t>
+      </w:r>
+    </w:p>
+    <w:p>
+      <w:pPr>
+        <w:spacing w:line="257" w:lineRule="auto"/>
+        <w:rPr>
+          <w:rFonts w:ascii="Aptos" w:eastAsia="Aptos" w:hAnsi="Aptos" w:cs="Aptos"/>
+          <w:b/>
+          <w:bCs/>
+          <w:color w:val="000000" w:themeColor="text1"/>
+          <w:sz w:val="22"/>
+          <w:szCs w:val="22"/>
+        </w:rPr>
+      </w:pPr>
+      <w:r>
+        <w:rPr>
+          <w:rFonts w:ascii="Aptos" w:eastAsia="Aptos" w:hAnsi="Aptos" w:cs="Aptos"/>
+          <w:b/>
+          <w:bCs/>
+          <w:color w:val="000000" w:themeColor="text1"/>
+          <w:sz w:val="22"/>
+          <w:szCs w:val="22"/>
+        </w:rPr>
+        <w:t>$Text:-</w:t>
+      </w:r>
+    </w:p>
+    <w:p>
+      <w:pPr>
+        <w:pStyle w:val="Heading2"/>
+        <w:spacing w:line="257" w:lineRule="auto"/>
+        <w:rPr>
+          <w:rFonts w:ascii="Aptos Display" w:eastAsia="Aptos Display" w:hAnsi="Aptos Display" w:cs="Aptos Display"/>
+          <w:color w:val="000000" w:themeColor="text1"/>
+        </w:rPr>
+      </w:pPr>
+      <w:r>
+        <w:rPr>
+          <w:rFonts w:ascii="Aptos Display" w:eastAsia="Aptos Display" w:hAnsi="Aptos Display" w:cs="Aptos Display"/>
+          <w:color w:val="000000" w:themeColor="text1"/>
+        </w:rPr>
+        <w:t>2.5</w:t>
+      </w:r>
+      <w:r>
+        <w:rPr>
+          <w:rFonts w:ascii="Aptos Display" w:eastAsia="Aptos Display" w:hAnsi="Aptos Display" w:cs="Aptos Display"/>
+          <w:color w:val="000000" w:themeColor="text1"/>
+        </w:rPr>
+        <w:t xml:space="preserve"> Personnel hygiene requirements (including clothing): **</w:t>
+      </w:r>
+    </w:p>
+    <w:p>
+      <w:pPr>
+        <w:spacing w:line="257" w:lineRule="auto"/>
+        <w:rPr>
+          <w:rFonts w:ascii="Aptos" w:eastAsia="Aptos" w:hAnsi="Aptos" w:cs="Aptos"/>
+          <w:color w:val="000000" w:themeColor="text1"/>
+          <w:sz w:val="22"/>
+          <w:szCs w:val="22"/>
+        </w:rPr>
+      </w:pPr>
+      <w:r>
+        <w:rPr>
+          <w:rFonts w:ascii="Aptos" w:eastAsia="Aptos" w:hAnsi="Aptos" w:cs="Aptos"/>
+          <w:color w:val="000000" w:themeColor="text1"/>
+          <w:sz w:val="22"/>
+          <w:szCs w:val="22"/>
+        </w:rPr>
+        <w:t>Analyze the provided input text, which consists of multiple documents separated by the phrase "##########################." Perform the following tasks:</w:t>
+      </w:r>
+    </w:p>
+    <w:p>
+      <w:pPr>
+        <w:spacing w:line="257" w:lineRule="auto"/>
+        <w:rPr>
+          <w:rFonts w:ascii="Aptos" w:eastAsia="Aptos" w:hAnsi="Aptos" w:cs="Aptos"/>
+          <w:color w:val="000000" w:themeColor="text1"/>
+          <w:sz w:val="22"/>
+          <w:szCs w:val="22"/>
+        </w:rPr>
+      </w:pPr>
+      <w:r>
+        <w:rPr>
+          <w:rFonts w:ascii="Aptos" w:eastAsia="Aptos" w:hAnsi="Aptos" w:cs="Aptos"/>
+          <w:color w:val="000000" w:themeColor="text1"/>
+          <w:sz w:val="22"/>
+          <w:szCs w:val="22"/>
+        </w:rPr>
+        <w:t xml:space="preserve">- Identify the document where the 'Purpose:' section explicitly mentions the keyword 'Health.' </w:t>
+      </w:r>
+    </w:p>
+    <w:p>
+      <w:pPr>
+        <w:spacing w:line="257" w:lineRule="auto"/>
+        <w:rPr>
+          <w:rFonts w:ascii="Aptos" w:eastAsia="Aptos" w:hAnsi="Aptos" w:cs="Aptos"/>
+          <w:color w:val="000000" w:themeColor="text1"/>
+          <w:sz w:val="22"/>
+          <w:szCs w:val="22"/>
+        </w:rPr>
+      </w:pPr>
+      <w:r>
+        <w:rPr>
+          <w:rFonts w:ascii="Aptos" w:eastAsia="Aptos" w:hAnsi="Aptos" w:cs="Aptos"/>
+          <w:color w:val="000000" w:themeColor="text1"/>
+          <w:sz w:val="22"/>
+          <w:szCs w:val="22"/>
+        </w:rPr>
+        <w:t>- Once the relevant document is identified, Address the following Personnel hygiene requirements (including clothing):</w:t>
+      </w:r>
+    </w:p>
+    <w:p>
+      <w:pPr>
+        <w:spacing w:line="257" w:lineRule="auto"/>
+        <w:rPr>
+          <w:rFonts w:ascii="Aptos" w:eastAsia="Aptos" w:hAnsi="Aptos" w:cs="Aptos"/>
+          <w:color w:val="000000" w:themeColor="text1"/>
+          <w:sz w:val="22"/>
+          <w:szCs w:val="22"/>
+        </w:rPr>
+      </w:pPr>
+      <w:r>
+        <w:rPr>
+          <w:rFonts w:ascii="Aptos" w:eastAsia="Aptos" w:hAnsi="Aptos" w:cs="Aptos"/>
+          <w:color w:val="000000" w:themeColor="text1"/>
+          <w:sz w:val="22"/>
+          <w:szCs w:val="22"/>
+        </w:rPr>
+        <w:t xml:space="preserve">    - How site management ensures a safe and suitable work environment for employees.</w:t>
+      </w:r>
+    </w:p>
+    <w:p>
+      <w:pPr>
+        <w:spacing w:line="257" w:lineRule="auto"/>
+        <w:rPr>
+          <w:rFonts w:ascii="Aptos" w:eastAsia="Aptos" w:hAnsi="Aptos" w:cs="Aptos"/>
+          <w:color w:val="000000" w:themeColor="text1"/>
+          <w:sz w:val="22"/>
+          <w:szCs w:val="22"/>
+        </w:rPr>
+      </w:pPr>
+      <w:r>
+        <w:rPr>
+          <w:rFonts w:ascii="Aptos" w:eastAsia="Aptos" w:hAnsi="Aptos" w:cs="Aptos"/>
+          <w:color w:val="000000" w:themeColor="text1"/>
+          <w:sz w:val="22"/>
+          <w:szCs w:val="22"/>
+        </w:rPr>
+        <w:t xml:space="preserve">    - The use of personal protective equipment, work environment, environmental controls, personnel clothing, and practices defined to support processes.</w:t>
+      </w:r>
+    </w:p>
+    <w:p>
+      <w:pPr>
+        <w:spacing w:line="257" w:lineRule="auto"/>
+        <w:rPr>
+          <w:rFonts w:ascii="Aptos" w:eastAsia="Aptos" w:hAnsi="Aptos" w:cs="Aptos"/>
+          <w:color w:val="000000" w:themeColor="text1"/>
+          <w:sz w:val="22"/>
+          <w:szCs w:val="22"/>
+        </w:rPr>
+      </w:pPr>
+      <w:r>
+        <w:rPr>
+          <w:rFonts w:ascii="Aptos" w:eastAsia="Aptos" w:hAnsi="Aptos" w:cs="Aptos"/>
+          <w:color w:val="000000" w:themeColor="text1"/>
+          <w:sz w:val="22"/>
+          <w:szCs w:val="22"/>
+        </w:rPr>
+        <w:t xml:space="preserve">    - Safety training requirements for new associates.</w:t>
+      </w:r>
+    </w:p>
+    <w:p>
+      <w:pPr>
+        <w:spacing w:line="257" w:lineRule="auto"/>
+        <w:rPr>
+          <w:rFonts w:ascii="Aptos" w:eastAsia="Aptos" w:hAnsi="Aptos" w:cs="Aptos"/>
+          <w:color w:val="000000" w:themeColor="text1"/>
+          <w:sz w:val="22"/>
+          <w:szCs w:val="22"/>
+        </w:rPr>
+      </w:pPr>
+      <w:r>
+        <w:rPr>
+          <w:rFonts w:ascii="Aptos" w:eastAsia="Aptos" w:hAnsi="Aptos" w:cs="Aptos"/>
+          <w:color w:val="000000" w:themeColor="text1"/>
+          <w:sz w:val="22"/>
+          <w:szCs w:val="22"/>
+        </w:rPr>
+        <w:t xml:space="preserve">    - Guidelines for production employees, including housekeeping, drink consumption, food consumption/storage, hair length, and PPE only.</w:t>
+      </w:r>
+    </w:p>
+    <w:p>
+      <w:pPr>
+        <w:spacing w:line="257" w:lineRule="auto"/>
+        <w:rPr>
+          <w:rFonts w:ascii="Aptos" w:eastAsia="Aptos" w:hAnsi="Aptos" w:cs="Aptos"/>
+          <w:color w:val="000000" w:themeColor="text1"/>
+          <w:sz w:val="22"/>
+          <w:szCs w:val="22"/>
+        </w:rPr>
+      </w:pPr>
+      <w:r>
+        <w:rPr>
+          <w:rFonts w:ascii="Aptos" w:eastAsia="Aptos" w:hAnsi="Aptos" w:cs="Aptos"/>
+          <w:color w:val="000000" w:themeColor="text1"/>
+          <w:sz w:val="22"/>
+          <w:szCs w:val="22"/>
+        </w:rPr>
+        <w:t>- DO not repeat the points mentioned above as subheadings in the output.</w:t>
+      </w:r>
+    </w:p>
+    <w:p>
+      <w:pPr>
+        <w:spacing w:line="257" w:lineRule="auto"/>
+        <w:rPr>
+          <w:rFonts w:ascii="Aptos" w:eastAsia="Aptos" w:hAnsi="Aptos" w:cs="Aptos"/>
+          <w:color w:val="000000" w:themeColor="text1"/>
+          <w:sz w:val="22"/>
+          <w:szCs w:val="22"/>
+        </w:rPr>
+      </w:pPr>
+      <w:r>
+        <w:rPr>
+          <w:rFonts w:ascii="Aptos" w:eastAsia="Aptos" w:hAnsi="Aptos" w:cs="Aptos"/>
+          <w:color w:val="000000" w:themeColor="text1"/>
+          <w:sz w:val="22"/>
+          <w:szCs w:val="22"/>
+        </w:rPr>
+        <w:t>Note: The response should not include any subheadings or additional content beyond the specific details requested above.</w:t>
       </w:r>
     </w:p>
     <w:p>
@@ -4614,14 +5679,18 @@
         <w:rPr>
           <w:rFonts w:ascii="Aptos" w:eastAsia="Aptos" w:hAnsi="Aptos" w:cs="Aptos"/>
           <w:color w:val="000000" w:themeColor="text1"/>
-        </w:rPr>
-      </w:pPr>
-      <w:r>
-        <w:rPr>
-          <w:rFonts w:ascii="Aptos" w:eastAsia="Aptos" w:hAnsi="Aptos" w:cs="Aptos"/>
-          <w:color w:val="000000" w:themeColor="text1"/>
-        </w:rPr>
-        <w:t xml:space="preserve">       </w:t>
+          <w:sz w:val="22"/>
+          <w:szCs w:val="22"/>
+        </w:rPr>
+      </w:pPr>
+      <w:r>
+        <w:rPr>
+          <w:rFonts w:ascii="Aptos" w:eastAsia="Aptos" w:hAnsi="Aptos" w:cs="Aptos"/>
+          <w:color w:val="000000" w:themeColor="text1"/>
+          <w:sz w:val="22"/>
+          <w:szCs w:val="22"/>
+        </w:rPr>
+        <w:t>*Maintain the original structure and formatting precisely, but also apply a clear hierarchy to the content</w:t>
       </w:r>
     </w:p>
     <w:p>
@@ -4630,12 +5699,133 @@
         <w:rPr>
           <w:rFonts w:ascii="Aptos" w:eastAsia="Aptos" w:hAnsi="Aptos" w:cs="Aptos"/>
           <w:color w:val="000000" w:themeColor="text1"/>
-        </w:rPr>
-      </w:pPr>
-      <w:r>
-        <w:rPr>
-          <w:rFonts w:ascii="Aptos" w:eastAsia="Aptos" w:hAnsi="Aptos" w:cs="Aptos"/>
-          <w:color w:val="000000" w:themeColor="text1"/>
+          <w:sz w:val="22"/>
+          <w:szCs w:val="22"/>
+        </w:rPr>
+      </w:pPr>
+      <w:r>
+        <w:rPr>
+          <w:rFonts w:ascii="Aptos" w:eastAsia="Aptos" w:hAnsi="Aptos" w:cs="Aptos"/>
+          <w:color w:val="000000" w:themeColor="text1"/>
+          <w:sz w:val="22"/>
+          <w:szCs w:val="22"/>
+        </w:rPr>
+        <w:t xml:space="preserve"> - add only main heading at the top is </w:t>
+      </w:r>
+      <w:r>
+        <w:rPr>
+          <w:rFonts w:ascii="Aptos" w:eastAsia="Aptos" w:hAnsi="Aptos" w:cs="Aptos"/>
+          <w:b/>
+          <w:bCs/>
+          <w:color w:val="000000" w:themeColor="text1"/>
+          <w:sz w:val="22"/>
+          <w:szCs w:val="22"/>
+        </w:rPr>
+        <w:t>2.5</w:t>
+      </w:r>
+      <w:r>
+        <w:rPr>
+          <w:rFonts w:ascii="Aptos" w:eastAsia="Aptos" w:hAnsi="Aptos" w:cs="Aptos"/>
+          <w:b/>
+          <w:bCs/>
+          <w:color w:val="000000" w:themeColor="text1"/>
+          <w:sz w:val="22"/>
+          <w:szCs w:val="22"/>
+        </w:rPr>
+        <w:t xml:space="preserve"> Personnel hygiene requirements (including clothing):</w:t>
+      </w:r>
+      <w:r>
+        <w:rPr>
+          <w:rFonts w:ascii="Aptos" w:eastAsia="Aptos" w:hAnsi="Aptos" w:cs="Aptos"/>
+          <w:color w:val="000000" w:themeColor="text1"/>
+          <w:sz w:val="22"/>
+          <w:szCs w:val="22"/>
+        </w:rPr>
+        <w:t>” make is bol</w:t>
+      </w:r>
+      <w:r>
+        <w:rPr>
+          <w:rFonts w:ascii="Aptos" w:eastAsia="Aptos" w:hAnsi="Aptos" w:cs="Aptos"/>
+          <w:color w:val="000000" w:themeColor="text1"/>
+          <w:sz w:val="22"/>
+          <w:szCs w:val="22"/>
+        </w:rPr>
+        <w:t>d</w:t>
+      </w:r>
+    </w:p>
+    <w:p>
+      <w:pPr>
+        <w:spacing w:line="257" w:lineRule="auto"/>
+        <w:rPr>
+          <w:rFonts w:ascii="Aptos" w:eastAsia="Aptos" w:hAnsi="Aptos" w:cs="Aptos"/>
+          <w:color w:val="000000" w:themeColor="text1"/>
+          <w:sz w:val="22"/>
+          <w:szCs w:val="22"/>
+        </w:rPr>
+      </w:pPr>
+      <w:r>
+        <w:rPr>
+          <w:rFonts w:ascii="Aptos" w:eastAsia="Aptos" w:hAnsi="Aptos" w:cs="Aptos"/>
+          <w:color w:val="000000" w:themeColor="text1"/>
+          <w:sz w:val="22"/>
+          <w:szCs w:val="22"/>
+        </w:rPr>
+        <w:t xml:space="preserve">@! Find the document that provides Procedure for health, safety, and contamination control policies at </w:t>
+      </w:r>
+      <w:proofErr w:type="spellStart"/>
+      <w:r>
+        <w:rPr>
+          <w:rFonts w:ascii="Aptos" w:eastAsia="Aptos" w:hAnsi="Aptos" w:cs="Aptos"/>
+          <w:color w:val="000000" w:themeColor="text1"/>
+          <w:sz w:val="22"/>
+          <w:szCs w:val="22"/>
+        </w:rPr>
+        <w:t>Thermo</w:t>
+      </w:r>
+      <w:proofErr w:type="spellEnd"/>
+      <w:r>
+        <w:rPr>
+          <w:rFonts w:ascii="Aptos" w:eastAsia="Aptos" w:hAnsi="Aptos" w:cs="Aptos"/>
+          <w:color w:val="000000" w:themeColor="text1"/>
+          <w:sz w:val="22"/>
+          <w:szCs w:val="22"/>
+        </w:rPr>
+        <w:t xml:space="preserve"> Fisher Scientific, covering personnel protection, workplace environment, incident reporting, and safe work practices</w:t>
+      </w:r>
+    </w:p>
+    <w:p>
+      <w:pPr>
+        <w:spacing w:line="257" w:lineRule="auto"/>
+        <w:rPr>
+          <w:rFonts w:ascii="Aptos" w:eastAsia="Aptos" w:hAnsi="Aptos" w:cs="Aptos"/>
+          <w:b/>
+          <w:bCs/>
+          <w:color w:val="000000" w:themeColor="text1"/>
+          <w:sz w:val="22"/>
+          <w:szCs w:val="22"/>
+        </w:rPr>
+      </w:pPr>
+    </w:p>
+    <w:p>
+      <w:pPr>
+        <w:spacing w:line="257" w:lineRule="auto"/>
+        <w:rPr>
+          <w:rFonts w:ascii="Aptos" w:eastAsia="Aptos" w:hAnsi="Aptos" w:cs="Aptos"/>
+          <w:b/>
+          <w:bCs/>
+          <w:color w:val="000000" w:themeColor="text1"/>
+          <w:sz w:val="22"/>
+          <w:szCs w:val="22"/>
+        </w:rPr>
+      </w:pPr>
+      <w:r>
+        <w:rPr>
+          <w:rFonts w:ascii="Aptos" w:eastAsia="Aptos" w:hAnsi="Aptos" w:cs="Aptos"/>
+          <w:b/>
+          <w:bCs/>
+          <w:color w:val="000000" w:themeColor="text1"/>
+          <w:sz w:val="22"/>
+          <w:szCs w:val="22"/>
         </w:rPr>
         <w:t xml:space="preserve"> </w:t>
       </w:r>
@@ -4645,60 +5835,28 @@
         <w:spacing w:line="257" w:lineRule="auto"/>
         <w:rPr>
           <w:rFonts w:ascii="Aptos" w:eastAsia="Aptos" w:hAnsi="Aptos" w:cs="Aptos"/>
-          <w:color w:val="000000" w:themeColor="text1"/>
-        </w:rPr>
-      </w:pPr>
-      <w:r>
-        <w:rPr>
-          <w:rFonts w:ascii="Aptos" w:eastAsia="Aptos" w:hAnsi="Aptos" w:cs="Aptos"/>
-          <w:b/>
-          <w:bCs/>
-          <w:color w:val="000000" w:themeColor="text1"/>
-        </w:rPr>
-        <w:t>@!</w:t>
-      </w:r>
-      <w:r>
-        <w:rPr>
-          <w:rFonts w:ascii="Aptos" w:eastAsia="Aptos" w:hAnsi="Aptos" w:cs="Aptos"/>
-          <w:color w:val="000000" w:themeColor="text1"/>
-        </w:rPr>
-        <w:t xml:space="preserve"> Find the document that provides Procedure for personnel training and certification at Thermo Fisher Scientific, covering competencies, qualifications, and record keeping for activities affecting product quality.</w:t>
-      </w:r>
-    </w:p>
-    <w:p>
-      <w:pPr>
-        <w:rPr>
-          <w:color w:val="000000" w:themeColor="text1"/>
-        </w:rPr>
-      </w:pPr>
-    </w:p>
-    <w:p>
-      <w:pPr>
-        <w:spacing w:line="257" w:lineRule="auto"/>
-        <w:rPr>
-          <w:rFonts w:ascii="Aptos" w:eastAsia="Aptos" w:hAnsi="Aptos" w:cs="Aptos"/>
-          <w:b/>
-          <w:bCs/>
-          <w:color w:val="000000" w:themeColor="text1"/>
-          <w:sz w:val="22"/>
-          <w:szCs w:val="22"/>
-        </w:rPr>
-      </w:pPr>
-      <w:r>
-        <w:rPr>
-          <w:rFonts w:ascii="Aptos" w:eastAsia="Aptos" w:hAnsi="Aptos" w:cs="Aptos"/>
-          <w:b/>
-          <w:bCs/>
-          <w:color w:val="000000" w:themeColor="text1"/>
-          <w:sz w:val="22"/>
-          <w:szCs w:val="22"/>
-        </w:rPr>
-        <w:t>$Text:-</w:t>
-      </w:r>
-    </w:p>
-    <w:p>
-      <w:pPr>
-        <w:pStyle w:val="Heading2"/>
+          <w:b/>
+          <w:bCs/>
+          <w:color w:val="000000" w:themeColor="text1"/>
+          <w:sz w:val="22"/>
+          <w:szCs w:val="22"/>
+        </w:rPr>
+      </w:pPr>
+      <w:r>
+        <w:rPr>
+          <w:rFonts w:ascii="Aptos" w:eastAsia="Aptos" w:hAnsi="Aptos" w:cs="Aptos"/>
+          <w:b/>
+          <w:bCs/>
+          <w:color w:val="000000" w:themeColor="text1"/>
+          <w:sz w:val="22"/>
+          <w:szCs w:val="22"/>
+        </w:rPr>
+        <w:t>$Text: -</w:t>
+      </w:r>
+    </w:p>
+    <w:p>
+      <w:pPr>
+        <w:pStyle w:val="Heading1"/>
         <w:spacing w:line="257" w:lineRule="auto"/>
         <w:rPr>
           <w:rFonts w:ascii="Aptos Display" w:eastAsia="Aptos Display" w:hAnsi="Aptos Display" w:cs="Aptos Display"/>
@@ -4710,644 +5868,7 @@
           <w:rFonts w:ascii="Aptos Display" w:eastAsia="Aptos Display" w:hAnsi="Aptos Display" w:cs="Aptos Display"/>
           <w:color w:val="000000" w:themeColor="text1"/>
         </w:rPr>
-        <w:t xml:space="preserve">2.4 Health requirements for personnel engaged in production: </w:t>
-      </w:r>
-    </w:p>
-    <w:p>
-      <w:pPr>
-        <w:spacing w:line="257" w:lineRule="auto"/>
-        <w:rPr>
-          <w:rFonts w:ascii="Aptos" w:eastAsia="Aptos" w:hAnsi="Aptos" w:cs="Aptos"/>
-          <w:color w:val="000000" w:themeColor="text1"/>
-          <w:sz w:val="22"/>
-          <w:szCs w:val="22"/>
-        </w:rPr>
-      </w:pPr>
-      <w:r>
-        <w:rPr>
-          <w:rFonts w:ascii="Aptos" w:eastAsia="Aptos" w:hAnsi="Aptos" w:cs="Aptos"/>
-          <w:color w:val="000000" w:themeColor="text1"/>
-          <w:sz w:val="22"/>
-          <w:szCs w:val="22"/>
-        </w:rPr>
-        <w:t xml:space="preserve"> </w:t>
-      </w:r>
-    </w:p>
-    <w:p>
-      <w:pPr>
-        <w:spacing w:after="0" w:line="276" w:lineRule="auto"/>
-        <w:rPr>
-          <w:rFonts w:ascii="Aptos" w:eastAsia="Aptos" w:hAnsi="Aptos" w:cs="Aptos"/>
-          <w:color w:val="000000" w:themeColor="text1"/>
-          <w:sz w:val="22"/>
-          <w:szCs w:val="22"/>
-        </w:rPr>
-      </w:pPr>
-      <w:r>
-        <w:rPr>
-          <w:rFonts w:ascii="Aptos" w:eastAsia="Aptos" w:hAnsi="Aptos" w:cs="Aptos"/>
-          <w:color w:val="000000" w:themeColor="text1"/>
-          <w:sz w:val="22"/>
-          <w:szCs w:val="22"/>
-        </w:rPr>
-        <w:t>- Describe the Procedure for Health requirements for personnel engaged in production at [site name].</w:t>
-      </w:r>
-    </w:p>
-    <w:p>
-      <w:pPr>
-        <w:spacing w:after="0" w:line="276" w:lineRule="auto"/>
-        <w:rPr>
-          <w:rFonts w:ascii="Aptos" w:eastAsia="Aptos" w:hAnsi="Aptos" w:cs="Aptos"/>
-          <w:color w:val="000000" w:themeColor="text1"/>
-          <w:sz w:val="22"/>
-          <w:szCs w:val="22"/>
-        </w:rPr>
-      </w:pPr>
-      <w:r>
-        <w:rPr>
-          <w:rFonts w:ascii="Aptos" w:eastAsia="Aptos" w:hAnsi="Aptos" w:cs="Aptos"/>
-          <w:color w:val="000000" w:themeColor="text1"/>
-          <w:sz w:val="22"/>
-          <w:szCs w:val="22"/>
-        </w:rPr>
-        <w:t>- The input text consists of multiple documents, each separated by a unique delimiter (e.g., "##########################").</w:t>
-      </w:r>
-    </w:p>
-    <w:p>
-      <w:pPr>
-        <w:spacing w:after="0" w:line="276" w:lineRule="auto"/>
-        <w:rPr>
-          <w:rFonts w:ascii="Aptos" w:eastAsia="Aptos" w:hAnsi="Aptos" w:cs="Aptos"/>
-          <w:color w:val="000000" w:themeColor="text1"/>
-          <w:sz w:val="22"/>
-          <w:szCs w:val="22"/>
-        </w:rPr>
-      </w:pPr>
-      <w:r>
-        <w:rPr>
-          <w:rFonts w:ascii="Aptos" w:eastAsia="Aptos" w:hAnsi="Aptos" w:cs="Aptos"/>
-          <w:color w:val="000000" w:themeColor="text1"/>
-          <w:sz w:val="22"/>
-          <w:szCs w:val="22"/>
-        </w:rPr>
-        <w:t>- Identify the document that contains information related to 'Health requirements for personnel engaged in production'</w:t>
-      </w:r>
-    </w:p>
-    <w:p>
-      <w:pPr>
-        <w:spacing w:after="0" w:line="276" w:lineRule="auto"/>
-        <w:rPr>
-          <w:rFonts w:ascii="Aptos" w:eastAsia="Aptos" w:hAnsi="Aptos" w:cs="Aptos"/>
-          <w:color w:val="000000" w:themeColor="text1"/>
-          <w:sz w:val="22"/>
-          <w:szCs w:val="22"/>
-        </w:rPr>
-      </w:pPr>
-      <w:r>
-        <w:rPr>
-          <w:rFonts w:ascii="Aptos" w:eastAsia="Aptos" w:hAnsi="Aptos" w:cs="Aptos"/>
-          <w:color w:val="000000" w:themeColor="text1"/>
-          <w:sz w:val="22"/>
-          <w:szCs w:val="22"/>
-        </w:rPr>
-        <w:t>- Once the relevant document is identified:</w:t>
-      </w:r>
-    </w:p>
-    <w:p>
-      <w:pPr>
-        <w:spacing w:after="0" w:line="276" w:lineRule="auto"/>
-        <w:rPr>
-          <w:rFonts w:ascii="Aptos" w:eastAsia="Aptos" w:hAnsi="Aptos" w:cs="Aptos"/>
-          <w:color w:val="000000" w:themeColor="text1"/>
-          <w:sz w:val="22"/>
-          <w:szCs w:val="22"/>
-        </w:rPr>
-      </w:pPr>
-      <w:r>
-        <w:rPr>
-          <w:rFonts w:ascii="Aptos" w:eastAsia="Aptos" w:hAnsi="Aptos" w:cs="Aptos"/>
-          <w:color w:val="000000" w:themeColor="text1"/>
-          <w:sz w:val="22"/>
-          <w:szCs w:val="22"/>
-        </w:rPr>
-        <w:t>      - Extract only the content of the "Ablaufbeschreibung " OR 'Procedure' section Description and give all steps related to Health requirements for personnel engaged in production.</w:t>
-      </w:r>
-    </w:p>
-    <w:p>
-      <w:pPr>
-        <w:spacing w:after="0" w:line="276" w:lineRule="auto"/>
-        <w:rPr>
-          <w:rFonts w:ascii="Aptos" w:eastAsia="Aptos" w:hAnsi="Aptos" w:cs="Aptos"/>
-          <w:color w:val="000000" w:themeColor="text1"/>
-          <w:sz w:val="22"/>
-          <w:szCs w:val="22"/>
-        </w:rPr>
-      </w:pPr>
-    </w:p>
-    <w:p>
-      <w:pPr>
-        <w:spacing w:after="0" w:line="276" w:lineRule="auto"/>
-        <w:rPr>
-          <w:rFonts w:ascii="Aptos" w:eastAsia="Aptos" w:hAnsi="Aptos" w:cs="Aptos"/>
-          <w:color w:val="000000" w:themeColor="text1"/>
-          <w:sz w:val="22"/>
-          <w:szCs w:val="22"/>
-        </w:rPr>
-      </w:pPr>
-      <w:r>
-        <w:rPr>
-          <w:rFonts w:ascii="Aptos" w:eastAsia="Aptos" w:hAnsi="Aptos" w:cs="Aptos"/>
-          <w:color w:val="000000" w:themeColor="text1"/>
-          <w:sz w:val="22"/>
-          <w:szCs w:val="22"/>
-        </w:rPr>
-        <w:t>*Maintain the original structure and formatting precisely, but also apply a clear hierarchy to the content</w:t>
-      </w:r>
-    </w:p>
-    <w:p>
-      <w:pPr>
-        <w:spacing w:after="0" w:line="276" w:lineRule="auto"/>
-        <w:rPr>
-          <w:rFonts w:ascii="Aptos" w:eastAsia="Aptos" w:hAnsi="Aptos" w:cs="Aptos"/>
-          <w:color w:val="000000" w:themeColor="text1"/>
-          <w:sz w:val="22"/>
-          <w:szCs w:val="22"/>
-        </w:rPr>
-      </w:pPr>
-      <w:r>
-        <w:rPr>
-          <w:rFonts w:ascii="Aptos" w:eastAsia="Aptos" w:hAnsi="Aptos" w:cs="Aptos"/>
-          <w:color w:val="000000" w:themeColor="text1"/>
-          <w:sz w:val="22"/>
-          <w:szCs w:val="22"/>
-        </w:rPr>
-        <w:t>- add only main heading at the top is “2.4 Health requirements for personnel engaged in production:” make is bold"""</w:t>
-      </w:r>
-    </w:p>
-    <w:p>
-      <w:pPr>
-        <w:spacing w:after="0" w:line="276" w:lineRule="auto"/>
-        <w:rPr>
-          <w:rFonts w:ascii="Aptos" w:eastAsia="Aptos" w:hAnsi="Aptos" w:cs="Aptos"/>
-          <w:color w:val="000000" w:themeColor="text1"/>
-          <w:sz w:val="22"/>
-          <w:szCs w:val="22"/>
-        </w:rPr>
-      </w:pPr>
-      <w:r>
-        <w:rPr>
-          <w:rFonts w:ascii="Aptos" w:eastAsia="Aptos" w:hAnsi="Aptos" w:cs="Aptos"/>
-          <w:color w:val="000000" w:themeColor="text1"/>
-          <w:sz w:val="22"/>
-          <w:szCs w:val="22"/>
-        </w:rPr>
-        <w:t xml:space="preserve">    </w:t>
-      </w:r>
-    </w:p>
-    <w:p>
-      <w:pPr>
-        <w:spacing w:line="257" w:lineRule="auto"/>
-        <w:rPr>
-          <w:rFonts w:ascii="Aptos" w:eastAsia="Aptos" w:hAnsi="Aptos" w:cs="Aptos"/>
-          <w:color w:val="000000" w:themeColor="text1"/>
-          <w:sz w:val="22"/>
-          <w:szCs w:val="22"/>
-        </w:rPr>
-      </w:pPr>
-      <w:r>
-        <w:rPr>
-          <w:rFonts w:ascii="Aptos" w:eastAsia="Aptos" w:hAnsi="Aptos" w:cs="Aptos"/>
-          <w:color w:val="000000" w:themeColor="text1"/>
-          <w:sz w:val="22"/>
-          <w:szCs w:val="22"/>
-        </w:rPr>
-        <w:t>@! Find the document that provides Procedure for health, safety, and contamination control policies at Thermo Fisher Scientific, covering personnel protection, workplace environment, incident reporting, and safe work practices</w:t>
-      </w:r>
-    </w:p>
-    <w:p>
-      <w:pPr>
-        <w:spacing w:line="257" w:lineRule="auto"/>
-        <w:rPr>
-          <w:rFonts w:ascii="Aptos" w:eastAsia="Aptos" w:hAnsi="Aptos" w:cs="Aptos"/>
-          <w:color w:val="000000" w:themeColor="text1"/>
-          <w:sz w:val="22"/>
-          <w:szCs w:val="22"/>
-        </w:rPr>
-      </w:pPr>
-      <w:r>
-        <w:rPr>
-          <w:rFonts w:ascii="Aptos" w:eastAsia="Aptos" w:hAnsi="Aptos" w:cs="Aptos"/>
-          <w:color w:val="000000" w:themeColor="text1"/>
-          <w:sz w:val="22"/>
-          <w:szCs w:val="22"/>
-        </w:rPr>
-        <w:t xml:space="preserve"> </w:t>
-      </w:r>
-    </w:p>
-    <w:p>
-      <w:pPr>
-        <w:spacing w:line="257" w:lineRule="auto"/>
-        <w:rPr>
-          <w:rFonts w:ascii="Aptos" w:eastAsia="Aptos" w:hAnsi="Aptos" w:cs="Aptos"/>
-          <w:b/>
-          <w:bCs/>
-          <w:color w:val="000000" w:themeColor="text1"/>
-          <w:sz w:val="22"/>
-          <w:szCs w:val="22"/>
-        </w:rPr>
-      </w:pPr>
-      <w:r>
-        <w:rPr>
-          <w:rFonts w:ascii="Aptos" w:eastAsia="Aptos" w:hAnsi="Aptos" w:cs="Aptos"/>
-          <w:b/>
-          <w:bCs/>
-          <w:color w:val="000000" w:themeColor="text1"/>
-          <w:sz w:val="22"/>
-          <w:szCs w:val="22"/>
-        </w:rPr>
-        <w:t>$Text:-</w:t>
-      </w:r>
-    </w:p>
-    <w:p>
-      <w:pPr>
-        <w:pStyle w:val="Heading2"/>
-        <w:spacing w:line="257" w:lineRule="auto"/>
-        <w:rPr>
-          <w:rFonts w:ascii="Aptos Display" w:eastAsia="Aptos Display" w:hAnsi="Aptos Display" w:cs="Aptos Display"/>
-          <w:color w:val="000000" w:themeColor="text1"/>
-        </w:rPr>
-      </w:pPr>
-      <w:r>
-        <w:rPr>
-          <w:rFonts w:ascii="Aptos Display" w:eastAsia="Aptos Display" w:hAnsi="Aptos Display" w:cs="Aptos Display"/>
-          <w:color w:val="000000" w:themeColor="text1"/>
-        </w:rPr>
-        <w:t>2.5</w:t>
-      </w:r>
-      <w:r>
-        <w:rPr>
-          <w:rFonts w:ascii="Aptos Display" w:eastAsia="Aptos Display" w:hAnsi="Aptos Display" w:cs="Aptos Display"/>
-          <w:color w:val="000000" w:themeColor="text1"/>
-        </w:rPr>
-        <w:t xml:space="preserve"> Personnel hygiene requirements (including clothing): **</w:t>
-      </w:r>
-    </w:p>
-    <w:p>
-      <w:pPr>
-        <w:spacing w:line="257" w:lineRule="auto"/>
-        <w:rPr>
-          <w:rFonts w:ascii="Aptos" w:eastAsia="Aptos" w:hAnsi="Aptos" w:cs="Aptos"/>
-          <w:color w:val="000000" w:themeColor="text1"/>
-          <w:sz w:val="22"/>
-          <w:szCs w:val="22"/>
-        </w:rPr>
-      </w:pPr>
-      <w:r>
-        <w:rPr>
-          <w:rFonts w:ascii="Aptos" w:eastAsia="Aptos" w:hAnsi="Aptos" w:cs="Aptos"/>
-          <w:color w:val="000000" w:themeColor="text1"/>
-          <w:sz w:val="22"/>
-          <w:szCs w:val="22"/>
-        </w:rPr>
-        <w:t>Analyze the provided input text, which consists of multiple documents separated by the phrase "##########################." Perform the following tasks:</w:t>
-      </w:r>
-    </w:p>
-    <w:p>
-      <w:pPr>
-        <w:spacing w:line="257" w:lineRule="auto"/>
-        <w:rPr>
-          <w:rFonts w:ascii="Aptos" w:eastAsia="Aptos" w:hAnsi="Aptos" w:cs="Aptos"/>
-          <w:color w:val="000000" w:themeColor="text1"/>
-          <w:sz w:val="22"/>
-          <w:szCs w:val="22"/>
-        </w:rPr>
-      </w:pPr>
-      <w:r>
-        <w:rPr>
-          <w:rFonts w:ascii="Aptos" w:eastAsia="Aptos" w:hAnsi="Aptos" w:cs="Aptos"/>
-          <w:color w:val="000000" w:themeColor="text1"/>
-          <w:sz w:val="22"/>
-          <w:szCs w:val="22"/>
-        </w:rPr>
         <w:lastRenderedPageBreak/>
-        <w:t xml:space="preserve">- Identify the document where the 'Purpose:' section explicitly mentions the keyword 'Health.' </w:t>
-      </w:r>
-    </w:p>
-    <w:p>
-      <w:pPr>
-        <w:spacing w:line="257" w:lineRule="auto"/>
-        <w:rPr>
-          <w:rFonts w:ascii="Aptos" w:eastAsia="Aptos" w:hAnsi="Aptos" w:cs="Aptos"/>
-          <w:color w:val="000000" w:themeColor="text1"/>
-          <w:sz w:val="22"/>
-          <w:szCs w:val="22"/>
-        </w:rPr>
-      </w:pPr>
-      <w:r>
-        <w:rPr>
-          <w:rFonts w:ascii="Aptos" w:eastAsia="Aptos" w:hAnsi="Aptos" w:cs="Aptos"/>
-          <w:color w:val="000000" w:themeColor="text1"/>
-          <w:sz w:val="22"/>
-          <w:szCs w:val="22"/>
-        </w:rPr>
-        <w:t>- Once the relevant document is identified, Address the following Personnel hygiene requirements (including clothing):</w:t>
-      </w:r>
-    </w:p>
-    <w:p>
-      <w:pPr>
-        <w:spacing w:line="257" w:lineRule="auto"/>
-        <w:rPr>
-          <w:rFonts w:ascii="Aptos" w:eastAsia="Aptos" w:hAnsi="Aptos" w:cs="Aptos"/>
-          <w:color w:val="000000" w:themeColor="text1"/>
-          <w:sz w:val="22"/>
-          <w:szCs w:val="22"/>
-        </w:rPr>
-      </w:pPr>
-      <w:r>
-        <w:rPr>
-          <w:rFonts w:ascii="Aptos" w:eastAsia="Aptos" w:hAnsi="Aptos" w:cs="Aptos"/>
-          <w:color w:val="000000" w:themeColor="text1"/>
-          <w:sz w:val="22"/>
-          <w:szCs w:val="22"/>
-        </w:rPr>
-        <w:t xml:space="preserve">    - How site management ensures a safe and suitable work environment for employees.</w:t>
-      </w:r>
-    </w:p>
-    <w:p>
-      <w:pPr>
-        <w:spacing w:line="257" w:lineRule="auto"/>
-        <w:rPr>
-          <w:rFonts w:ascii="Aptos" w:eastAsia="Aptos" w:hAnsi="Aptos" w:cs="Aptos"/>
-          <w:color w:val="000000" w:themeColor="text1"/>
-          <w:sz w:val="22"/>
-          <w:szCs w:val="22"/>
-        </w:rPr>
-      </w:pPr>
-      <w:r>
-        <w:rPr>
-          <w:rFonts w:ascii="Aptos" w:eastAsia="Aptos" w:hAnsi="Aptos" w:cs="Aptos"/>
-          <w:color w:val="000000" w:themeColor="text1"/>
-          <w:sz w:val="22"/>
-          <w:szCs w:val="22"/>
-        </w:rPr>
-        <w:t xml:space="preserve">    - The use of personal protective equipment, work environment, environmental controls, personnel clothing, and practices defined to support processes.</w:t>
-      </w:r>
-    </w:p>
-    <w:p>
-      <w:pPr>
-        <w:spacing w:line="257" w:lineRule="auto"/>
-        <w:rPr>
-          <w:rFonts w:ascii="Aptos" w:eastAsia="Aptos" w:hAnsi="Aptos" w:cs="Aptos"/>
-          <w:color w:val="000000" w:themeColor="text1"/>
-          <w:sz w:val="22"/>
-          <w:szCs w:val="22"/>
-        </w:rPr>
-      </w:pPr>
-      <w:r>
-        <w:rPr>
-          <w:rFonts w:ascii="Aptos" w:eastAsia="Aptos" w:hAnsi="Aptos" w:cs="Aptos"/>
-          <w:color w:val="000000" w:themeColor="text1"/>
-          <w:sz w:val="22"/>
-          <w:szCs w:val="22"/>
-        </w:rPr>
-        <w:t xml:space="preserve">    - Safety training requirements for new associates.</w:t>
-      </w:r>
-    </w:p>
-    <w:p>
-      <w:pPr>
-        <w:spacing w:line="257" w:lineRule="auto"/>
-        <w:rPr>
-          <w:rFonts w:ascii="Aptos" w:eastAsia="Aptos" w:hAnsi="Aptos" w:cs="Aptos"/>
-          <w:color w:val="000000" w:themeColor="text1"/>
-          <w:sz w:val="22"/>
-          <w:szCs w:val="22"/>
-        </w:rPr>
-      </w:pPr>
-      <w:r>
-        <w:rPr>
-          <w:rFonts w:ascii="Aptos" w:eastAsia="Aptos" w:hAnsi="Aptos" w:cs="Aptos"/>
-          <w:color w:val="000000" w:themeColor="text1"/>
-          <w:sz w:val="22"/>
-          <w:szCs w:val="22"/>
-        </w:rPr>
-        <w:t xml:space="preserve">    - Guidelines for production employees, including housekeeping, drink consumption, food consumption/storage, hair length, and PPE only.</w:t>
-      </w:r>
-    </w:p>
-    <w:p>
-      <w:pPr>
-        <w:spacing w:line="257" w:lineRule="auto"/>
-        <w:rPr>
-          <w:rFonts w:ascii="Aptos" w:eastAsia="Aptos" w:hAnsi="Aptos" w:cs="Aptos"/>
-          <w:color w:val="000000" w:themeColor="text1"/>
-          <w:sz w:val="22"/>
-          <w:szCs w:val="22"/>
-        </w:rPr>
-      </w:pPr>
-      <w:r>
-        <w:rPr>
-          <w:rFonts w:ascii="Aptos" w:eastAsia="Aptos" w:hAnsi="Aptos" w:cs="Aptos"/>
-          <w:color w:val="000000" w:themeColor="text1"/>
-          <w:sz w:val="22"/>
-          <w:szCs w:val="22"/>
-        </w:rPr>
-        <w:t>- DO not repeat the points mentioned above as subheadings in the output.</w:t>
-      </w:r>
-    </w:p>
-    <w:p>
-      <w:pPr>
-        <w:spacing w:line="257" w:lineRule="auto"/>
-        <w:rPr>
-          <w:rFonts w:ascii="Aptos" w:eastAsia="Aptos" w:hAnsi="Aptos" w:cs="Aptos"/>
-          <w:color w:val="000000" w:themeColor="text1"/>
-          <w:sz w:val="22"/>
-          <w:szCs w:val="22"/>
-        </w:rPr>
-      </w:pPr>
-      <w:r>
-        <w:rPr>
-          <w:rFonts w:ascii="Aptos" w:eastAsia="Aptos" w:hAnsi="Aptos" w:cs="Aptos"/>
-          <w:color w:val="000000" w:themeColor="text1"/>
-          <w:sz w:val="22"/>
-          <w:szCs w:val="22"/>
-        </w:rPr>
-        <w:t>Note: The response should not include any subheadings or additional content beyond the specific details requested above.</w:t>
-      </w:r>
-    </w:p>
-    <w:p>
-      <w:pPr>
-        <w:spacing w:after="0" w:line="276" w:lineRule="auto"/>
-        <w:rPr>
-          <w:rFonts w:ascii="Aptos" w:eastAsia="Aptos" w:hAnsi="Aptos" w:cs="Aptos"/>
-          <w:color w:val="000000" w:themeColor="text1"/>
-          <w:sz w:val="22"/>
-          <w:szCs w:val="22"/>
-        </w:rPr>
-      </w:pPr>
-      <w:r>
-        <w:rPr>
-          <w:rFonts w:ascii="Aptos" w:eastAsia="Aptos" w:hAnsi="Aptos" w:cs="Aptos"/>
-          <w:color w:val="000000" w:themeColor="text1"/>
-          <w:sz w:val="22"/>
-          <w:szCs w:val="22"/>
-        </w:rPr>
-        <w:t>*Maintain the original structure and formatting precisely, but also apply a clear hierarchy to the content</w:t>
-      </w:r>
-    </w:p>
-    <w:p>
-      <w:pPr>
-        <w:spacing w:after="0" w:line="276" w:lineRule="auto"/>
-        <w:rPr>
-          <w:rFonts w:ascii="Aptos" w:eastAsia="Aptos" w:hAnsi="Aptos" w:cs="Aptos"/>
-          <w:color w:val="000000" w:themeColor="text1"/>
-          <w:sz w:val="22"/>
-          <w:szCs w:val="22"/>
-        </w:rPr>
-      </w:pPr>
-      <w:r>
-        <w:rPr>
-          <w:rFonts w:ascii="Aptos" w:eastAsia="Aptos" w:hAnsi="Aptos" w:cs="Aptos"/>
-          <w:color w:val="000000" w:themeColor="text1"/>
-          <w:sz w:val="22"/>
-          <w:szCs w:val="22"/>
-        </w:rPr>
-        <w:t xml:space="preserve"> - add only main heading at the top is </w:t>
-      </w:r>
-      <w:r>
-        <w:rPr>
-          <w:rFonts w:ascii="Aptos" w:eastAsia="Aptos" w:hAnsi="Aptos" w:cs="Aptos"/>
-          <w:b/>
-          <w:bCs/>
-          <w:color w:val="000000" w:themeColor="text1"/>
-          <w:sz w:val="22"/>
-          <w:szCs w:val="22"/>
-        </w:rPr>
-        <w:t>2.5</w:t>
-      </w:r>
-      <w:r>
-        <w:rPr>
-          <w:rFonts w:ascii="Aptos" w:eastAsia="Aptos" w:hAnsi="Aptos" w:cs="Aptos"/>
-          <w:b/>
-          <w:bCs/>
-          <w:color w:val="000000" w:themeColor="text1"/>
-          <w:sz w:val="22"/>
-          <w:szCs w:val="22"/>
-        </w:rPr>
-        <w:t xml:space="preserve"> Personnel hygiene requirements (including clothing):</w:t>
-      </w:r>
-      <w:r>
-        <w:rPr>
-          <w:rFonts w:ascii="Aptos" w:eastAsia="Aptos" w:hAnsi="Aptos" w:cs="Aptos"/>
-          <w:color w:val="000000" w:themeColor="text1"/>
-          <w:sz w:val="22"/>
-          <w:szCs w:val="22"/>
-        </w:rPr>
-        <w:t>” make is bol</w:t>
-      </w:r>
-      <w:r>
-        <w:rPr>
-          <w:rFonts w:ascii="Aptos" w:eastAsia="Aptos" w:hAnsi="Aptos" w:cs="Aptos"/>
-          <w:color w:val="000000" w:themeColor="text1"/>
-          <w:sz w:val="22"/>
-          <w:szCs w:val="22"/>
-        </w:rPr>
-        <w:t>d</w:t>
-      </w:r>
-    </w:p>
-    <w:p>
-      <w:pPr>
-        <w:spacing w:line="257" w:lineRule="auto"/>
-        <w:rPr>
-          <w:rFonts w:ascii="Aptos" w:eastAsia="Aptos" w:hAnsi="Aptos" w:cs="Aptos"/>
-          <w:color w:val="000000" w:themeColor="text1"/>
-          <w:sz w:val="22"/>
-          <w:szCs w:val="22"/>
-        </w:rPr>
-      </w:pPr>
-      <w:r>
-        <w:rPr>
-          <w:rFonts w:ascii="Aptos" w:eastAsia="Aptos" w:hAnsi="Aptos" w:cs="Aptos"/>
-          <w:color w:val="000000" w:themeColor="text1"/>
-          <w:sz w:val="22"/>
-          <w:szCs w:val="22"/>
-        </w:rPr>
-        <w:t>@! Find the document that provides Procedure for health, safety, and contamination control policies at Thermo Fisher Scientific, covering personnel protection, workplace environment, incident reporting, and safe work practices</w:t>
-      </w:r>
-    </w:p>
-    <w:p>
-      <w:pPr>
-        <w:spacing w:line="257" w:lineRule="auto"/>
-        <w:rPr>
-          <w:rFonts w:ascii="Aptos" w:eastAsia="Aptos" w:hAnsi="Aptos" w:cs="Aptos"/>
-          <w:b/>
-          <w:bCs/>
-          <w:color w:val="000000" w:themeColor="text1"/>
-          <w:sz w:val="22"/>
-          <w:szCs w:val="22"/>
-        </w:rPr>
-      </w:pPr>
-    </w:p>
-    <w:p>
-      <w:pPr>
-        <w:spacing w:line="257" w:lineRule="auto"/>
-        <w:rPr>
-          <w:rFonts w:ascii="Aptos" w:eastAsia="Aptos" w:hAnsi="Aptos" w:cs="Aptos"/>
-          <w:b/>
-          <w:bCs/>
-          <w:color w:val="000000" w:themeColor="text1"/>
-          <w:sz w:val="22"/>
-          <w:szCs w:val="22"/>
-        </w:rPr>
-      </w:pPr>
-      <w:r>
-        <w:rPr>
-          <w:rFonts w:ascii="Aptos" w:eastAsia="Aptos" w:hAnsi="Aptos" w:cs="Aptos"/>
-          <w:b/>
-          <w:bCs/>
-          <w:color w:val="000000" w:themeColor="text1"/>
-          <w:sz w:val="22"/>
-          <w:szCs w:val="22"/>
-        </w:rPr>
-        <w:t xml:space="preserve"> </w:t>
-      </w:r>
-    </w:p>
-    <w:p>
-      <w:pPr>
-        <w:spacing w:line="257" w:lineRule="auto"/>
-        <w:rPr>
-          <w:rFonts w:ascii="Aptos" w:eastAsia="Aptos" w:hAnsi="Aptos" w:cs="Aptos"/>
-          <w:b/>
-          <w:bCs/>
-          <w:color w:val="000000" w:themeColor="text1"/>
-          <w:sz w:val="22"/>
-          <w:szCs w:val="22"/>
-        </w:rPr>
-      </w:pPr>
-      <w:r>
-        <w:rPr>
-          <w:rFonts w:ascii="Aptos" w:eastAsia="Aptos" w:hAnsi="Aptos" w:cs="Aptos"/>
-          <w:b/>
-          <w:bCs/>
-          <w:color w:val="000000" w:themeColor="text1"/>
-          <w:sz w:val="22"/>
-          <w:szCs w:val="22"/>
-        </w:rPr>
-        <w:t>$Text: -</w:t>
-      </w:r>
-    </w:p>
-    <w:p>
-      <w:pPr>
-        <w:pStyle w:val="Heading1"/>
-        <w:spacing w:line="257" w:lineRule="auto"/>
-        <w:rPr>
-          <w:rFonts w:ascii="Aptos Display" w:eastAsia="Aptos Display" w:hAnsi="Aptos Display" w:cs="Aptos Display"/>
-          <w:color w:val="000000" w:themeColor="text1"/>
-        </w:rPr>
-      </w:pPr>
-      <w:r>
-        <w:rPr>
-          <w:rFonts w:ascii="Aptos Display" w:eastAsia="Aptos Display" w:hAnsi="Aptos Display" w:cs="Aptos Display"/>
-          <w:color w:val="000000" w:themeColor="text1"/>
-        </w:rPr>
         <w:t>**3.0 PREMISES AND FACILITIES: **</w:t>
       </w:r>
     </w:p>
@@ -5514,385 +6035,445 @@
           <w:rFonts w:ascii="Aptos" w:eastAsia="Aptos" w:hAnsi="Aptos" w:cs="Aptos"/>
           <w:color w:val="000000" w:themeColor="text1"/>
         </w:rPr>
+        <w:t>Please Do not include any other details beyond the required site addresses with activities.</w:t>
+      </w:r>
+    </w:p>
+    <w:p>
+      <w:pPr>
+        <w:spacing w:after="0" w:line="276" w:lineRule="auto"/>
+        <w:rPr>
+          <w:rFonts w:ascii="Aptos" w:eastAsia="Aptos" w:hAnsi="Aptos" w:cs="Aptos"/>
+          <w:color w:val="000000" w:themeColor="text1"/>
+        </w:rPr>
+      </w:pPr>
+      <w:r>
+        <w:rPr>
+          <w:rFonts w:ascii="Aptos" w:eastAsia="Aptos" w:hAnsi="Aptos" w:cs="Aptos"/>
+          <w:color w:val="000000" w:themeColor="text1"/>
+        </w:rPr>
+        <w:t>- add only main heading at the top is “3.0 PREMISES AND FACILITIES:” and sub-heading “3.1 Layout of premises with indication of scale:” make it bold</w:t>
+      </w:r>
+    </w:p>
+    <w:p>
+      <w:pPr>
+        <w:spacing w:line="257" w:lineRule="auto"/>
+        <w:rPr>
+          <w:rFonts w:ascii="Aptos" w:eastAsia="Aptos" w:hAnsi="Aptos" w:cs="Aptos"/>
+          <w:color w:val="000000" w:themeColor="text1"/>
+        </w:rPr>
+      </w:pPr>
+    </w:p>
+    <w:p>
+      <w:pPr>
+        <w:spacing w:line="257" w:lineRule="auto"/>
+        <w:rPr>
+          <w:rFonts w:ascii="Aptos" w:eastAsia="Aptos" w:hAnsi="Aptos" w:cs="Aptos"/>
+          <w:color w:val="000000" w:themeColor="text1"/>
+        </w:rPr>
+      </w:pPr>
+      <w:r>
+        <w:rPr>
+          <w:rFonts w:ascii="Aptos" w:eastAsia="Aptos" w:hAnsi="Aptos" w:cs="Aptos"/>
+          <w:color w:val="000000" w:themeColor="text1"/>
+        </w:rPr>
+        <w:t xml:space="preserve">@! Find the document that provides </w:t>
+      </w:r>
+      <w:proofErr w:type="spellStart"/>
+      <w:r>
+        <w:rPr>
+          <w:rFonts w:ascii="Aptos" w:eastAsia="Aptos" w:hAnsi="Aptos" w:cs="Aptos"/>
+          <w:color w:val="000000" w:themeColor="text1"/>
+        </w:rPr>
+        <w:t>Thermo</w:t>
+      </w:r>
+      <w:proofErr w:type="spellEnd"/>
+      <w:r>
+        <w:rPr>
+          <w:rFonts w:ascii="Aptos" w:eastAsia="Aptos" w:hAnsi="Aptos" w:cs="Aptos"/>
+          <w:color w:val="000000" w:themeColor="text1"/>
+        </w:rPr>
+        <w:t xml:space="preserve"> Fisher Scientific company overview, mission, site relationships, registration details, Quality Management System (QMS) scope, policies, legal and manufacturing site addresses especially concerning medical devices.</w:t>
+      </w:r>
+    </w:p>
+    <w:p>
+      <w:pPr>
+        <w:spacing w:line="257" w:lineRule="auto"/>
+        <w:rPr>
+          <w:rFonts w:ascii="Aptos" w:eastAsia="Aptos" w:hAnsi="Aptos" w:cs="Aptos"/>
+          <w:b/>
+          <w:bCs/>
+          <w:color w:val="000000" w:themeColor="text1"/>
+        </w:rPr>
+      </w:pPr>
+      <w:r>
+        <w:rPr>
+          <w:rFonts w:ascii="Aptos" w:eastAsia="Aptos" w:hAnsi="Aptos" w:cs="Aptos"/>
+          <w:b/>
+          <w:bCs/>
+          <w:color w:val="000000" w:themeColor="text1"/>
+        </w:rPr>
+        <w:t xml:space="preserve"> </w:t>
+      </w:r>
+    </w:p>
+    <w:p>
+      <w:pPr>
+        <w:spacing w:line="257" w:lineRule="auto"/>
+        <w:rPr>
+          <w:rFonts w:ascii="Aptos" w:eastAsia="Aptos" w:hAnsi="Aptos" w:cs="Aptos"/>
+          <w:b/>
+          <w:bCs/>
+          <w:color w:val="000000" w:themeColor="text1"/>
+        </w:rPr>
+      </w:pPr>
+      <w:r>
+        <w:rPr>
+          <w:rFonts w:ascii="Aptos" w:eastAsia="Aptos" w:hAnsi="Aptos" w:cs="Aptos"/>
+          <w:b/>
+          <w:bCs/>
+          <w:color w:val="000000" w:themeColor="text1"/>
+        </w:rPr>
+        <w:t>$</w:t>
+      </w:r>
+      <w:proofErr w:type="spellStart"/>
+      <w:r>
+        <w:rPr>
+          <w:rFonts w:ascii="Aptos" w:eastAsia="Aptos" w:hAnsi="Aptos" w:cs="Aptos"/>
+          <w:b/>
+          <w:bCs/>
+          <w:color w:val="000000" w:themeColor="text1"/>
+        </w:rPr>
+        <w:t>Static_Text</w:t>
+      </w:r>
+      <w:proofErr w:type="spellEnd"/>
+    </w:p>
+    <w:p>
+      <w:pPr>
+        <w:pStyle w:val="Heading2"/>
+        <w:spacing w:line="257" w:lineRule="auto"/>
+        <w:jc w:val="both"/>
+        <w:rPr>
+          <w:rFonts w:ascii="Times New Roman" w:eastAsia="Times New Roman" w:hAnsi="Times New Roman" w:cs="Times New Roman"/>
+          <w:b/>
+          <w:bCs/>
+          <w:color w:val="000000" w:themeColor="text1"/>
+          <w:sz w:val="22"/>
+          <w:szCs w:val="22"/>
+        </w:rPr>
+      </w:pPr>
+      <w:r>
+        <w:rPr>
+          <w:rFonts w:ascii="Times New Roman" w:eastAsia="Times New Roman" w:hAnsi="Times New Roman" w:cs="Times New Roman"/>
+          <w:b/>
+          <w:bCs/>
+          <w:color w:val="000000" w:themeColor="text1"/>
+          <w:sz w:val="22"/>
+          <w:szCs w:val="22"/>
+        </w:rPr>
+        <w:t xml:space="preserve"> **3.2 </w:t>
+      </w:r>
+      <w:r>
+        <w:rPr>
+          <w:rFonts w:ascii="Times New Roman" w:hAnsi="Times New Roman" w:cs="Times New Roman"/>
+          <w:b/>
+          <w:iCs/>
+          <w:color w:val="000000" w:themeColor="text1"/>
+          <w:sz w:val="22"/>
+          <w:szCs w:val="22"/>
+        </w:rPr>
+        <w:t>Nature of construction, finishes/fixtures and fittings</w:t>
+      </w:r>
+      <w:r>
+        <w:rPr>
+          <w:rFonts w:ascii="Times New Roman" w:eastAsia="Times New Roman" w:hAnsi="Times New Roman" w:cs="Times New Roman"/>
+          <w:b/>
+          <w:bCs/>
+          <w:color w:val="000000" w:themeColor="text1"/>
+          <w:sz w:val="22"/>
+          <w:szCs w:val="22"/>
+        </w:rPr>
+        <w:t>**</w:t>
+      </w:r>
+    </w:p>
+    <w:p>
+      <w:pPr>
+        <w:spacing w:line="257" w:lineRule="auto"/>
+        <w:rPr>
+          <w:rFonts w:ascii="Aptos" w:eastAsia="Aptos" w:hAnsi="Aptos" w:cs="Aptos"/>
+          <w:color w:val="000000" w:themeColor="text1"/>
+        </w:rPr>
+      </w:pPr>
+      <w:r>
+        <w:rPr>
+          <w:rFonts w:ascii="Aptos" w:eastAsia="Aptos" w:hAnsi="Aptos" w:cs="Aptos"/>
+          <w:color w:val="000000" w:themeColor="text1"/>
+        </w:rPr>
+        <w:t xml:space="preserve">        User Input Required</w:t>
+      </w:r>
+    </w:p>
+    <w:p>
+      <w:pPr>
+        <w:spacing w:line="257" w:lineRule="auto"/>
+        <w:rPr>
+          <w:rFonts w:ascii="Aptos" w:eastAsia="Aptos" w:hAnsi="Aptos" w:cs="Aptos"/>
+          <w:b/>
+          <w:bCs/>
+          <w:color w:val="000000" w:themeColor="text1"/>
+        </w:rPr>
+      </w:pPr>
+    </w:p>
+    <w:p>
+      <w:pPr>
+        <w:spacing w:line="257" w:lineRule="auto"/>
+        <w:rPr>
+          <w:rFonts w:ascii="Aptos" w:eastAsia="Aptos" w:hAnsi="Aptos" w:cs="Aptos"/>
+          <w:b/>
+          <w:bCs/>
+          <w:color w:val="000000" w:themeColor="text1"/>
+        </w:rPr>
+      </w:pPr>
+      <w:r>
+        <w:rPr>
+          <w:rFonts w:ascii="Aptos" w:eastAsia="Aptos" w:hAnsi="Aptos" w:cs="Aptos"/>
+          <w:b/>
+          <w:bCs/>
+          <w:color w:val="000000" w:themeColor="text1"/>
+        </w:rPr>
+        <w:t>$</w:t>
+      </w:r>
+      <w:proofErr w:type="spellStart"/>
+      <w:r>
+        <w:rPr>
+          <w:rFonts w:ascii="Aptos" w:eastAsia="Aptos" w:hAnsi="Aptos" w:cs="Aptos"/>
+          <w:b/>
+          <w:bCs/>
+          <w:color w:val="000000" w:themeColor="text1"/>
+        </w:rPr>
+        <w:t>Static_Text</w:t>
+      </w:r>
+      <w:proofErr w:type="spellEnd"/>
+    </w:p>
+    <w:p>
+      <w:pPr>
+        <w:pStyle w:val="Heading2"/>
+        <w:spacing w:line="257" w:lineRule="auto"/>
+        <w:jc w:val="both"/>
+        <w:rPr>
+          <w:rFonts w:ascii="Times New Roman" w:eastAsia="Times New Roman" w:hAnsi="Times New Roman" w:cs="Times New Roman"/>
+          <w:b/>
+          <w:bCs/>
+          <w:color w:val="000000" w:themeColor="text1"/>
+          <w:sz w:val="22"/>
+          <w:szCs w:val="22"/>
+        </w:rPr>
+      </w:pPr>
+      <w:r>
+        <w:rPr>
+          <w:rFonts w:ascii="Times New Roman" w:eastAsia="Times New Roman" w:hAnsi="Times New Roman" w:cs="Times New Roman"/>
+          <w:b/>
+          <w:bCs/>
+          <w:color w:val="000000" w:themeColor="text1"/>
+          <w:sz w:val="22"/>
+          <w:szCs w:val="22"/>
+        </w:rPr>
+        <w:t xml:space="preserve"> **3.</w:t>
+      </w:r>
+      <w:r>
+        <w:rPr>
+          <w:rFonts w:ascii="Times New Roman" w:eastAsia="Times New Roman" w:hAnsi="Times New Roman" w:cs="Times New Roman"/>
+          <w:b/>
+          <w:bCs/>
+          <w:color w:val="000000" w:themeColor="text1"/>
+          <w:sz w:val="22"/>
+          <w:szCs w:val="22"/>
+        </w:rPr>
+        <w:t>3</w:t>
+      </w:r>
+      <w:r>
+        <w:rPr>
+          <w:rFonts w:ascii="Times New Roman" w:eastAsia="Times New Roman" w:hAnsi="Times New Roman" w:cs="Times New Roman"/>
+          <w:b/>
+          <w:bCs/>
+          <w:color w:val="000000" w:themeColor="text1"/>
+          <w:sz w:val="22"/>
+          <w:szCs w:val="22"/>
+        </w:rPr>
+        <w:t xml:space="preserve"> Ventilation Systems**</w:t>
+      </w:r>
+    </w:p>
+    <w:p>
+      <w:pPr>
+        <w:spacing w:line="257" w:lineRule="auto"/>
+        <w:rPr>
+          <w:rFonts w:ascii="Aptos" w:eastAsia="Aptos" w:hAnsi="Aptos" w:cs="Aptos"/>
+          <w:color w:val="000000" w:themeColor="text1"/>
+        </w:rPr>
+      </w:pPr>
+      <w:r>
+        <w:rPr>
+          <w:rFonts w:ascii="Aptos" w:eastAsia="Aptos" w:hAnsi="Aptos" w:cs="Aptos"/>
+          <w:color w:val="000000" w:themeColor="text1"/>
+        </w:rPr>
+        <w:t xml:space="preserve">        User Input Required</w:t>
+      </w:r>
+    </w:p>
+    <w:p>
+      <w:pPr>
+        <w:spacing w:line="257" w:lineRule="auto"/>
+        <w:rPr>
+          <w:rFonts w:ascii="Aptos" w:eastAsia="Aptos" w:hAnsi="Aptos" w:cs="Aptos"/>
+          <w:color w:val="000000" w:themeColor="text1"/>
+        </w:rPr>
+      </w:pPr>
+      <w:r>
+        <w:rPr>
+          <w:rFonts w:ascii="Aptos" w:eastAsia="Aptos" w:hAnsi="Aptos" w:cs="Aptos"/>
+          <w:color w:val="000000" w:themeColor="text1"/>
+        </w:rPr>
+        <w:t xml:space="preserve"> </w:t>
+      </w:r>
+    </w:p>
+    <w:p>
+      <w:pPr>
+        <w:spacing w:line="257" w:lineRule="auto"/>
+        <w:rPr>
+          <w:rFonts w:ascii="Aptos" w:eastAsia="Aptos" w:hAnsi="Aptos" w:cs="Aptos"/>
+          <w:b/>
+          <w:bCs/>
+          <w:color w:val="000000" w:themeColor="text1"/>
+        </w:rPr>
+      </w:pPr>
+      <w:r>
+        <w:rPr>
+          <w:rFonts w:ascii="Aptos" w:eastAsia="Aptos" w:hAnsi="Aptos" w:cs="Aptos"/>
+          <w:b/>
+          <w:bCs/>
+          <w:color w:val="000000" w:themeColor="text1"/>
+        </w:rPr>
+        <w:t>$</w:t>
+      </w:r>
+      <w:proofErr w:type="spellStart"/>
+      <w:r>
+        <w:rPr>
+          <w:rFonts w:ascii="Aptos" w:eastAsia="Aptos" w:hAnsi="Aptos" w:cs="Aptos"/>
+          <w:b/>
+          <w:bCs/>
+          <w:color w:val="000000" w:themeColor="text1"/>
+        </w:rPr>
+        <w:t>Static_Text</w:t>
+      </w:r>
+      <w:proofErr w:type="spellEnd"/>
+    </w:p>
+    <w:p>
+      <w:pPr>
+        <w:pStyle w:val="Heading2"/>
+        <w:spacing w:line="257" w:lineRule="auto"/>
+        <w:jc w:val="both"/>
+        <w:rPr>
+          <w:rFonts w:ascii="Times New Roman" w:eastAsia="Times New Roman" w:hAnsi="Times New Roman" w:cs="Times New Roman"/>
+          <w:b/>
+          <w:bCs/>
+          <w:color w:val="000000" w:themeColor="text1"/>
+          <w:sz w:val="22"/>
+          <w:szCs w:val="22"/>
+        </w:rPr>
+      </w:pPr>
+      <w:r>
+        <w:rPr>
+          <w:rFonts w:ascii="Times New Roman" w:eastAsia="Times New Roman" w:hAnsi="Times New Roman" w:cs="Times New Roman"/>
+          <w:b/>
+          <w:bCs/>
+          <w:color w:val="000000" w:themeColor="text1"/>
+          <w:sz w:val="22"/>
+          <w:szCs w:val="22"/>
+        </w:rPr>
+        <w:t xml:space="preserve"> **3.</w:t>
+      </w:r>
+      <w:r>
+        <w:rPr>
+          <w:rFonts w:ascii="Times New Roman" w:eastAsia="Times New Roman" w:hAnsi="Times New Roman" w:cs="Times New Roman"/>
+          <w:b/>
+          <w:bCs/>
+          <w:color w:val="000000" w:themeColor="text1"/>
+          <w:sz w:val="22"/>
+          <w:szCs w:val="22"/>
+        </w:rPr>
+        <w:t>4</w:t>
+      </w:r>
+      <w:r>
+        <w:rPr>
+          <w:rFonts w:ascii="Times New Roman" w:eastAsia="Times New Roman" w:hAnsi="Times New Roman" w:cs="Times New Roman"/>
+          <w:b/>
+          <w:bCs/>
+          <w:color w:val="000000" w:themeColor="text1"/>
+          <w:sz w:val="22"/>
+          <w:szCs w:val="22"/>
+        </w:rPr>
+        <w:t xml:space="preserve"> Special areas for the handling of highly toxic, hazardous and sensitizing materials**</w:t>
+      </w:r>
+    </w:p>
+    <w:p>
+      <w:pPr>
+        <w:spacing w:line="257" w:lineRule="auto"/>
+        <w:rPr>
+          <w:rFonts w:ascii="Aptos" w:eastAsia="Aptos" w:hAnsi="Aptos" w:cs="Aptos"/>
+          <w:color w:val="000000" w:themeColor="text1"/>
+        </w:rPr>
+      </w:pPr>
+      <w:r>
+        <w:rPr>
+          <w:rFonts w:ascii="Aptos" w:eastAsia="Aptos" w:hAnsi="Aptos" w:cs="Aptos"/>
+          <w:color w:val="000000" w:themeColor="text1"/>
+        </w:rPr>
+        <w:t xml:space="preserve">       User Input Required</w:t>
+      </w:r>
+    </w:p>
+    <w:p>
+      <w:pPr>
+        <w:spacing w:line="257" w:lineRule="auto"/>
+        <w:rPr>
+          <w:rFonts w:ascii="Aptos" w:eastAsia="Aptos" w:hAnsi="Aptos" w:cs="Aptos"/>
+          <w:color w:val="000000" w:themeColor="text1"/>
+        </w:rPr>
+      </w:pPr>
+      <w:r>
+        <w:rPr>
+          <w:rFonts w:ascii="Aptos" w:eastAsia="Aptos" w:hAnsi="Aptos" w:cs="Aptos"/>
+          <w:color w:val="000000" w:themeColor="text1"/>
+        </w:rPr>
+        <w:t xml:space="preserve"> </w:t>
+      </w:r>
+    </w:p>
+    <w:p>
+      <w:pPr>
+        <w:spacing w:line="257" w:lineRule="auto"/>
+        <w:rPr>
+          <w:rFonts w:ascii="Aptos" w:eastAsia="Aptos" w:hAnsi="Aptos" w:cs="Aptos"/>
+          <w:b/>
+          <w:bCs/>
+          <w:color w:val="000000" w:themeColor="text1"/>
+        </w:rPr>
+      </w:pPr>
+      <w:r>
+        <w:rPr>
+          <w:rFonts w:ascii="Aptos" w:eastAsia="Aptos" w:hAnsi="Aptos" w:cs="Aptos"/>
+          <w:b/>
+          <w:bCs/>
+          <w:color w:val="000000" w:themeColor="text1"/>
+        </w:rPr>
         <w:lastRenderedPageBreak/>
-        <w:t>Please Do not include any other details beyond the required site addresses with activities.</w:t>
-      </w:r>
-    </w:p>
-    <w:p>
-      <w:pPr>
-        <w:spacing w:after="0" w:line="276" w:lineRule="auto"/>
-        <w:rPr>
-          <w:rFonts w:ascii="Aptos" w:eastAsia="Aptos" w:hAnsi="Aptos" w:cs="Aptos"/>
-          <w:color w:val="000000" w:themeColor="text1"/>
-        </w:rPr>
-      </w:pPr>
-      <w:r>
-        <w:rPr>
-          <w:rFonts w:ascii="Aptos" w:eastAsia="Aptos" w:hAnsi="Aptos" w:cs="Aptos"/>
-          <w:color w:val="000000" w:themeColor="text1"/>
-        </w:rPr>
-        <w:t>- add only main heading at the top is “3.0 PREMISES AND FACILITIES:” and sub-heading “3.1 Layout of premises with indication of scale:” make it bold</w:t>
-      </w:r>
-    </w:p>
-    <w:p>
-      <w:pPr>
-        <w:spacing w:line="257" w:lineRule="auto"/>
-        <w:rPr>
-          <w:rFonts w:ascii="Aptos" w:eastAsia="Aptos" w:hAnsi="Aptos" w:cs="Aptos"/>
-          <w:color w:val="000000" w:themeColor="text1"/>
-        </w:rPr>
-      </w:pPr>
-    </w:p>
-    <w:p>
-      <w:pPr>
-        <w:spacing w:line="257" w:lineRule="auto"/>
-        <w:rPr>
-          <w:rFonts w:ascii="Aptos" w:eastAsia="Aptos" w:hAnsi="Aptos" w:cs="Aptos"/>
-          <w:color w:val="000000" w:themeColor="text1"/>
-        </w:rPr>
-      </w:pPr>
-      <w:r>
-        <w:rPr>
-          <w:rFonts w:ascii="Aptos" w:eastAsia="Aptos" w:hAnsi="Aptos" w:cs="Aptos"/>
-          <w:color w:val="000000" w:themeColor="text1"/>
-        </w:rPr>
-        <w:t>@! Find the document that provides Thermo Fisher Scientific company overview, mission, site relationships, registration details, Quality Management System (QMS) scope, policies, legal and manufacturing site addresses especially concerning medical devices.</w:t>
-      </w:r>
-    </w:p>
-    <w:p>
-      <w:pPr>
-        <w:spacing w:line="257" w:lineRule="auto"/>
-        <w:rPr>
-          <w:rFonts w:ascii="Aptos" w:eastAsia="Aptos" w:hAnsi="Aptos" w:cs="Aptos"/>
-          <w:b/>
-          <w:bCs/>
-          <w:color w:val="000000" w:themeColor="text1"/>
-        </w:rPr>
-      </w:pPr>
-      <w:r>
-        <w:rPr>
-          <w:rFonts w:ascii="Aptos" w:eastAsia="Aptos" w:hAnsi="Aptos" w:cs="Aptos"/>
-          <w:b/>
-          <w:bCs/>
-          <w:color w:val="000000" w:themeColor="text1"/>
-        </w:rPr>
-        <w:t xml:space="preserve"> </w:t>
-      </w:r>
-    </w:p>
-    <w:p>
-      <w:pPr>
-        <w:spacing w:line="257" w:lineRule="auto"/>
-        <w:rPr>
-          <w:rFonts w:ascii="Aptos" w:eastAsia="Aptos" w:hAnsi="Aptos" w:cs="Aptos"/>
-          <w:b/>
-          <w:bCs/>
-          <w:color w:val="000000" w:themeColor="text1"/>
-        </w:rPr>
-      </w:pPr>
-      <w:r>
-        <w:rPr>
-          <w:rFonts w:ascii="Aptos" w:eastAsia="Aptos" w:hAnsi="Aptos" w:cs="Aptos"/>
-          <w:b/>
-          <w:bCs/>
-          <w:color w:val="000000" w:themeColor="text1"/>
-        </w:rPr>
-        <w:t>$Static_Text</w:t>
-      </w:r>
-    </w:p>
-    <w:p>
-      <w:pPr>
-        <w:pStyle w:val="Heading2"/>
-        <w:spacing w:line="257" w:lineRule="auto"/>
-        <w:jc w:val="both"/>
-        <w:rPr>
-          <w:rFonts w:ascii="Times New Roman" w:eastAsia="Times New Roman" w:hAnsi="Times New Roman" w:cs="Times New Roman"/>
-          <w:b/>
-          <w:bCs/>
-          <w:color w:val="000000" w:themeColor="text1"/>
-          <w:sz w:val="22"/>
-          <w:szCs w:val="22"/>
-        </w:rPr>
-      </w:pPr>
-      <w:r>
-        <w:rPr>
-          <w:rFonts w:ascii="Times New Roman" w:eastAsia="Times New Roman" w:hAnsi="Times New Roman" w:cs="Times New Roman"/>
-          <w:b/>
-          <w:bCs/>
-          <w:color w:val="000000" w:themeColor="text1"/>
-          <w:sz w:val="22"/>
-          <w:szCs w:val="22"/>
-        </w:rPr>
-        <w:t xml:space="preserve"> **3.2 </w:t>
-      </w:r>
-      <w:r>
-        <w:rPr>
-          <w:rFonts w:ascii="Times New Roman" w:hAnsi="Times New Roman" w:cs="Times New Roman"/>
-          <w:b/>
-          <w:iCs/>
-          <w:color w:val="000000" w:themeColor="text1"/>
-          <w:sz w:val="22"/>
-          <w:szCs w:val="22"/>
-        </w:rPr>
-        <w:t>Nature of construction, finishes/fixtures and fittings</w:t>
-      </w:r>
-      <w:r>
-        <w:rPr>
-          <w:rFonts w:ascii="Times New Roman" w:eastAsia="Times New Roman" w:hAnsi="Times New Roman" w:cs="Times New Roman"/>
-          <w:b/>
-          <w:bCs/>
-          <w:color w:val="000000" w:themeColor="text1"/>
-          <w:sz w:val="22"/>
-          <w:szCs w:val="22"/>
-        </w:rPr>
-        <w:t>**</w:t>
-      </w:r>
-    </w:p>
-    <w:p>
-      <w:pPr>
-        <w:spacing w:line="257" w:lineRule="auto"/>
-        <w:rPr>
-          <w:rFonts w:ascii="Aptos" w:eastAsia="Aptos" w:hAnsi="Aptos" w:cs="Aptos"/>
-          <w:color w:val="000000" w:themeColor="text1"/>
-        </w:rPr>
-      </w:pPr>
-      <w:r>
-        <w:rPr>
-          <w:rFonts w:ascii="Aptos" w:eastAsia="Aptos" w:hAnsi="Aptos" w:cs="Aptos"/>
-          <w:color w:val="000000" w:themeColor="text1"/>
-        </w:rPr>
-        <w:t xml:space="preserve">        User Input Required</w:t>
-      </w:r>
-    </w:p>
-    <w:p>
-      <w:pPr>
-        <w:spacing w:line="257" w:lineRule="auto"/>
-        <w:rPr>
-          <w:rFonts w:ascii="Aptos" w:eastAsia="Aptos" w:hAnsi="Aptos" w:cs="Aptos"/>
-          <w:b/>
-          <w:bCs/>
-          <w:color w:val="000000" w:themeColor="text1"/>
-        </w:rPr>
-      </w:pPr>
-    </w:p>
-    <w:p>
-      <w:pPr>
-        <w:spacing w:line="257" w:lineRule="auto"/>
-        <w:rPr>
-          <w:rFonts w:ascii="Aptos" w:eastAsia="Aptos" w:hAnsi="Aptos" w:cs="Aptos"/>
-          <w:b/>
-          <w:bCs/>
-          <w:color w:val="000000" w:themeColor="text1"/>
-        </w:rPr>
-      </w:pPr>
-      <w:r>
-        <w:rPr>
-          <w:rFonts w:ascii="Aptos" w:eastAsia="Aptos" w:hAnsi="Aptos" w:cs="Aptos"/>
-          <w:b/>
-          <w:bCs/>
-          <w:color w:val="000000" w:themeColor="text1"/>
-        </w:rPr>
-        <w:t>$Static_Text</w:t>
-      </w:r>
-    </w:p>
-    <w:p>
-      <w:pPr>
-        <w:pStyle w:val="Heading2"/>
-        <w:spacing w:line="257" w:lineRule="auto"/>
-        <w:jc w:val="both"/>
-        <w:rPr>
-          <w:rFonts w:ascii="Times New Roman" w:eastAsia="Times New Roman" w:hAnsi="Times New Roman" w:cs="Times New Roman"/>
-          <w:b/>
-          <w:bCs/>
-          <w:color w:val="000000" w:themeColor="text1"/>
-          <w:sz w:val="22"/>
-          <w:szCs w:val="22"/>
-        </w:rPr>
-      </w:pPr>
-      <w:r>
-        <w:rPr>
-          <w:rFonts w:ascii="Times New Roman" w:eastAsia="Times New Roman" w:hAnsi="Times New Roman" w:cs="Times New Roman"/>
-          <w:b/>
-          <w:bCs/>
-          <w:color w:val="000000" w:themeColor="text1"/>
-          <w:sz w:val="22"/>
-          <w:szCs w:val="22"/>
-        </w:rPr>
-        <w:t xml:space="preserve"> **3.</w:t>
-      </w:r>
-      <w:r>
-        <w:rPr>
-          <w:rFonts w:ascii="Times New Roman" w:eastAsia="Times New Roman" w:hAnsi="Times New Roman" w:cs="Times New Roman"/>
-          <w:b/>
-          <w:bCs/>
-          <w:color w:val="000000" w:themeColor="text1"/>
-          <w:sz w:val="22"/>
-          <w:szCs w:val="22"/>
-        </w:rPr>
-        <w:t>3</w:t>
-      </w:r>
-      <w:r>
-        <w:rPr>
-          <w:rFonts w:ascii="Times New Roman" w:eastAsia="Times New Roman" w:hAnsi="Times New Roman" w:cs="Times New Roman"/>
-          <w:b/>
-          <w:bCs/>
-          <w:color w:val="000000" w:themeColor="text1"/>
-          <w:sz w:val="22"/>
-          <w:szCs w:val="22"/>
-        </w:rPr>
-        <w:t xml:space="preserve"> Ventilation Systems**</w:t>
-      </w:r>
-    </w:p>
-    <w:p>
-      <w:pPr>
-        <w:spacing w:line="257" w:lineRule="auto"/>
-        <w:rPr>
-          <w:rFonts w:ascii="Aptos" w:eastAsia="Aptos" w:hAnsi="Aptos" w:cs="Aptos"/>
-          <w:color w:val="000000" w:themeColor="text1"/>
-        </w:rPr>
-      </w:pPr>
-      <w:r>
-        <w:rPr>
-          <w:rFonts w:ascii="Aptos" w:eastAsia="Aptos" w:hAnsi="Aptos" w:cs="Aptos"/>
-          <w:color w:val="000000" w:themeColor="text1"/>
-        </w:rPr>
-        <w:t xml:space="preserve">        User Input Required</w:t>
-      </w:r>
-    </w:p>
-    <w:p>
-      <w:pPr>
-        <w:spacing w:line="257" w:lineRule="auto"/>
-        <w:rPr>
-          <w:rFonts w:ascii="Aptos" w:eastAsia="Aptos" w:hAnsi="Aptos" w:cs="Aptos"/>
-          <w:color w:val="000000" w:themeColor="text1"/>
-        </w:rPr>
-      </w:pPr>
-      <w:r>
-        <w:rPr>
-          <w:rFonts w:ascii="Aptos" w:eastAsia="Aptos" w:hAnsi="Aptos" w:cs="Aptos"/>
-          <w:color w:val="000000" w:themeColor="text1"/>
-        </w:rPr>
-        <w:t xml:space="preserve"> </w:t>
-      </w:r>
-    </w:p>
-    <w:p>
-      <w:pPr>
-        <w:spacing w:line="257" w:lineRule="auto"/>
-        <w:rPr>
-          <w:rFonts w:ascii="Aptos" w:eastAsia="Aptos" w:hAnsi="Aptos" w:cs="Aptos"/>
-          <w:b/>
-          <w:bCs/>
-          <w:color w:val="000000" w:themeColor="text1"/>
-        </w:rPr>
-      </w:pPr>
-      <w:r>
-        <w:rPr>
-          <w:rFonts w:ascii="Aptos" w:eastAsia="Aptos" w:hAnsi="Aptos" w:cs="Aptos"/>
-          <w:b/>
-          <w:bCs/>
-          <w:color w:val="000000" w:themeColor="text1"/>
-        </w:rPr>
-        <w:t>$Static_Text</w:t>
-      </w:r>
-    </w:p>
-    <w:p>
-      <w:pPr>
-        <w:pStyle w:val="Heading2"/>
-        <w:spacing w:line="257" w:lineRule="auto"/>
-        <w:jc w:val="both"/>
-        <w:rPr>
-          <w:rFonts w:ascii="Times New Roman" w:eastAsia="Times New Roman" w:hAnsi="Times New Roman" w:cs="Times New Roman"/>
-          <w:b/>
-          <w:bCs/>
-          <w:color w:val="000000" w:themeColor="text1"/>
-          <w:sz w:val="22"/>
-          <w:szCs w:val="22"/>
-        </w:rPr>
-      </w:pPr>
-      <w:r>
-        <w:rPr>
-          <w:rFonts w:ascii="Times New Roman" w:eastAsia="Times New Roman" w:hAnsi="Times New Roman" w:cs="Times New Roman"/>
-          <w:b/>
-          <w:bCs/>
-          <w:color w:val="000000" w:themeColor="text1"/>
-          <w:sz w:val="22"/>
-          <w:szCs w:val="22"/>
-        </w:rPr>
-        <w:t xml:space="preserve"> **3.</w:t>
-      </w:r>
-      <w:r>
-        <w:rPr>
-          <w:rFonts w:ascii="Times New Roman" w:eastAsia="Times New Roman" w:hAnsi="Times New Roman" w:cs="Times New Roman"/>
-          <w:b/>
-          <w:bCs/>
-          <w:color w:val="000000" w:themeColor="text1"/>
-          <w:sz w:val="22"/>
-          <w:szCs w:val="22"/>
-        </w:rPr>
-        <w:t>4</w:t>
-      </w:r>
-      <w:r>
-        <w:rPr>
-          <w:rFonts w:ascii="Times New Roman" w:eastAsia="Times New Roman" w:hAnsi="Times New Roman" w:cs="Times New Roman"/>
-          <w:b/>
-          <w:bCs/>
-          <w:color w:val="000000" w:themeColor="text1"/>
-          <w:sz w:val="22"/>
-          <w:szCs w:val="22"/>
-        </w:rPr>
-        <w:t xml:space="preserve"> Special areas for the handling of highly toxic, hazardous and sensitizing materials**</w:t>
-      </w:r>
-    </w:p>
-    <w:p>
-      <w:pPr>
-        <w:spacing w:line="257" w:lineRule="auto"/>
-        <w:rPr>
-          <w:rFonts w:ascii="Aptos" w:eastAsia="Aptos" w:hAnsi="Aptos" w:cs="Aptos"/>
-          <w:color w:val="000000" w:themeColor="text1"/>
-        </w:rPr>
-      </w:pPr>
-      <w:r>
-        <w:rPr>
-          <w:rFonts w:ascii="Aptos" w:eastAsia="Aptos" w:hAnsi="Aptos" w:cs="Aptos"/>
-          <w:color w:val="000000" w:themeColor="text1"/>
-        </w:rPr>
-        <w:t xml:space="preserve">       User Input Required</w:t>
-      </w:r>
-    </w:p>
-    <w:p>
-      <w:pPr>
-        <w:spacing w:line="257" w:lineRule="auto"/>
-        <w:rPr>
-          <w:rFonts w:ascii="Aptos" w:eastAsia="Aptos" w:hAnsi="Aptos" w:cs="Aptos"/>
-          <w:color w:val="000000" w:themeColor="text1"/>
-        </w:rPr>
-      </w:pPr>
-      <w:r>
-        <w:rPr>
-          <w:rFonts w:ascii="Aptos" w:eastAsia="Aptos" w:hAnsi="Aptos" w:cs="Aptos"/>
-          <w:color w:val="000000" w:themeColor="text1"/>
-        </w:rPr>
-        <w:t xml:space="preserve"> </w:t>
-      </w:r>
-    </w:p>
-    <w:p>
-      <w:pPr>
-        <w:spacing w:line="257" w:lineRule="auto"/>
-        <w:rPr>
-          <w:rFonts w:ascii="Aptos" w:eastAsia="Aptos" w:hAnsi="Aptos" w:cs="Aptos"/>
-          <w:b/>
-          <w:bCs/>
-          <w:color w:val="000000" w:themeColor="text1"/>
-        </w:rPr>
-      </w:pPr>
-      <w:r>
-        <w:rPr>
-          <w:rFonts w:ascii="Aptos" w:eastAsia="Aptos" w:hAnsi="Aptos" w:cs="Aptos"/>
-          <w:b/>
-          <w:bCs/>
-          <w:color w:val="000000" w:themeColor="text1"/>
-        </w:rPr>
-        <w:t>$Static_Text</w:t>
-      </w:r>
+        <w:t>$</w:t>
+      </w:r>
+      <w:proofErr w:type="spellStart"/>
+      <w:r>
+        <w:rPr>
+          <w:rFonts w:ascii="Aptos" w:eastAsia="Aptos" w:hAnsi="Aptos" w:cs="Aptos"/>
+          <w:b/>
+          <w:bCs/>
+          <w:color w:val="000000" w:themeColor="text1"/>
+        </w:rPr>
+        <w:t>Static_Text</w:t>
+      </w:r>
+      <w:proofErr w:type="spellEnd"/>
     </w:p>
     <w:p>
       <w:pPr>
@@ -6078,7 +6659,6 @@
           <w:kern w:val="2"/>
           <w14:ligatures w14:val="standardContextual"/>
         </w:rPr>
-        <w:lastRenderedPageBreak/>
         <w:t>-Once identified, extract only the plant maintenance-related information in the input text. Do not include any other content from the document.</w:t>
       </w:r>
     </w:p>
@@ -6150,7 +6730,21 @@
         <w:rPr>
           <w:color w:val="000000" w:themeColor="text1"/>
         </w:rPr>
-        <w:t xml:space="preserve">@! find the related to maintenance, description of planned preventive maintenance programmes for premises and recording system. </w:t>
+        <w:t xml:space="preserve">@! find the related to maintenance, description of planned preventive maintenance </w:t>
+      </w:r>
+      <w:proofErr w:type="spellStart"/>
+      <w:r>
+        <w:rPr>
+          <w:color w:val="000000" w:themeColor="text1"/>
+        </w:rPr>
+        <w:t>programmes</w:t>
+      </w:r>
+      <w:proofErr w:type="spellEnd"/>
+      <w:r>
+        <w:rPr>
+          <w:color w:val="000000" w:themeColor="text1"/>
+        </w:rPr>
+        <w:t xml:space="preserve"> for premises and recording system. </w:t>
       </w:r>
     </w:p>
     <w:bookmarkEnd w:id="1"/>
@@ -6202,8 +6796,19 @@
           <w:bCs/>
           <w:color w:val="000000" w:themeColor="text1"/>
         </w:rPr>
-        <w:t>$Static_text</w:t>
-      </w:r>
+        <w:t>$</w:t>
+      </w:r>
+      <w:proofErr w:type="spellStart"/>
+      <w:r>
+        <w:rPr>
+          <w:rFonts w:ascii="Aptos" w:eastAsia="Aptos" w:hAnsi="Aptos" w:cs="Aptos"/>
+          <w:b/>
+          <w:bCs/>
+          <w:color w:val="000000" w:themeColor="text1"/>
+        </w:rPr>
+        <w:t>Static_text</w:t>
+      </w:r>
+      <w:proofErr w:type="spellEnd"/>
     </w:p>
     <w:p>
       <w:pPr>
@@ -6494,7 +7099,6 @@
           <w:rFonts w:ascii="Aptos Display" w:eastAsia="Aptos Display" w:hAnsi="Aptos Display" w:cs="Aptos Display"/>
           <w:color w:val="000000" w:themeColor="text1"/>
         </w:rPr>
-        <w:lastRenderedPageBreak/>
         <w:t>4.3 Qualification and calibration:</w:t>
       </w:r>
     </w:p>
@@ -6747,7 +7351,23 @@
           <w:rFonts w:ascii="Aptos" w:eastAsia="Aptos" w:hAnsi="Aptos" w:cs="Aptos"/>
           <w:color w:val="000000" w:themeColor="text1"/>
         </w:rPr>
-        <w:t xml:space="preserve">                - Extract only the content of the "Ablaufbeschreibung " OR 'Procedure' section exactly.</w:t>
+        <w:t xml:space="preserve">                - Extract only the content of the "</w:t>
+      </w:r>
+      <w:proofErr w:type="spellStart"/>
+      <w:r>
+        <w:rPr>
+          <w:rFonts w:ascii="Aptos" w:eastAsia="Aptos" w:hAnsi="Aptos" w:cs="Aptos"/>
+          <w:color w:val="000000" w:themeColor="text1"/>
+        </w:rPr>
+        <w:t>Ablaufbeschreibung</w:t>
+      </w:r>
+      <w:proofErr w:type="spellEnd"/>
+      <w:r>
+        <w:rPr>
+          <w:rFonts w:ascii="Aptos" w:eastAsia="Aptos" w:hAnsi="Aptos" w:cs="Aptos"/>
+          <w:color w:val="000000" w:themeColor="text1"/>
+        </w:rPr>
+        <w:t xml:space="preserve"> " OR 'Procedure' section exactly.</w:t>
       </w:r>
     </w:p>
     <w:p>
@@ -6764,6 +7384,7 @@
           <w:rFonts w:ascii="Aptos" w:eastAsia="Aptos" w:hAnsi="Aptos" w:cs="Aptos"/>
           <w:color w:val="000000" w:themeColor="text1"/>
         </w:rPr>
+        <w:lastRenderedPageBreak/>
         <w:t>-Do not begin the section with words such as 'Procedure’, 'Definition,' or similar terms.</w:t>
       </w:r>
     </w:p>
@@ -6934,7 +7555,23 @@
           <w:rFonts w:ascii="Aptos" w:eastAsia="Aptos" w:hAnsi="Aptos" w:cs="Aptos"/>
           <w:color w:val="000000" w:themeColor="text1"/>
         </w:rPr>
-        <w:t>@! Find the document that related to pest control and pest management program for Thermo Fisher Scientific, including procedures for pest prevention, monitoring, and control measures.</w:t>
+        <w:t xml:space="preserve">@! Find the document that related to pest control and pest management program for </w:t>
+      </w:r>
+      <w:proofErr w:type="spellStart"/>
+      <w:r>
+        <w:rPr>
+          <w:rFonts w:ascii="Aptos" w:eastAsia="Aptos" w:hAnsi="Aptos" w:cs="Aptos"/>
+          <w:color w:val="000000" w:themeColor="text1"/>
+        </w:rPr>
+        <w:t>Thermo</w:t>
+      </w:r>
+      <w:proofErr w:type="spellEnd"/>
+      <w:r>
+        <w:rPr>
+          <w:rFonts w:ascii="Aptos" w:eastAsia="Aptos" w:hAnsi="Aptos" w:cs="Aptos"/>
+          <w:color w:val="000000" w:themeColor="text1"/>
+        </w:rPr>
+        <w:t xml:space="preserve"> Fisher Scientific, including procedures for pest prevention, monitoring, and control measures.</w:t>
       </w:r>
     </w:p>
     <w:p>
@@ -7121,7 +7758,27 @@
           <w:sz w:val="22"/>
           <w:szCs w:val="22"/>
         </w:rPr>
-        <w:t xml:space="preserve">    - Extract only the content of the "Ablaufbeschreibung " OR 'Procedure' section summaries and give all steps related to manufacturing production OR sequence of production   </w:t>
+        <w:t xml:space="preserve">    - Extract only the content of the "</w:t>
+      </w:r>
+      <w:proofErr w:type="spellStart"/>
+      <w:r>
+        <w:rPr>
+          <w:rFonts w:ascii="Aptos" w:eastAsia="Aptos" w:hAnsi="Aptos" w:cs="Aptos"/>
+          <w:color w:val="000000" w:themeColor="text1"/>
+          <w:sz w:val="22"/>
+          <w:szCs w:val="22"/>
+        </w:rPr>
+        <w:t>Ablaufbeschreibung</w:t>
+      </w:r>
+      <w:proofErr w:type="spellEnd"/>
+      <w:r>
+        <w:rPr>
+          <w:rFonts w:ascii="Aptos" w:eastAsia="Aptos" w:hAnsi="Aptos" w:cs="Aptos"/>
+          <w:color w:val="000000" w:themeColor="text1"/>
+          <w:sz w:val="22"/>
+          <w:szCs w:val="22"/>
+        </w:rPr>
+        <w:t xml:space="preserve"> " OR 'Procedure' section summaries and give all steps related to manufacturing production OR sequence of production   </w:t>
       </w:r>
     </w:p>
     <w:p>
@@ -7202,6 +7859,7 @@
           <w:sz w:val="22"/>
           <w:szCs w:val="22"/>
         </w:rPr>
+        <w:lastRenderedPageBreak/>
         <w:t xml:space="preserve"> - </w:t>
       </w:r>
       <w:r>
@@ -7449,7 +8107,6 @@
           <w:bCs/>
           <w:color w:val="000000" w:themeColor="text1"/>
         </w:rPr>
-        <w:lastRenderedPageBreak/>
         <w:t>6.</w:t>
       </w:r>
       <w:r>
@@ -7703,6 +8360,7 @@
           <w:rFonts w:ascii="Times New Roman" w:eastAsia="Times New Roman" w:hAnsi="Times New Roman" w:cs="Times New Roman"/>
           <w:color w:val="000000" w:themeColor="text1"/>
         </w:rPr>
+        <w:lastRenderedPageBreak/>
         <w:t>@!</w:t>
       </w:r>
       <w:r>
@@ -7881,8 +8539,27 @@
           <w:sz w:val="22"/>
           <w:szCs w:val="22"/>
         </w:rPr>
-        <w:lastRenderedPageBreak/>
-        <w:t xml:space="preserve">    - Extract only the content of the "Ablaufbeschreibung " OR 'Procedure' section summaries and give all steps related to Rework, reprocessing, Return process, defective parts  </w:t>
+        <w:t xml:space="preserve">    - Extract only the content of the "</w:t>
+      </w:r>
+      <w:proofErr w:type="spellStart"/>
+      <w:r>
+        <w:rPr>
+          <w:rFonts w:ascii="Aptos" w:eastAsia="Aptos" w:hAnsi="Aptos" w:cs="Aptos"/>
+          <w:color w:val="000000" w:themeColor="text1"/>
+          <w:sz w:val="22"/>
+          <w:szCs w:val="22"/>
+        </w:rPr>
+        <w:t>Ablaufbeschreibung</w:t>
+      </w:r>
+      <w:proofErr w:type="spellEnd"/>
+      <w:r>
+        <w:rPr>
+          <w:rFonts w:ascii="Aptos" w:eastAsia="Aptos" w:hAnsi="Aptos" w:cs="Aptos"/>
+          <w:color w:val="000000" w:themeColor="text1"/>
+          <w:sz w:val="22"/>
+          <w:szCs w:val="22"/>
+        </w:rPr>
+        <w:t xml:space="preserve"> " OR 'Procedure' section summaries and give all steps related to Rework, reprocessing, Return process, defective parts  </w:t>
       </w:r>
     </w:p>
     <w:p>
@@ -8291,6 +8968,7 @@
           <w:sz w:val="24"/>
           <w:szCs w:val="24"/>
         </w:rPr>
+        <w:lastRenderedPageBreak/>
         <w:t>6.4</w:t>
       </w:r>
       <w:r>
@@ -8594,7 +9272,6 @@
           <w:sz w:val="22"/>
           <w:szCs w:val="22"/>
         </w:rPr>
-        <w:lastRenderedPageBreak/>
         <w:t xml:space="preserve"> </w:t>
       </w:r>
     </w:p>
@@ -8757,7 +9434,27 @@
           <w:sz w:val="22"/>
           <w:szCs w:val="22"/>
         </w:rPr>
-        <w:t xml:space="preserve">    - "Extract and summarize the content of the 'Ablaufbeschreibung' or 'Procedure' section, focusing on all steps related to the process validation plan, validation procedure, process validation, and process instructions from all relevant documents."</w:t>
+        <w:t xml:space="preserve">    - "Extract and summarize the content of the '</w:t>
+      </w:r>
+      <w:proofErr w:type="spellStart"/>
+      <w:r>
+        <w:rPr>
+          <w:rFonts w:ascii="Aptos" w:eastAsia="Aptos" w:hAnsi="Aptos" w:cs="Aptos"/>
+          <w:color w:val="000000" w:themeColor="text1"/>
+          <w:sz w:val="22"/>
+          <w:szCs w:val="22"/>
+        </w:rPr>
+        <w:t>Ablaufbeschreibung</w:t>
+      </w:r>
+      <w:proofErr w:type="spellEnd"/>
+      <w:r>
+        <w:rPr>
+          <w:rFonts w:ascii="Aptos" w:eastAsia="Aptos" w:hAnsi="Aptos" w:cs="Aptos"/>
+          <w:color w:val="000000" w:themeColor="text1"/>
+          <w:sz w:val="22"/>
+          <w:szCs w:val="22"/>
+        </w:rPr>
+        <w:t>' or 'Procedure' section, focusing on all steps related to the process validation plan, validation procedure, process validation, and process instructions from all relevant documents."</w:t>
       </w:r>
     </w:p>
     <w:p>
@@ -8995,8 +9692,18 @@
           <w:rFonts w:ascii="Aptos" w:eastAsia="Aptos" w:hAnsi="Aptos" w:cs="Aptos"/>
           <w:color w:val="000000" w:themeColor="text1"/>
         </w:rPr>
-        <w:t>$Static_Text</w:t>
-      </w:r>
+        <w:lastRenderedPageBreak/>
+        <w:t>$</w:t>
+      </w:r>
+      <w:proofErr w:type="spellStart"/>
+      <w:r>
+        <w:rPr>
+          <w:rFonts w:ascii="Aptos" w:eastAsia="Aptos" w:hAnsi="Aptos" w:cs="Aptos"/>
+          <w:color w:val="000000" w:themeColor="text1"/>
+        </w:rPr>
+        <w:t>Static_Text</w:t>
+      </w:r>
+      <w:proofErr w:type="spellEnd"/>
     </w:p>
     <w:p>
       <w:pPr>
@@ -9285,7 +9992,31 @@
           <w:sz w:val="22"/>
           <w:szCs w:val="22"/>
         </w:rPr>
-        <w:t>$Static_Text:-</w:t>
+        <w:t>$</w:t>
+      </w:r>
+      <w:proofErr w:type="spellStart"/>
+      <w:r>
+        <w:rPr>
+          <w:rFonts w:ascii="Aptos" w:eastAsia="Aptos" w:hAnsi="Aptos" w:cs="Aptos"/>
+          <w:b/>
+          <w:bCs/>
+          <w:color w:val="000000" w:themeColor="text1"/>
+          <w:sz w:val="22"/>
+          <w:szCs w:val="22"/>
+        </w:rPr>
+        <w:t>Static_Text</w:t>
+      </w:r>
+      <w:proofErr w:type="spellEnd"/>
+      <w:r>
+        <w:rPr>
+          <w:rFonts w:ascii="Aptos" w:eastAsia="Aptos" w:hAnsi="Aptos" w:cs="Aptos"/>
+          <w:b/>
+          <w:bCs/>
+          <w:color w:val="000000" w:themeColor="text1"/>
+          <w:sz w:val="22"/>
+          <w:szCs w:val="22"/>
+        </w:rPr>
+        <w:t>:-</w:t>
       </w:r>
     </w:p>
     <w:p>
@@ -9361,7 +10092,6 @@
           <w:sz w:val="22"/>
           <w:szCs w:val="22"/>
         </w:rPr>
-        <w:lastRenderedPageBreak/>
         <w:t xml:space="preserve">- </w:t>
       </w:r>
       <w:r>
@@ -9663,7 +10393,29 @@
           <w:szCs w:val="22"/>
           <w:lang w:val="en-IN"/>
         </w:rPr>
-        <w:t>    - Extract only the content of the "Ablaufbeschreibung " OR 'Procedure' section Description and give all steps related to Receiving Inspection of Purchased Materials.</w:t>
+        <w:t>    - Extract only the content of the "</w:t>
+      </w:r>
+      <w:proofErr w:type="spellStart"/>
+      <w:r>
+        <w:rPr>
+          <w:rFonts w:ascii="Aptos" w:eastAsia="Aptos" w:hAnsi="Aptos" w:cs="Aptos"/>
+          <w:color w:val="000000" w:themeColor="text1"/>
+          <w:sz w:val="22"/>
+          <w:szCs w:val="22"/>
+          <w:lang w:val="en-IN"/>
+        </w:rPr>
+        <w:t>Ablaufbeschreibung</w:t>
+      </w:r>
+      <w:proofErr w:type="spellEnd"/>
+      <w:r>
+        <w:rPr>
+          <w:rFonts w:ascii="Aptos" w:eastAsia="Aptos" w:hAnsi="Aptos" w:cs="Aptos"/>
+          <w:color w:val="000000" w:themeColor="text1"/>
+          <w:sz w:val="22"/>
+          <w:szCs w:val="22"/>
+          <w:lang w:val="en-IN"/>
+        </w:rPr>
+        <w:t xml:space="preserve"> " OR 'Procedure' section Description and give all steps related to Receiving Inspection of Purchased Materials.</w:t>
       </w:r>
     </w:p>
     <w:p>
@@ -9773,6 +10525,7 @@
           <w:szCs w:val="22"/>
           <w:lang w:val="en-IN"/>
         </w:rPr>
+        <w:lastRenderedPageBreak/>
         <w:t>        • Maintain paragraph breaks and spacing.</w:t>
       </w:r>
     </w:p>
@@ -9837,7 +10590,27 @@
           <w:sz w:val="22"/>
           <w:szCs w:val="22"/>
         </w:rPr>
-        <w:t>@! Find the document that provides Procedure for receiving inspection of purchased materials, including incoming quality control, sampling plans, and nonconforming material handling at Thermo Fisher Scientific.</w:t>
+        <w:t xml:space="preserve">@! Find the document that provides Procedure for receiving inspection of purchased materials, including incoming quality control, sampling plans, and nonconforming material handling at </w:t>
+      </w:r>
+      <w:proofErr w:type="spellStart"/>
+      <w:r>
+        <w:rPr>
+          <w:rFonts w:ascii="Aptos" w:eastAsia="Aptos" w:hAnsi="Aptos" w:cs="Aptos"/>
+          <w:color w:val="000000" w:themeColor="text1"/>
+          <w:sz w:val="22"/>
+          <w:szCs w:val="22"/>
+        </w:rPr>
+        <w:t>Thermo</w:t>
+      </w:r>
+      <w:proofErr w:type="spellEnd"/>
+      <w:r>
+        <w:rPr>
+          <w:rFonts w:ascii="Aptos" w:eastAsia="Aptos" w:hAnsi="Aptos" w:cs="Aptos"/>
+          <w:color w:val="000000" w:themeColor="text1"/>
+          <w:sz w:val="22"/>
+          <w:szCs w:val="22"/>
+        </w:rPr>
+        <w:t xml:space="preserve"> Fisher Scientific.</w:t>
       </w:r>
     </w:p>
     <w:p>
@@ -9991,13 +10764,445 @@
           <w:szCs w:val="22"/>
           <w:lang w:val="en-IN"/>
         </w:rPr>
+        <w:t>    - Extract only the content of the "</w:t>
+      </w:r>
+      <w:proofErr w:type="spellStart"/>
+      <w:r>
+        <w:rPr>
+          <w:rFonts w:ascii="Aptos" w:eastAsia="Aptos" w:hAnsi="Aptos" w:cs="Aptos"/>
+          <w:color w:val="000000" w:themeColor="text1"/>
+          <w:sz w:val="22"/>
+          <w:szCs w:val="22"/>
+          <w:lang w:val="en-IN"/>
+        </w:rPr>
+        <w:t>Ablaufbeschreibung</w:t>
+      </w:r>
+      <w:proofErr w:type="spellEnd"/>
+      <w:r>
+        <w:rPr>
+          <w:rFonts w:ascii="Aptos" w:eastAsia="Aptos" w:hAnsi="Aptos" w:cs="Aptos"/>
+          <w:color w:val="000000" w:themeColor="text1"/>
+          <w:sz w:val="22"/>
+          <w:szCs w:val="22"/>
+          <w:lang w:val="en-IN"/>
+        </w:rPr>
+        <w:t xml:space="preserve"> " OR 'Procedure' section Description and give all steps related to In-Process Inspection.</w:t>
+      </w:r>
+    </w:p>
+    <w:p>
+      <w:pPr>
+        <w:spacing w:line="257" w:lineRule="auto"/>
+        <w:rPr>
+          <w:rFonts w:ascii="Aptos" w:eastAsia="Aptos" w:hAnsi="Aptos" w:cs="Aptos"/>
+          <w:color w:val="000000" w:themeColor="text1"/>
+          <w:sz w:val="22"/>
+          <w:szCs w:val="22"/>
+          <w:lang w:val="en-IN"/>
+        </w:rPr>
+      </w:pPr>
+      <w:r>
+        <w:rPr>
+          <w:rFonts w:ascii="Aptos" w:eastAsia="Aptos" w:hAnsi="Aptos" w:cs="Aptos"/>
+          <w:color w:val="000000" w:themeColor="text1"/>
+          <w:sz w:val="22"/>
+          <w:szCs w:val="22"/>
+          <w:lang w:val="en-IN"/>
+        </w:rPr>
+        <w:t>    - Ignore table-related data.</w:t>
+      </w:r>
+    </w:p>
+    <w:p>
+      <w:pPr>
+        <w:spacing w:line="257" w:lineRule="auto"/>
+        <w:rPr>
+          <w:rFonts w:ascii="Aptos" w:eastAsia="Aptos" w:hAnsi="Aptos" w:cs="Aptos"/>
+          <w:color w:val="000000" w:themeColor="text1"/>
+          <w:sz w:val="22"/>
+          <w:szCs w:val="22"/>
+          <w:lang w:val="en-IN"/>
+        </w:rPr>
+      </w:pPr>
+      <w:r>
+        <w:rPr>
+          <w:rFonts w:ascii="Aptos" w:eastAsia="Aptos" w:hAnsi="Aptos" w:cs="Aptos"/>
+          <w:color w:val="000000" w:themeColor="text1"/>
+          <w:sz w:val="22"/>
+          <w:szCs w:val="22"/>
+          <w:lang w:val="en-IN"/>
+        </w:rPr>
+        <w:t>    - Do not add any extra information, comments, or interpretations.</w:t>
+      </w:r>
+    </w:p>
+    <w:p>
+      <w:pPr>
+        <w:spacing w:line="257" w:lineRule="auto"/>
+        <w:rPr>
+          <w:rFonts w:ascii="Aptos" w:eastAsia="Aptos" w:hAnsi="Aptos" w:cs="Aptos"/>
+          <w:color w:val="000000" w:themeColor="text1"/>
+          <w:sz w:val="22"/>
+          <w:szCs w:val="22"/>
+          <w:lang w:val="en-IN"/>
+        </w:rPr>
+      </w:pPr>
+      <w:r>
+        <w:rPr>
+          <w:rFonts w:ascii="Aptos" w:eastAsia="Aptos" w:hAnsi="Aptos" w:cs="Aptos"/>
+          <w:color w:val="000000" w:themeColor="text1"/>
+          <w:sz w:val="22"/>
+          <w:szCs w:val="22"/>
+          <w:lang w:val="en-IN"/>
+        </w:rPr>
+        <w:t>    - Preserve the formatting including:</w:t>
+      </w:r>
+    </w:p>
+    <w:p>
+      <w:pPr>
+        <w:spacing w:line="257" w:lineRule="auto"/>
+        <w:rPr>
+          <w:rFonts w:ascii="Aptos" w:eastAsia="Aptos" w:hAnsi="Aptos" w:cs="Aptos"/>
+          <w:color w:val="000000" w:themeColor="text1"/>
+          <w:sz w:val="22"/>
+          <w:szCs w:val="22"/>
+          <w:lang w:val="en-IN"/>
+        </w:rPr>
+      </w:pPr>
+      <w:r>
+        <w:rPr>
+          <w:rFonts w:ascii="Aptos" w:eastAsia="Aptos" w:hAnsi="Aptos" w:cs="Aptos"/>
+          <w:color w:val="000000" w:themeColor="text1"/>
+          <w:sz w:val="22"/>
+          <w:szCs w:val="22"/>
+          <w:lang w:val="en-IN"/>
+        </w:rPr>
+        <w:t>        • The response must strictly follow the hierarchical structure as provided in the input text.</w:t>
+      </w:r>
+    </w:p>
+    <w:p>
+      <w:pPr>
+        <w:spacing w:line="257" w:lineRule="auto"/>
+        <w:rPr>
+          <w:rFonts w:ascii="Aptos" w:eastAsia="Aptos" w:hAnsi="Aptos" w:cs="Aptos"/>
+          <w:color w:val="000000" w:themeColor="text1"/>
+          <w:sz w:val="22"/>
+          <w:szCs w:val="22"/>
+          <w:lang w:val="en-IN"/>
+        </w:rPr>
+      </w:pPr>
+      <w:r>
+        <w:rPr>
+          <w:rFonts w:ascii="Aptos" w:eastAsia="Aptos" w:hAnsi="Aptos" w:cs="Aptos"/>
+          <w:color w:val="000000" w:themeColor="text1"/>
+          <w:sz w:val="22"/>
+          <w:szCs w:val="22"/>
+          <w:lang w:val="en-IN"/>
+        </w:rPr>
+        <w:t>        • Maintain paragraph breaks and spacing.</w:t>
+      </w:r>
+    </w:p>
+    <w:p>
+      <w:pPr>
+        <w:spacing w:line="257" w:lineRule="auto"/>
+        <w:rPr>
+          <w:rFonts w:ascii="Aptos" w:eastAsia="Aptos" w:hAnsi="Aptos" w:cs="Aptos"/>
+          <w:color w:val="000000" w:themeColor="text1"/>
+          <w:sz w:val="22"/>
+          <w:szCs w:val="22"/>
+          <w:lang w:val="en-IN"/>
+        </w:rPr>
+      </w:pPr>
+      <w:r>
+        <w:rPr>
+          <w:rFonts w:ascii="Aptos" w:eastAsia="Aptos" w:hAnsi="Aptos" w:cs="Aptos"/>
+          <w:color w:val="000000" w:themeColor="text1"/>
+          <w:sz w:val="22"/>
+          <w:szCs w:val="22"/>
+          <w:lang w:val="en-IN"/>
+        </w:rPr>
+        <w:t>        • Do not add bold text to headings.</w:t>
+      </w:r>
+    </w:p>
+    <w:p>
+      <w:pPr>
+        <w:spacing w:line="257" w:lineRule="auto"/>
+        <w:rPr>
+          <w:rFonts w:ascii="Aptos" w:eastAsia="Aptos" w:hAnsi="Aptos" w:cs="Aptos"/>
+          <w:color w:val="000000" w:themeColor="text1"/>
+          <w:sz w:val="22"/>
+          <w:szCs w:val="22"/>
+          <w:lang w:val="en-IN"/>
+        </w:rPr>
+      </w:pPr>
+      <w:r>
+        <w:rPr>
+          <w:rFonts w:ascii="Aptos" w:eastAsia="Aptos" w:hAnsi="Aptos" w:cs="Aptos"/>
+          <w:color w:val="000000" w:themeColor="text1"/>
+          <w:sz w:val="22"/>
+          <w:szCs w:val="22"/>
+          <w:lang w:val="en-IN"/>
+        </w:rPr>
+        <w:t>- add only main heading at the top is "In-Process Inspection:” make is bold</w:t>
+      </w:r>
+    </w:p>
+    <w:p>
+      <w:pPr>
+        <w:spacing w:line="257" w:lineRule="auto"/>
+        <w:rPr>
+          <w:rFonts w:ascii="Aptos" w:eastAsia="Aptos" w:hAnsi="Aptos" w:cs="Aptos"/>
+          <w:color w:val="000000" w:themeColor="text1"/>
+          <w:sz w:val="22"/>
+          <w:szCs w:val="22"/>
+        </w:rPr>
+      </w:pPr>
+      <w:r>
+        <w:rPr>
+          <w:rFonts w:ascii="Aptos" w:eastAsia="Aptos" w:hAnsi="Aptos" w:cs="Aptos"/>
+          <w:color w:val="000000" w:themeColor="text1"/>
+          <w:sz w:val="22"/>
+          <w:szCs w:val="22"/>
+        </w:rPr>
+        <w:t xml:space="preserve"> </w:t>
+      </w:r>
+    </w:p>
+    <w:p>
+      <w:pPr>
+        <w:spacing w:line="257" w:lineRule="auto"/>
+        <w:rPr>
+          <w:rFonts w:ascii="Aptos" w:eastAsia="Aptos" w:hAnsi="Aptos" w:cs="Aptos"/>
+          <w:color w:val="000000" w:themeColor="text1"/>
+          <w:sz w:val="22"/>
+          <w:szCs w:val="22"/>
+        </w:rPr>
+      </w:pPr>
+      <w:r>
+        <w:rPr>
+          <w:rFonts w:ascii="Aptos" w:eastAsia="Aptos" w:hAnsi="Aptos" w:cs="Aptos"/>
+          <w:color w:val="000000" w:themeColor="text1"/>
+          <w:sz w:val="22"/>
+          <w:szCs w:val="22"/>
+        </w:rPr>
+        <w:t xml:space="preserve">@! Find the document that provides Procedure for In-Process product inspection (In-Process Inspection) and quality acceptance criteria on production lines at </w:t>
+      </w:r>
+      <w:proofErr w:type="spellStart"/>
+      <w:r>
+        <w:rPr>
+          <w:rFonts w:ascii="Aptos" w:eastAsia="Aptos" w:hAnsi="Aptos" w:cs="Aptos"/>
+          <w:color w:val="000000" w:themeColor="text1"/>
+          <w:sz w:val="22"/>
+          <w:szCs w:val="22"/>
+        </w:rPr>
+        <w:t>Thermo</w:t>
+      </w:r>
+      <w:proofErr w:type="spellEnd"/>
+      <w:r>
+        <w:rPr>
+          <w:rFonts w:ascii="Aptos" w:eastAsia="Aptos" w:hAnsi="Aptos" w:cs="Aptos"/>
+          <w:color w:val="000000" w:themeColor="text1"/>
+          <w:sz w:val="22"/>
+          <w:szCs w:val="22"/>
+        </w:rPr>
+        <w:t xml:space="preserve"> Fisher Scientific, including documentation review and nonconforming material control.</w:t>
+      </w:r>
+    </w:p>
+    <w:p>
+      <w:pPr>
+        <w:spacing w:line="257" w:lineRule="auto"/>
+        <w:rPr>
+          <w:rFonts w:ascii="Aptos" w:eastAsia="Aptos" w:hAnsi="Aptos" w:cs="Aptos"/>
+          <w:color w:val="000000" w:themeColor="text1"/>
+          <w:sz w:val="22"/>
+          <w:szCs w:val="22"/>
+        </w:rPr>
+      </w:pPr>
+      <w:r>
+        <w:rPr>
+          <w:rFonts w:ascii="Aptos" w:eastAsia="Aptos" w:hAnsi="Aptos" w:cs="Aptos"/>
+          <w:color w:val="000000" w:themeColor="text1"/>
+          <w:sz w:val="22"/>
+          <w:szCs w:val="22"/>
+        </w:rPr>
+        <w:t xml:space="preserve"> </w:t>
+      </w:r>
+    </w:p>
+    <w:p>
+      <w:pPr>
+        <w:spacing w:line="257" w:lineRule="auto"/>
+        <w:rPr>
+          <w:rFonts w:ascii="Aptos" w:eastAsia="Aptos" w:hAnsi="Aptos" w:cs="Aptos"/>
+          <w:color w:val="000000" w:themeColor="text1"/>
+          <w:sz w:val="22"/>
+          <w:szCs w:val="22"/>
+        </w:rPr>
+      </w:pPr>
+      <w:r>
+        <w:rPr>
+          <w:rFonts w:ascii="Aptos" w:eastAsia="Aptos" w:hAnsi="Aptos" w:cs="Aptos"/>
+          <w:color w:val="000000" w:themeColor="text1"/>
+          <w:sz w:val="22"/>
+          <w:szCs w:val="22"/>
+        </w:rPr>
+        <w:t xml:space="preserve"> </w:t>
+      </w:r>
+    </w:p>
+    <w:p>
+      <w:pPr>
+        <w:spacing w:line="257" w:lineRule="auto"/>
+        <w:rPr>
+          <w:rFonts w:ascii="Aptos" w:eastAsia="Aptos" w:hAnsi="Aptos" w:cs="Aptos"/>
+          <w:b/>
+          <w:bCs/>
+          <w:color w:val="000000" w:themeColor="text1"/>
+          <w:sz w:val="22"/>
+          <w:szCs w:val="22"/>
+        </w:rPr>
+      </w:pPr>
+      <w:r>
+        <w:rPr>
+          <w:rFonts w:ascii="Aptos" w:eastAsia="Aptos" w:hAnsi="Aptos" w:cs="Aptos"/>
+          <w:b/>
+          <w:bCs/>
+          <w:color w:val="000000" w:themeColor="text1"/>
+          <w:sz w:val="22"/>
+          <w:szCs w:val="22"/>
+        </w:rPr>
+        <w:t>$Text: -</w:t>
+      </w:r>
+    </w:p>
+    <w:p>
+      <w:pPr>
+        <w:spacing w:after="0" w:line="276" w:lineRule="auto"/>
+        <w:rPr>
+          <w:rFonts w:ascii="Aptos" w:eastAsia="Aptos" w:hAnsi="Aptos" w:cs="Aptos"/>
+          <w:color w:val="000000" w:themeColor="text1"/>
+          <w:sz w:val="22"/>
+          <w:szCs w:val="22"/>
+          <w:lang w:val="en-IN"/>
+        </w:rPr>
+      </w:pPr>
+      <w:r>
+        <w:rPr>
+          <w:rFonts w:ascii="Aptos" w:eastAsia="Aptos" w:hAnsi="Aptos" w:cs="Aptos"/>
+          <w:color w:val="000000" w:themeColor="text1"/>
+          <w:sz w:val="22"/>
+          <w:szCs w:val="22"/>
+          <w:lang w:val="en-IN"/>
+        </w:rPr>
+        <w:t>Describe the procedure for **Final Inspection**.</w:t>
+      </w:r>
+    </w:p>
+    <w:p>
+      <w:pPr>
+        <w:spacing w:after="0" w:line="276" w:lineRule="auto"/>
+        <w:rPr>
+          <w:rFonts w:ascii="Aptos" w:eastAsia="Aptos" w:hAnsi="Aptos" w:cs="Aptos"/>
+          <w:color w:val="000000" w:themeColor="text1"/>
+          <w:sz w:val="22"/>
+          <w:szCs w:val="22"/>
+          <w:lang w:val="en-IN"/>
+        </w:rPr>
+      </w:pPr>
+      <w:r>
+        <w:rPr>
+          <w:rFonts w:ascii="Aptos" w:eastAsia="Aptos" w:hAnsi="Aptos" w:cs="Aptos"/>
+          <w:color w:val="000000" w:themeColor="text1"/>
+          <w:sz w:val="22"/>
+          <w:szCs w:val="22"/>
+          <w:lang w:val="en-IN"/>
+        </w:rPr>
         <w:lastRenderedPageBreak/>
-        <w:t>    - Extract only the content of the "Ablaufbeschreibung " OR 'Procedure' section Description and give all steps related to In-Process Inspection.</w:t>
-      </w:r>
-    </w:p>
-    <w:p>
-      <w:pPr>
-        <w:spacing w:line="257" w:lineRule="auto"/>
+        <w:t>- The input text consists of multiple documents, each separated by a unique delimiter (e.g., "##########################").</w:t>
+      </w:r>
+    </w:p>
+    <w:p>
+      <w:pPr>
+        <w:spacing w:after="0" w:line="276" w:lineRule="auto"/>
+        <w:rPr>
+          <w:rFonts w:ascii="Aptos" w:eastAsia="Aptos" w:hAnsi="Aptos" w:cs="Aptos"/>
+          <w:color w:val="000000" w:themeColor="text1"/>
+          <w:sz w:val="22"/>
+          <w:szCs w:val="22"/>
+          <w:lang w:val="en-IN"/>
+        </w:rPr>
+      </w:pPr>
+      <w:r>
+        <w:rPr>
+          <w:rFonts w:ascii="Aptos" w:eastAsia="Aptos" w:hAnsi="Aptos" w:cs="Aptos"/>
+          <w:color w:val="000000" w:themeColor="text1"/>
+          <w:sz w:val="22"/>
+          <w:szCs w:val="22"/>
+          <w:lang w:val="en-IN"/>
+        </w:rPr>
+        <w:t>- Identify the document that contains information related to 'Final Inspection.'</w:t>
+      </w:r>
+    </w:p>
+    <w:p>
+      <w:pPr>
+        <w:spacing w:after="0" w:line="276" w:lineRule="auto"/>
+        <w:rPr>
+          <w:rFonts w:ascii="Aptos" w:eastAsia="Aptos" w:hAnsi="Aptos" w:cs="Aptos"/>
+          <w:color w:val="000000" w:themeColor="text1"/>
+          <w:sz w:val="22"/>
+          <w:szCs w:val="22"/>
+          <w:lang w:val="en-IN"/>
+        </w:rPr>
+      </w:pPr>
+      <w:r>
+        <w:rPr>
+          <w:rFonts w:ascii="Aptos" w:eastAsia="Aptos" w:hAnsi="Aptos" w:cs="Aptos"/>
+          <w:color w:val="000000" w:themeColor="text1"/>
+          <w:sz w:val="22"/>
+          <w:szCs w:val="22"/>
+          <w:lang w:val="en-IN"/>
+        </w:rPr>
+        <w:t>- Once the relevant document is identified:</w:t>
+      </w:r>
+    </w:p>
+    <w:p>
+      <w:pPr>
+        <w:spacing w:after="0" w:line="276" w:lineRule="auto"/>
+        <w:rPr>
+          <w:rFonts w:ascii="Aptos" w:eastAsia="Aptos" w:hAnsi="Aptos" w:cs="Aptos"/>
+          <w:color w:val="000000" w:themeColor="text1"/>
+          <w:sz w:val="22"/>
+          <w:szCs w:val="22"/>
+          <w:lang w:val="en-IN"/>
+        </w:rPr>
+      </w:pPr>
+      <w:r>
+        <w:rPr>
+          <w:rFonts w:ascii="Aptos" w:eastAsia="Aptos" w:hAnsi="Aptos" w:cs="Aptos"/>
+          <w:color w:val="000000" w:themeColor="text1"/>
+          <w:sz w:val="22"/>
+          <w:szCs w:val="22"/>
+          <w:lang w:val="en-IN"/>
+        </w:rPr>
+        <w:t>    - Extract only the content of the "</w:t>
+      </w:r>
+      <w:proofErr w:type="spellStart"/>
+      <w:r>
+        <w:rPr>
+          <w:rFonts w:ascii="Aptos" w:eastAsia="Aptos" w:hAnsi="Aptos" w:cs="Aptos"/>
+          <w:color w:val="000000" w:themeColor="text1"/>
+          <w:sz w:val="22"/>
+          <w:szCs w:val="22"/>
+          <w:lang w:val="en-IN"/>
+        </w:rPr>
+        <w:t>Ablaufbeschreibung</w:t>
+      </w:r>
+      <w:proofErr w:type="spellEnd"/>
+      <w:r>
+        <w:rPr>
+          <w:rFonts w:ascii="Aptos" w:eastAsia="Aptos" w:hAnsi="Aptos" w:cs="Aptos"/>
+          <w:color w:val="000000" w:themeColor="text1"/>
+          <w:sz w:val="22"/>
+          <w:szCs w:val="22"/>
+          <w:lang w:val="en-IN"/>
+        </w:rPr>
+        <w:t xml:space="preserve"> " OR 'Procedure' section Description and give all steps related to Final Inspection.</w:t>
+      </w:r>
+    </w:p>
+    <w:p>
+      <w:pPr>
+        <w:spacing w:after="0" w:line="276" w:lineRule="auto"/>
         <w:rPr>
           <w:rFonts w:ascii="Aptos" w:eastAsia="Aptos" w:hAnsi="Aptos" w:cs="Aptos"/>
           <w:color w:val="000000" w:themeColor="text1"/>
@@ -10019,7 +11224,7 @@
     </w:p>
     <w:p>
       <w:pPr>
-        <w:spacing w:line="257" w:lineRule="auto"/>
+        <w:spacing w:after="0" w:line="276" w:lineRule="auto"/>
         <w:rPr>
           <w:rFonts w:ascii="Aptos" w:eastAsia="Aptos" w:hAnsi="Aptos" w:cs="Aptos"/>
           <w:color w:val="000000" w:themeColor="text1"/>
@@ -10041,7 +11246,7 @@
     </w:p>
     <w:p>
       <w:pPr>
-        <w:spacing w:line="257" w:lineRule="auto"/>
+        <w:spacing w:after="0" w:line="276" w:lineRule="auto"/>
         <w:rPr>
           <w:rFonts w:ascii="Aptos" w:eastAsia="Aptos" w:hAnsi="Aptos" w:cs="Aptos"/>
           <w:color w:val="000000" w:themeColor="text1"/>
@@ -10063,7 +11268,7 @@
     </w:p>
     <w:p>
       <w:pPr>
-        <w:spacing w:line="257" w:lineRule="auto"/>
+        <w:spacing w:after="0" w:line="276" w:lineRule="auto"/>
         <w:rPr>
           <w:rFonts w:ascii="Aptos" w:eastAsia="Aptos" w:hAnsi="Aptos" w:cs="Aptos"/>
           <w:color w:val="000000" w:themeColor="text1"/>
@@ -10085,7 +11290,7 @@
     </w:p>
     <w:p>
       <w:pPr>
-        <w:spacing w:line="257" w:lineRule="auto"/>
+        <w:spacing w:after="0" w:line="276" w:lineRule="auto"/>
         <w:rPr>
           <w:rFonts w:ascii="Aptos" w:eastAsia="Aptos" w:hAnsi="Aptos" w:cs="Aptos"/>
           <w:color w:val="000000" w:themeColor="text1"/>
@@ -10107,7 +11312,7 @@
     </w:p>
     <w:p>
       <w:pPr>
-        <w:spacing w:line="257" w:lineRule="auto"/>
+        <w:spacing w:after="0" w:line="276" w:lineRule="auto"/>
         <w:rPr>
           <w:rFonts w:ascii="Aptos" w:eastAsia="Aptos" w:hAnsi="Aptos" w:cs="Aptos"/>
           <w:color w:val="000000" w:themeColor="text1"/>
@@ -10129,29 +11334,29 @@
     </w:p>
     <w:p>
       <w:pPr>
-        <w:spacing w:line="257" w:lineRule="auto"/>
-        <w:rPr>
-          <w:rFonts w:ascii="Aptos" w:eastAsia="Aptos" w:hAnsi="Aptos" w:cs="Aptos"/>
-          <w:color w:val="000000" w:themeColor="text1"/>
-          <w:sz w:val="22"/>
-          <w:szCs w:val="22"/>
-          <w:lang w:val="en-IN"/>
-        </w:rPr>
-      </w:pPr>
-      <w:r>
-        <w:rPr>
-          <w:rFonts w:ascii="Aptos" w:eastAsia="Aptos" w:hAnsi="Aptos" w:cs="Aptos"/>
-          <w:color w:val="000000" w:themeColor="text1"/>
-          <w:sz w:val="22"/>
-          <w:szCs w:val="22"/>
-          <w:lang w:val="en-IN"/>
-        </w:rPr>
-        <w:t>- add only main heading at the top is "In-Process Inspection:” make is bold</w:t>
-      </w:r>
-    </w:p>
-    <w:p>
-      <w:pPr>
-        <w:spacing w:line="257" w:lineRule="auto"/>
+        <w:spacing w:after="0" w:line="276" w:lineRule="auto"/>
+        <w:rPr>
+          <w:rFonts w:ascii="Aptos" w:eastAsia="Aptos" w:hAnsi="Aptos" w:cs="Aptos"/>
+          <w:color w:val="000000" w:themeColor="text1"/>
+          <w:sz w:val="22"/>
+          <w:szCs w:val="22"/>
+          <w:lang w:val="en-IN"/>
+        </w:rPr>
+      </w:pPr>
+      <w:r>
+        <w:rPr>
+          <w:rFonts w:ascii="Aptos" w:eastAsia="Aptos" w:hAnsi="Aptos" w:cs="Aptos"/>
+          <w:color w:val="000000" w:themeColor="text1"/>
+          <w:sz w:val="22"/>
+          <w:szCs w:val="22"/>
+          <w:lang w:val="en-IN"/>
+        </w:rPr>
+        <w:t>- add only main heading at the top is "Final Inspection:” make is bold</w:t>
+      </w:r>
+    </w:p>
+    <w:p>
+      <w:pPr>
+        <w:spacing w:after="0" w:line="276" w:lineRule="auto"/>
         <w:rPr>
           <w:rFonts w:ascii="Aptos" w:eastAsia="Aptos" w:hAnsi="Aptos" w:cs="Aptos"/>
           <w:color w:val="000000" w:themeColor="text1"/>
@@ -10173,25 +11378,53 @@
       <w:pPr>
         <w:spacing w:line="257" w:lineRule="auto"/>
         <w:rPr>
-          <w:rFonts w:ascii="Aptos" w:eastAsia="Aptos" w:hAnsi="Aptos" w:cs="Aptos"/>
-          <w:color w:val="000000" w:themeColor="text1"/>
-          <w:sz w:val="22"/>
-          <w:szCs w:val="22"/>
-        </w:rPr>
-      </w:pPr>
-      <w:r>
-        <w:rPr>
-          <w:rFonts w:ascii="Aptos" w:eastAsia="Aptos" w:hAnsi="Aptos" w:cs="Aptos"/>
-          <w:color w:val="000000" w:themeColor="text1"/>
-          <w:sz w:val="22"/>
-          <w:szCs w:val="22"/>
-        </w:rPr>
-        <w:t>@! Find the document that provides Procedure for In-Process product inspection (In-Process Inspection) and quality acceptance criteria on production lines at Thermo Fisher Scientific, including documentation review and nonconforming material control.</w:t>
-      </w:r>
-    </w:p>
-    <w:p>
-      <w:pPr>
-        <w:spacing w:line="257" w:lineRule="auto"/>
+          <w:color w:val="000000" w:themeColor="text1"/>
+        </w:rPr>
+      </w:pPr>
+      <w:r>
+        <w:rPr>
+          <w:rFonts w:ascii="Aptos" w:eastAsia="Aptos" w:hAnsi="Aptos" w:cs="Aptos"/>
+          <w:color w:val="000000" w:themeColor="text1"/>
+          <w:sz w:val="22"/>
+          <w:szCs w:val="22"/>
+        </w:rPr>
+        <w:t xml:space="preserve">@! Find the document that provides Procedure for final product inspection (Final Inspection) and quality acceptance criteria on production lines at </w:t>
+      </w:r>
+      <w:proofErr w:type="spellStart"/>
+      <w:r>
+        <w:rPr>
+          <w:rFonts w:ascii="Aptos" w:eastAsia="Aptos" w:hAnsi="Aptos" w:cs="Aptos"/>
+          <w:color w:val="000000" w:themeColor="text1"/>
+          <w:sz w:val="22"/>
+          <w:szCs w:val="22"/>
+        </w:rPr>
+        <w:t>Thermo</w:t>
+      </w:r>
+      <w:proofErr w:type="spellEnd"/>
+      <w:r>
+        <w:rPr>
+          <w:rFonts w:ascii="Aptos" w:eastAsia="Aptos" w:hAnsi="Aptos" w:cs="Aptos"/>
+          <w:color w:val="000000" w:themeColor="text1"/>
+          <w:sz w:val="22"/>
+          <w:szCs w:val="22"/>
+        </w:rPr>
+        <w:t xml:space="preserve"> Fisher Scientific, including documentation review and nonconforming material control.</w:t>
+      </w:r>
+    </w:p>
+    <w:p>
+      <w:pPr>
+        <w:spacing w:after="0" w:line="276" w:lineRule="auto"/>
+        <w:rPr>
+          <w:rFonts w:ascii="Aptos" w:eastAsia="Aptos" w:hAnsi="Aptos" w:cs="Aptos"/>
+          <w:color w:val="000000" w:themeColor="text1"/>
+          <w:sz w:val="22"/>
+          <w:szCs w:val="22"/>
+        </w:rPr>
+      </w:pPr>
+    </w:p>
+    <w:p>
+      <w:pPr>
+        <w:spacing w:after="0" w:line="276" w:lineRule="auto"/>
         <w:rPr>
           <w:rFonts w:ascii="Aptos" w:eastAsia="Aptos" w:hAnsi="Aptos" w:cs="Aptos"/>
           <w:color w:val="000000" w:themeColor="text1"/>
@@ -10211,393 +11444,16 @@
     </w:p>
     <w:p>
       <w:pPr>
-        <w:spacing w:line="257" w:lineRule="auto"/>
-        <w:rPr>
-          <w:rFonts w:ascii="Aptos" w:eastAsia="Aptos" w:hAnsi="Aptos" w:cs="Aptos"/>
-          <w:color w:val="000000" w:themeColor="text1"/>
-          <w:sz w:val="22"/>
-          <w:szCs w:val="22"/>
-        </w:rPr>
-      </w:pPr>
-      <w:r>
-        <w:rPr>
-          <w:rFonts w:ascii="Aptos" w:eastAsia="Aptos" w:hAnsi="Aptos" w:cs="Aptos"/>
-          <w:color w:val="000000" w:themeColor="text1"/>
-          <w:sz w:val="22"/>
-          <w:szCs w:val="22"/>
-        </w:rPr>
-        <w:t xml:space="preserve"> </w:t>
-      </w:r>
-    </w:p>
-    <w:p>
-      <w:pPr>
-        <w:spacing w:line="257" w:lineRule="auto"/>
-        <w:rPr>
-          <w:rFonts w:ascii="Aptos" w:eastAsia="Aptos" w:hAnsi="Aptos" w:cs="Aptos"/>
-          <w:b/>
-          <w:bCs/>
-          <w:color w:val="000000" w:themeColor="text1"/>
-          <w:sz w:val="22"/>
-          <w:szCs w:val="22"/>
-        </w:rPr>
-      </w:pPr>
-      <w:r>
-        <w:rPr>
-          <w:rFonts w:ascii="Aptos" w:eastAsia="Aptos" w:hAnsi="Aptos" w:cs="Aptos"/>
-          <w:b/>
-          <w:bCs/>
-          <w:color w:val="000000" w:themeColor="text1"/>
-          <w:sz w:val="22"/>
-          <w:szCs w:val="22"/>
-        </w:rPr>
-        <w:t>$Text: -</w:t>
-      </w:r>
-    </w:p>
-    <w:p>
-      <w:pPr>
-        <w:spacing w:after="0" w:line="276" w:lineRule="auto"/>
-        <w:rPr>
-          <w:rFonts w:ascii="Aptos" w:eastAsia="Aptos" w:hAnsi="Aptos" w:cs="Aptos"/>
-          <w:color w:val="000000" w:themeColor="text1"/>
-          <w:sz w:val="22"/>
-          <w:szCs w:val="22"/>
-          <w:lang w:val="en-IN"/>
-        </w:rPr>
-      </w:pPr>
-      <w:r>
-        <w:rPr>
-          <w:rFonts w:ascii="Aptos" w:eastAsia="Aptos" w:hAnsi="Aptos" w:cs="Aptos"/>
-          <w:color w:val="000000" w:themeColor="text1"/>
-          <w:sz w:val="22"/>
-          <w:szCs w:val="22"/>
-          <w:lang w:val="en-IN"/>
-        </w:rPr>
-        <w:t>Describe the procedure for **Final Inspection**.</w:t>
-      </w:r>
-    </w:p>
-    <w:p>
-      <w:pPr>
-        <w:spacing w:after="0" w:line="276" w:lineRule="auto"/>
-        <w:rPr>
-          <w:rFonts w:ascii="Aptos" w:eastAsia="Aptos" w:hAnsi="Aptos" w:cs="Aptos"/>
-          <w:color w:val="000000" w:themeColor="text1"/>
-          <w:sz w:val="22"/>
-          <w:szCs w:val="22"/>
-          <w:lang w:val="en-IN"/>
-        </w:rPr>
-      </w:pPr>
-      <w:r>
-        <w:rPr>
-          <w:rFonts w:ascii="Aptos" w:eastAsia="Aptos" w:hAnsi="Aptos" w:cs="Aptos"/>
-          <w:color w:val="000000" w:themeColor="text1"/>
-          <w:sz w:val="22"/>
-          <w:szCs w:val="22"/>
-          <w:lang w:val="en-IN"/>
-        </w:rPr>
-        <w:t>- The input text consists of multiple documents, each separated by a unique delimiter (e.g., "##########################").</w:t>
-      </w:r>
-    </w:p>
-    <w:p>
-      <w:pPr>
-        <w:spacing w:after="0" w:line="276" w:lineRule="auto"/>
-        <w:rPr>
-          <w:rFonts w:ascii="Aptos" w:eastAsia="Aptos" w:hAnsi="Aptos" w:cs="Aptos"/>
-          <w:color w:val="000000" w:themeColor="text1"/>
-          <w:sz w:val="22"/>
-          <w:szCs w:val="22"/>
-          <w:lang w:val="en-IN"/>
-        </w:rPr>
-      </w:pPr>
-      <w:r>
-        <w:rPr>
-          <w:rFonts w:ascii="Aptos" w:eastAsia="Aptos" w:hAnsi="Aptos" w:cs="Aptos"/>
-          <w:color w:val="000000" w:themeColor="text1"/>
-          <w:sz w:val="22"/>
-          <w:szCs w:val="22"/>
-          <w:lang w:val="en-IN"/>
-        </w:rPr>
-        <w:t>- Identify the document that contains information related to 'Final Inspection.'</w:t>
-      </w:r>
-    </w:p>
-    <w:p>
-      <w:pPr>
-        <w:spacing w:after="0" w:line="276" w:lineRule="auto"/>
-        <w:rPr>
-          <w:rFonts w:ascii="Aptos" w:eastAsia="Aptos" w:hAnsi="Aptos" w:cs="Aptos"/>
-          <w:color w:val="000000" w:themeColor="text1"/>
-          <w:sz w:val="22"/>
-          <w:szCs w:val="22"/>
-          <w:lang w:val="en-IN"/>
-        </w:rPr>
-      </w:pPr>
-      <w:r>
-        <w:rPr>
-          <w:rFonts w:ascii="Aptos" w:eastAsia="Aptos" w:hAnsi="Aptos" w:cs="Aptos"/>
-          <w:color w:val="000000" w:themeColor="text1"/>
-          <w:sz w:val="22"/>
-          <w:szCs w:val="22"/>
-          <w:lang w:val="en-IN"/>
-        </w:rPr>
-        <w:t>- Once the relevant document is identified:</w:t>
-      </w:r>
-    </w:p>
-    <w:p>
-      <w:pPr>
-        <w:spacing w:after="0" w:line="276" w:lineRule="auto"/>
-        <w:rPr>
-          <w:rFonts w:ascii="Aptos" w:eastAsia="Aptos" w:hAnsi="Aptos" w:cs="Aptos"/>
-          <w:color w:val="000000" w:themeColor="text1"/>
-          <w:sz w:val="22"/>
-          <w:szCs w:val="22"/>
-          <w:lang w:val="en-IN"/>
-        </w:rPr>
-      </w:pPr>
-      <w:r>
-        <w:rPr>
-          <w:rFonts w:ascii="Aptos" w:eastAsia="Aptos" w:hAnsi="Aptos" w:cs="Aptos"/>
-          <w:color w:val="000000" w:themeColor="text1"/>
-          <w:sz w:val="22"/>
-          <w:szCs w:val="22"/>
-          <w:lang w:val="en-IN"/>
-        </w:rPr>
-        <w:t>    - Extract only the content of the "Ablaufbeschreibung " OR 'Procedure' section Description and give all steps related to Final Inspection.</w:t>
-      </w:r>
-    </w:p>
-    <w:p>
-      <w:pPr>
-        <w:spacing w:after="0" w:line="276" w:lineRule="auto"/>
-        <w:rPr>
-          <w:rFonts w:ascii="Aptos" w:eastAsia="Aptos" w:hAnsi="Aptos" w:cs="Aptos"/>
-          <w:color w:val="000000" w:themeColor="text1"/>
-          <w:sz w:val="22"/>
-          <w:szCs w:val="22"/>
-          <w:lang w:val="en-IN"/>
-        </w:rPr>
-      </w:pPr>
-      <w:r>
-        <w:rPr>
-          <w:rFonts w:ascii="Aptos" w:eastAsia="Aptos" w:hAnsi="Aptos" w:cs="Aptos"/>
-          <w:color w:val="000000" w:themeColor="text1"/>
-          <w:sz w:val="22"/>
-          <w:szCs w:val="22"/>
-          <w:lang w:val="en-IN"/>
-        </w:rPr>
-        <w:t>    - Ignore table-related data.</w:t>
-      </w:r>
-    </w:p>
-    <w:p>
-      <w:pPr>
-        <w:spacing w:after="0" w:line="276" w:lineRule="auto"/>
-        <w:rPr>
-          <w:rFonts w:ascii="Aptos" w:eastAsia="Aptos" w:hAnsi="Aptos" w:cs="Aptos"/>
-          <w:color w:val="000000" w:themeColor="text1"/>
-          <w:sz w:val="22"/>
-          <w:szCs w:val="22"/>
-          <w:lang w:val="en-IN"/>
-        </w:rPr>
-      </w:pPr>
-      <w:r>
-        <w:rPr>
-          <w:rFonts w:ascii="Aptos" w:eastAsia="Aptos" w:hAnsi="Aptos" w:cs="Aptos"/>
-          <w:color w:val="000000" w:themeColor="text1"/>
-          <w:sz w:val="22"/>
-          <w:szCs w:val="22"/>
-          <w:lang w:val="en-IN"/>
-        </w:rPr>
-        <w:t>    - Do not add any extra information, comments, or interpretations.</w:t>
-      </w:r>
-    </w:p>
-    <w:p>
-      <w:pPr>
-        <w:spacing w:after="0" w:line="276" w:lineRule="auto"/>
-        <w:rPr>
-          <w:rFonts w:ascii="Aptos" w:eastAsia="Aptos" w:hAnsi="Aptos" w:cs="Aptos"/>
-          <w:color w:val="000000" w:themeColor="text1"/>
-          <w:sz w:val="22"/>
-          <w:szCs w:val="22"/>
-          <w:lang w:val="en-IN"/>
-        </w:rPr>
-      </w:pPr>
-      <w:r>
-        <w:rPr>
-          <w:rFonts w:ascii="Aptos" w:eastAsia="Aptos" w:hAnsi="Aptos" w:cs="Aptos"/>
-          <w:color w:val="000000" w:themeColor="text1"/>
-          <w:sz w:val="22"/>
-          <w:szCs w:val="22"/>
-          <w:lang w:val="en-IN"/>
-        </w:rPr>
-        <w:t>    - Preserve the formatting including:</w:t>
-      </w:r>
-    </w:p>
-    <w:p>
-      <w:pPr>
-        <w:spacing w:after="0" w:line="276" w:lineRule="auto"/>
-        <w:rPr>
-          <w:rFonts w:ascii="Aptos" w:eastAsia="Aptos" w:hAnsi="Aptos" w:cs="Aptos"/>
-          <w:color w:val="000000" w:themeColor="text1"/>
-          <w:sz w:val="22"/>
-          <w:szCs w:val="22"/>
-          <w:lang w:val="en-IN"/>
-        </w:rPr>
-      </w:pPr>
-      <w:r>
-        <w:rPr>
-          <w:rFonts w:ascii="Aptos" w:eastAsia="Aptos" w:hAnsi="Aptos" w:cs="Aptos"/>
-          <w:color w:val="000000" w:themeColor="text1"/>
-          <w:sz w:val="22"/>
-          <w:szCs w:val="22"/>
-          <w:lang w:val="en-IN"/>
-        </w:rPr>
-        <w:t>        • The response must strictly follow the hierarchical structure as provided in the input text.</w:t>
-      </w:r>
-    </w:p>
-    <w:p>
-      <w:pPr>
-        <w:spacing w:after="0" w:line="276" w:lineRule="auto"/>
-        <w:rPr>
-          <w:rFonts w:ascii="Aptos" w:eastAsia="Aptos" w:hAnsi="Aptos" w:cs="Aptos"/>
-          <w:color w:val="000000" w:themeColor="text1"/>
-          <w:sz w:val="22"/>
-          <w:szCs w:val="22"/>
-          <w:lang w:val="en-IN"/>
-        </w:rPr>
-      </w:pPr>
-      <w:r>
-        <w:rPr>
-          <w:rFonts w:ascii="Aptos" w:eastAsia="Aptos" w:hAnsi="Aptos" w:cs="Aptos"/>
-          <w:color w:val="000000" w:themeColor="text1"/>
-          <w:sz w:val="22"/>
-          <w:szCs w:val="22"/>
-          <w:lang w:val="en-IN"/>
-        </w:rPr>
-        <w:t>        • Maintain paragraph breaks and spacing.</w:t>
-      </w:r>
-    </w:p>
-    <w:p>
-      <w:pPr>
-        <w:spacing w:after="0" w:line="276" w:lineRule="auto"/>
-        <w:rPr>
-          <w:rFonts w:ascii="Aptos" w:eastAsia="Aptos" w:hAnsi="Aptos" w:cs="Aptos"/>
-          <w:color w:val="000000" w:themeColor="text1"/>
-          <w:sz w:val="22"/>
-          <w:szCs w:val="22"/>
-          <w:lang w:val="en-IN"/>
-        </w:rPr>
-      </w:pPr>
-      <w:r>
-        <w:rPr>
-          <w:rFonts w:ascii="Aptos" w:eastAsia="Aptos" w:hAnsi="Aptos" w:cs="Aptos"/>
-          <w:color w:val="000000" w:themeColor="text1"/>
-          <w:sz w:val="22"/>
-          <w:szCs w:val="22"/>
-          <w:lang w:val="en-IN"/>
-        </w:rPr>
-        <w:t>        • Do not add bold text to headings.</w:t>
-      </w:r>
-    </w:p>
-    <w:p>
-      <w:pPr>
-        <w:spacing w:after="0" w:line="276" w:lineRule="auto"/>
-        <w:rPr>
-          <w:rFonts w:ascii="Aptos" w:eastAsia="Aptos" w:hAnsi="Aptos" w:cs="Aptos"/>
-          <w:color w:val="000000" w:themeColor="text1"/>
-          <w:sz w:val="22"/>
-          <w:szCs w:val="22"/>
-          <w:lang w:val="en-IN"/>
-        </w:rPr>
-      </w:pPr>
-      <w:r>
-        <w:rPr>
-          <w:rFonts w:ascii="Aptos" w:eastAsia="Aptos" w:hAnsi="Aptos" w:cs="Aptos"/>
-          <w:color w:val="000000" w:themeColor="text1"/>
-          <w:sz w:val="22"/>
-          <w:szCs w:val="22"/>
-          <w:lang w:val="en-IN"/>
-        </w:rPr>
-        <w:t>- add only main heading at the top is "Final Inspection:” make is bold</w:t>
-      </w:r>
-    </w:p>
-    <w:p>
-      <w:pPr>
-        <w:spacing w:after="0" w:line="276" w:lineRule="auto"/>
-        <w:rPr>
-          <w:rFonts w:ascii="Aptos" w:eastAsia="Aptos" w:hAnsi="Aptos" w:cs="Aptos"/>
-          <w:color w:val="000000" w:themeColor="text1"/>
-          <w:sz w:val="22"/>
-          <w:szCs w:val="22"/>
-        </w:rPr>
-      </w:pPr>
-      <w:r>
-        <w:rPr>
-          <w:rFonts w:ascii="Aptos" w:eastAsia="Aptos" w:hAnsi="Aptos" w:cs="Aptos"/>
-          <w:color w:val="000000" w:themeColor="text1"/>
-          <w:sz w:val="22"/>
-          <w:szCs w:val="22"/>
-        </w:rPr>
-        <w:t xml:space="preserve"> </w:t>
-      </w:r>
-    </w:p>
-    <w:p>
-      <w:pPr>
-        <w:spacing w:line="257" w:lineRule="auto"/>
-        <w:rPr>
-          <w:color w:val="000000" w:themeColor="text1"/>
-        </w:rPr>
-      </w:pPr>
-      <w:r>
-        <w:rPr>
-          <w:rFonts w:ascii="Aptos" w:eastAsia="Aptos" w:hAnsi="Aptos" w:cs="Aptos"/>
-          <w:color w:val="000000" w:themeColor="text1"/>
-          <w:sz w:val="22"/>
-          <w:szCs w:val="22"/>
-        </w:rPr>
-        <w:t>@! Find the document that provides Procedure for final product inspection (Final Inspection) and quality acceptance criteria on production lines at Thermo Fisher Scientific, including documentation review and nonconforming material control.</w:t>
-      </w:r>
-    </w:p>
-    <w:p>
-      <w:pPr>
-        <w:spacing w:after="0" w:line="276" w:lineRule="auto"/>
-        <w:rPr>
-          <w:rFonts w:ascii="Aptos" w:eastAsia="Aptos" w:hAnsi="Aptos" w:cs="Aptos"/>
-          <w:color w:val="000000" w:themeColor="text1"/>
-          <w:sz w:val="22"/>
-          <w:szCs w:val="22"/>
-        </w:rPr>
-      </w:pPr>
-    </w:p>
-    <w:p>
-      <w:pPr>
-        <w:spacing w:after="0" w:line="276" w:lineRule="auto"/>
-        <w:rPr>
-          <w:rFonts w:ascii="Aptos" w:eastAsia="Aptos" w:hAnsi="Aptos" w:cs="Aptos"/>
-          <w:color w:val="000000" w:themeColor="text1"/>
-          <w:sz w:val="22"/>
-          <w:szCs w:val="22"/>
-        </w:rPr>
-      </w:pPr>
-      <w:r>
-        <w:rPr>
-          <w:rFonts w:ascii="Aptos" w:eastAsia="Aptos" w:hAnsi="Aptos" w:cs="Aptos"/>
-          <w:color w:val="000000" w:themeColor="text1"/>
-          <w:sz w:val="22"/>
-          <w:szCs w:val="22"/>
-        </w:rPr>
-        <w:t xml:space="preserve"> </w:t>
-      </w:r>
-    </w:p>
-    <w:p>
-      <w:pPr>
-        <w:rPr>
-          <w:rFonts w:ascii="Aptos" w:eastAsia="Aptos" w:hAnsi="Aptos" w:cs="Aptos"/>
-          <w:color w:val="000000" w:themeColor="text1"/>
-        </w:rPr>
-      </w:pPr>
-      <w:r>
-        <w:rPr>
-          <w:rFonts w:ascii="Aptos" w:eastAsia="Aptos" w:hAnsi="Aptos" w:cs="Aptos"/>
-          <w:color w:val="000000" w:themeColor="text1"/>
-        </w:rPr>
-        <w:lastRenderedPageBreak/>
+        <w:rPr>
+          <w:rFonts w:ascii="Aptos" w:eastAsia="Aptos" w:hAnsi="Aptos" w:cs="Aptos"/>
+          <w:color w:val="000000" w:themeColor="text1"/>
+        </w:rPr>
+      </w:pPr>
+      <w:r>
+        <w:rPr>
+          <w:rFonts w:ascii="Aptos" w:eastAsia="Aptos" w:hAnsi="Aptos" w:cs="Aptos"/>
+          <w:color w:val="000000" w:themeColor="text1"/>
+        </w:rPr>
         <w:t>$Text</w:t>
       </w:r>
     </w:p>
@@ -10918,6 +11774,7 @@
           <w:sz w:val="22"/>
           <w:szCs w:val="22"/>
         </w:rPr>
+        <w:lastRenderedPageBreak/>
         <w:t>-</w:t>
       </w:r>
       <w:r>
@@ -11244,98 +12101,98 @@
         <w:rPr>
           <w:color w:val="000000" w:themeColor="text1"/>
         </w:rPr>
+        <w:t>        - List the levels of the Quality Management System (QMS) and the types of documents included in each level. Maintain the original structure and formatting (e.g., Level I, Level II, etc.).</w:t>
+      </w:r>
+    </w:p>
+    <w:p>
+      <w:pPr>
+        <w:rPr>
+          <w:color w:val="000000" w:themeColor="text1"/>
+        </w:rPr>
+      </w:pPr>
+      <w:r>
+        <w:rPr>
+          <w:color w:val="000000" w:themeColor="text1"/>
+        </w:rPr>
+        <w:t>        - Explain how documents are identified (e.g., by unique document number, revision, and effective date).</w:t>
+      </w:r>
+    </w:p>
+    <w:p>
+      <w:pPr>
+        <w:rPr>
+          <w:color w:val="000000" w:themeColor="text1"/>
+        </w:rPr>
+      </w:pPr>
+      <w:r>
+        <w:rPr>
+          <w:color w:val="000000" w:themeColor="text1"/>
+        </w:rPr>
+        <w:t>- Extract the detailed procedures for "Control of Documents" from the provided document. Focus on the section describing the "Document life cycle" and extract the steps with Description under the subheading "Documented procedures have been established for:". Present this explanation in bulleted points only. Maintain the exact descriptions as written in the input text.</w:t>
+      </w:r>
+    </w:p>
+    <w:p>
+      <w:pPr>
+        <w:rPr>
+          <w:color w:val="000000" w:themeColor="text1"/>
+        </w:rPr>
+      </w:pPr>
+      <w:r>
+        <w:rPr>
+          <w:color w:val="000000" w:themeColor="text1"/>
+        </w:rPr>
+        <w:t>- At the last, summarize the information related to changes to documents, storage/retention period, and record control in one single paragraph without bullet points.</w:t>
+      </w:r>
+    </w:p>
+    <w:p>
+      <w:pPr>
+        <w:rPr>
+          <w:color w:val="000000" w:themeColor="text1"/>
+        </w:rPr>
+      </w:pPr>
+      <w:r>
+        <w:rPr>
+          <w:color w:val="000000" w:themeColor="text1"/>
+        </w:rPr>
+        <w:t>- Maintain the original structure and formatting of the extracted content, but apply a clear hierarchy starting with the heading:**9.0 DOCUMENTATION:**</w:t>
+      </w:r>
+    </w:p>
+    <w:p>
+      <w:pPr>
+        <w:rPr>
+          <w:color w:val="000000" w:themeColor="text1"/>
+        </w:rPr>
+      </w:pPr>
+      <w:r>
+        <w:rPr>
+          <w:color w:val="000000" w:themeColor="text1"/>
+        </w:rPr>
+        <w:t>Note: Avoid subheadings in the final response.</w:t>
+      </w:r>
+    </w:p>
+    <w:p>
+      <w:pPr>
+        <w:rPr>
+          <w:color w:val="000000" w:themeColor="text1"/>
+        </w:rPr>
+      </w:pPr>
+    </w:p>
+    <w:p>
+      <w:pPr>
+        <w:rPr>
+          <w:rFonts w:ascii="Aptos" w:eastAsia="Aptos" w:hAnsi="Aptos" w:cs="Aptos"/>
+          <w:color w:val="000000" w:themeColor="text1"/>
+          <w:sz w:val="22"/>
+          <w:szCs w:val="22"/>
+        </w:rPr>
+      </w:pPr>
+      <w:r>
+        <w:rPr>
+          <w:rFonts w:ascii="Aptos" w:eastAsia="Aptos" w:hAnsi="Aptos" w:cs="Aptos"/>
+          <w:color w:val="000000" w:themeColor="text1"/>
+          <w:sz w:val="22"/>
+          <w:szCs w:val="22"/>
+        </w:rPr>
         <w:lastRenderedPageBreak/>
-        <w:t>        - List the levels of the Quality Management System (QMS) and the types of documents included in each level. Maintain the original structure and formatting (e.g., Level I, Level II, etc.).</w:t>
-      </w:r>
-    </w:p>
-    <w:p>
-      <w:pPr>
-        <w:rPr>
-          <w:color w:val="000000" w:themeColor="text1"/>
-        </w:rPr>
-      </w:pPr>
-      <w:r>
-        <w:rPr>
-          <w:color w:val="000000" w:themeColor="text1"/>
-        </w:rPr>
-        <w:t>        - Explain how documents are identified (e.g., by unique document number, revision, and effective date).</w:t>
-      </w:r>
-    </w:p>
-    <w:p>
-      <w:pPr>
-        <w:rPr>
-          <w:color w:val="000000" w:themeColor="text1"/>
-        </w:rPr>
-      </w:pPr>
-      <w:r>
-        <w:rPr>
-          <w:color w:val="000000" w:themeColor="text1"/>
-        </w:rPr>
-        <w:t>- Extract the detailed procedures for "Control of Documents" from the provided document. Focus on the section describing the "Document life cycle" and extract the steps with Description under the subheading "Documented procedures have been established for:". Present this explanation in bulleted points only. Maintain the exact descriptions as written in the input text.</w:t>
-      </w:r>
-    </w:p>
-    <w:p>
-      <w:pPr>
-        <w:rPr>
-          <w:color w:val="000000" w:themeColor="text1"/>
-        </w:rPr>
-      </w:pPr>
-      <w:r>
-        <w:rPr>
-          <w:color w:val="000000" w:themeColor="text1"/>
-        </w:rPr>
-        <w:t>- At the last, summarize the information related to changes to documents, storage/retention period, and record control in one single paragraph without bullet points.</w:t>
-      </w:r>
-    </w:p>
-    <w:p>
-      <w:pPr>
-        <w:rPr>
-          <w:color w:val="000000" w:themeColor="text1"/>
-        </w:rPr>
-      </w:pPr>
-      <w:r>
-        <w:rPr>
-          <w:color w:val="000000" w:themeColor="text1"/>
-        </w:rPr>
-        <w:t>- Maintain the original structure and formatting of the extracted content, but apply a clear hierarchy starting with the heading:**9.0 DOCUMENTATION:**</w:t>
-      </w:r>
-    </w:p>
-    <w:p>
-      <w:pPr>
-        <w:rPr>
-          <w:color w:val="000000" w:themeColor="text1"/>
-        </w:rPr>
-      </w:pPr>
-      <w:r>
-        <w:rPr>
-          <w:color w:val="000000" w:themeColor="text1"/>
-        </w:rPr>
-        <w:t>Note: Avoid subheadings in the final response.</w:t>
-      </w:r>
-    </w:p>
-    <w:p>
-      <w:pPr>
-        <w:rPr>
-          <w:color w:val="000000" w:themeColor="text1"/>
-        </w:rPr>
-      </w:pPr>
-    </w:p>
-    <w:p>
-      <w:pPr>
-        <w:rPr>
-          <w:rFonts w:ascii="Aptos" w:eastAsia="Aptos" w:hAnsi="Aptos" w:cs="Aptos"/>
-          <w:color w:val="000000" w:themeColor="text1"/>
-          <w:sz w:val="22"/>
-          <w:szCs w:val="22"/>
-        </w:rPr>
-      </w:pPr>
-      <w:r>
-        <w:rPr>
-          <w:rFonts w:ascii="Aptos" w:eastAsia="Aptos" w:hAnsi="Aptos" w:cs="Aptos"/>
-          <w:color w:val="000000" w:themeColor="text1"/>
-          <w:sz w:val="22"/>
-          <w:szCs w:val="22"/>
-        </w:rPr>
         <w:t>@! Find the document that contains CONTROL OF DOCUMENTS, within which it contains Documented procedures for controlling documents, including approval, revision, distribution, storage, archiving, and coordination with regulatory authorities.</w:t>
       </w:r>
     </w:p>
@@ -11503,7 +12360,6 @@
           <w:sz w:val="22"/>
           <w:szCs w:val="22"/>
         </w:rPr>
-        <w:lastRenderedPageBreak/>
         <w:t xml:space="preserve">1. Identify the document where the "Zweck/Purpose" section explicitly contains the whole word “complaint” or “complaints” (case-insensitive). </w:t>
       </w:r>
     </w:p>
@@ -11964,6 +12820,7 @@
           <w:sz w:val="22"/>
           <w:szCs w:val="22"/>
         </w:rPr>
+        <w:lastRenderedPageBreak/>
         <w:t xml:space="preserve"> </w:t>
       </w:r>
     </w:p>
@@ -11984,7 +12841,27 @@
           <w:sz w:val="22"/>
           <w:szCs w:val="22"/>
         </w:rPr>
-        <w:t>@! Find the document that provides SOP for handling technical and medical product complaints and service issues, including investigation, root cause, and regulatory reporting for Thermo Fisher</w:t>
+        <w:t xml:space="preserve">@! Find the document that provides SOP for handling technical and medical product complaints and service issues, including investigation, root cause, and regulatory reporting for </w:t>
+      </w:r>
+      <w:proofErr w:type="spellStart"/>
+      <w:r>
+        <w:rPr>
+          <w:rFonts w:ascii="Aptos" w:eastAsia="Aptos" w:hAnsi="Aptos" w:cs="Aptos"/>
+          <w:color w:val="000000" w:themeColor="text1"/>
+          <w:sz w:val="22"/>
+          <w:szCs w:val="22"/>
+        </w:rPr>
+        <w:t>Thermo</w:t>
+      </w:r>
+      <w:proofErr w:type="spellEnd"/>
+      <w:r>
+        <w:rPr>
+          <w:rFonts w:ascii="Aptos" w:eastAsia="Aptos" w:hAnsi="Aptos" w:cs="Aptos"/>
+          <w:color w:val="000000" w:themeColor="text1"/>
+          <w:sz w:val="22"/>
+          <w:szCs w:val="22"/>
+        </w:rPr>
+        <w:t xml:space="preserve"> Fisher</w:t>
       </w:r>
     </w:p>
     <w:p>
@@ -12153,8 +13030,25 @@
           <w:color w:val="000000" w:themeColor="text1"/>
           <w:lang w:val="en-IN"/>
         </w:rPr>
-        <w:lastRenderedPageBreak/>
-        <w:t>- Extract only the content of the "Ablaufbeschreibung " OR 'Procedure' section Description and give all steps related to product recalls, corrections, health hazard evaluations, and regulatory reporting.</w:t>
+        <w:t>- Extract only the content of the "</w:t>
+      </w:r>
+      <w:proofErr w:type="spellStart"/>
+      <w:r>
+        <w:rPr>
+          <w:rFonts w:ascii="Aptos" w:eastAsia="Aptos" w:hAnsi="Aptos" w:cs="Aptos"/>
+          <w:color w:val="000000" w:themeColor="text1"/>
+          <w:lang w:val="en-IN"/>
+        </w:rPr>
+        <w:t>Ablaufbeschreibung</w:t>
+      </w:r>
+      <w:proofErr w:type="spellEnd"/>
+      <w:r>
+        <w:rPr>
+          <w:rFonts w:ascii="Aptos" w:eastAsia="Aptos" w:hAnsi="Aptos" w:cs="Aptos"/>
+          <w:color w:val="000000" w:themeColor="text1"/>
+          <w:lang w:val="en-IN"/>
+        </w:rPr>
+        <w:t xml:space="preserve"> " OR 'Procedure' section Description and give all steps related to product recalls, corrections, health hazard evaluations, and regulatory reporting.</w:t>
       </w:r>
     </w:p>
     <w:p>
@@ -12355,7 +13249,29 @@
           <w:color w:val="000000" w:themeColor="text1"/>
           <w:lang w:val="en-IN"/>
         </w:rPr>
-        <w:t xml:space="preserve"> for Thermo Fisher Scientific</w:t>
+        <w:t xml:space="preserve"> for </w:t>
+      </w:r>
+      <w:proofErr w:type="spellStart"/>
+      <w:r>
+        <w:rPr>
+          <w:rFonts w:ascii="Aptos" w:eastAsia="Aptos" w:hAnsi="Aptos" w:cs="Aptos"/>
+          <w:b/>
+          <w:bCs/>
+          <w:color w:val="000000" w:themeColor="text1"/>
+          <w:lang w:val="en-IN"/>
+        </w:rPr>
+        <w:t>Thermo</w:t>
+      </w:r>
+      <w:proofErr w:type="spellEnd"/>
+      <w:r>
+        <w:rPr>
+          <w:rFonts w:ascii="Aptos" w:eastAsia="Aptos" w:hAnsi="Aptos" w:cs="Aptos"/>
+          <w:b/>
+          <w:bCs/>
+          <w:color w:val="000000" w:themeColor="text1"/>
+          <w:lang w:val="en-IN"/>
+        </w:rPr>
+        <w:t xml:space="preserve"> Fisher Scientific</w:t>
       </w:r>
     </w:p>
     <w:p>
@@ -12657,7 +13573,6 @@
           <w:rFonts w:ascii="Aptos" w:eastAsia="Aptos" w:hAnsi="Aptos" w:cs="Aptos"/>
           <w:color w:val="000000" w:themeColor="text1"/>
         </w:rPr>
-        <w:lastRenderedPageBreak/>
         <w:t xml:space="preserve">For tables to be extracted, prefix and suffix the table JSON with the </w:t>
       </w:r>
       <w:r>
@@ -12914,7 +13829,23 @@
           <w:rFonts w:ascii="Times New Roman" w:eastAsia="Times New Roman" w:hAnsi="Times New Roman" w:cs="Times New Roman"/>
           <w:color w:val="000000" w:themeColor="text1"/>
         </w:rPr>
-        <w:t>@! Find the documents related to internal audit process, including Auditor Qualification, Auditor Selection, Auditor Selection, and Audit Schedule for Thermo Fisher Scientific.</w:t>
+        <w:t xml:space="preserve">@! Find the documents related to internal audit process, including Auditor Qualification, Auditor Selection, Auditor Selection, and Audit Schedule for </w:t>
+      </w:r>
+      <w:proofErr w:type="spellStart"/>
+      <w:r>
+        <w:rPr>
+          <w:rFonts w:ascii="Times New Roman" w:eastAsia="Times New Roman" w:hAnsi="Times New Roman" w:cs="Times New Roman"/>
+          <w:color w:val="000000" w:themeColor="text1"/>
+        </w:rPr>
+        <w:t>Thermo</w:t>
+      </w:r>
+      <w:proofErr w:type="spellEnd"/>
+      <w:r>
+        <w:rPr>
+          <w:rFonts w:ascii="Times New Roman" w:eastAsia="Times New Roman" w:hAnsi="Times New Roman" w:cs="Times New Roman"/>
+          <w:color w:val="000000" w:themeColor="text1"/>
+        </w:rPr>
+        <w:t xml:space="preserve"> Fisher Scientific.</w:t>
       </w:r>
     </w:p>
     <w:p>
@@ -12989,6 +13920,7 @@
           <w:rFonts w:ascii="Aptos" w:eastAsia="Aptos" w:hAnsi="Aptos" w:cs="Aptos"/>
           <w:color w:val="000000" w:themeColor="text1"/>
         </w:rPr>
+        <w:lastRenderedPageBreak/>
         <w:t>$Text</w:t>
       </w:r>
     </w:p>
@@ -13245,7 +14177,6 @@
           <w:rFonts w:ascii="Aptos" w:eastAsia="Aptos" w:hAnsi="Aptos" w:cs="Aptos"/>
           <w:color w:val="000000" w:themeColor="text1"/>
         </w:rPr>
-        <w:lastRenderedPageBreak/>
         <w:t>-do not omit any information or modify the content in any way. Ensure you to retain the original structure and details.</w:t>
       </w:r>
     </w:p>
@@ -13546,8 +14477,19 @@
           <w:sz w:val="22"/>
           <w:szCs w:val="22"/>
         </w:rPr>
-        <w:t>$Static_Table</w:t>
-      </w:r>
+        <w:t>$</w:t>
+      </w:r>
+      <w:proofErr w:type="spellStart"/>
+      <w:r>
+        <w:rPr>
+          <w:rFonts w:ascii="Aptos" w:eastAsia="Aptos" w:hAnsi="Aptos" w:cs="Aptos"/>
+          <w:color w:val="000000" w:themeColor="text1"/>
+          <w:sz w:val="22"/>
+          <w:szCs w:val="22"/>
+        </w:rPr>
+        <w:t>Static_Table</w:t>
+      </w:r>
+      <w:proofErr w:type="spellEnd"/>
       <w:r>
         <w:rPr>
           <w:rFonts w:ascii="Aptos" w:eastAsia="Aptos" w:hAnsi="Aptos" w:cs="Aptos"/>
@@ -13601,6 +14543,7 @@
                 <w:sz w:val="22"/>
                 <w:szCs w:val="22"/>
               </w:rPr>
+              <w:lastRenderedPageBreak/>
               <w:t>Annexure A: List of A</w:t>
             </w:r>
             <w:bookmarkEnd w:id="2"/>
@@ -16464,7 +17407,6 @@
   <w:style w:type="character" w:default="1" w:styleId="DefaultParagraphFont">
     <w:name w:val="Default Paragraph Font"/>
     <w:uiPriority w:val="1"/>
-    <w:semiHidden/>
     <w:unhideWhenUsed/>
   </w:style>
   <w:style w:type="table" w:default="1" w:styleId="TableNormal">
